--- a/New HSSE Management System 2026/Forms/01-DAN-RPT-HSE-000023__Jun_2026_REV01_Daily_Inspection_Report.docx
+++ b/New HSSE Management System 2026/Forms/01-DAN-RPT-HSE-000023__Jun_2026_REV01_Daily_Inspection_Report.docx
@@ -52,15 +52,15 @@
             <w:pPr>
               <w:spacing w:after="0" w:line="240" w:lineRule="auto"/>
               <w:rPr>
-                <w:rFonts w:ascii="Readex Pro Light" w:eastAsia="Times New Roman" w:hAnsi="Readex Pro Light" w:cs="Readex Pro Light"/>
-                <w:color w:val="FFFFFF" w:themeColor="background1"/>
-                <w:sz w:val="18"/>
-                <w:szCs w:val="18"/>
-              </w:rPr>
-            </w:pPr>
-            <w:r>
-              <w:rPr>
-                <w:rFonts w:ascii="Readex Pro Light" w:eastAsia="Times New Roman" w:hAnsi="Readex Pro Light" w:cs="Readex Pro Light"/>
+                <w:rFonts w:ascii="Tahoma" w:eastAsia="Tahoma" w:hAnsi="Tahoma" w:cs="Tahoma"/>
+                <w:color w:val="FFFFFF" w:themeColor="background1"/>
+                <w:sz w:val="18"/>
+                <w:szCs w:val="18"/>
+              </w:rPr>
+            </w:pPr>
+            <w:r>
+              <w:rPr>
+                <w:rFonts w:ascii="Tahoma" w:eastAsia="Tahoma" w:hAnsi="Tahoma" w:cs="Tahoma"/>
                 <w:color w:val="FFFFFF" w:themeColor="background1"/>
                 <w:sz w:val="18"/>
                 <w:szCs w:val="18"/>
@@ -79,7 +79,7 @@
             <w:pPr>
               <w:spacing w:after="0" w:line="240" w:lineRule="auto"/>
               <w:rPr>
-                <w:rFonts w:ascii="Readex Pro Light" w:eastAsia="Times New Roman" w:hAnsi="Readex Pro Light" w:cs="Readex Pro Light"/>
+                <w:rFonts w:ascii="Tahoma" w:eastAsia="Tahoma" w:hAnsi="Tahoma" w:cs="Tahoma"/>
                 <w:b/>
                 <w:bCs/>
                 <w:sz w:val="18"/>
@@ -99,15 +99,15 @@
             <w:pPr>
               <w:spacing w:after="0" w:line="240" w:lineRule="auto"/>
               <w:rPr>
-                <w:rFonts w:ascii="Readex Pro Light" w:eastAsia="Times New Roman" w:hAnsi="Readex Pro Light" w:cs="Readex Pro Light"/>
-                <w:color w:val="FFFFFF" w:themeColor="background1"/>
-                <w:sz w:val="18"/>
-                <w:szCs w:val="18"/>
-              </w:rPr>
-            </w:pPr>
-            <w:r>
-              <w:rPr>
-                <w:rFonts w:ascii="Readex Pro Light" w:eastAsia="Times New Roman" w:hAnsi="Readex Pro Light" w:cs="Readex Pro Light"/>
+                <w:rFonts w:ascii="Tahoma" w:eastAsia="Tahoma" w:hAnsi="Tahoma" w:cs="Tahoma"/>
+                <w:color w:val="FFFFFF" w:themeColor="background1"/>
+                <w:sz w:val="18"/>
+                <w:szCs w:val="18"/>
+              </w:rPr>
+            </w:pPr>
+            <w:r>
+              <w:rPr>
+                <w:rFonts w:ascii="Tahoma" w:eastAsia="Tahoma" w:hAnsi="Tahoma" w:cs="Tahoma"/>
                 <w:color w:val="FFFFFF" w:themeColor="background1"/>
                 <w:sz w:val="18"/>
                 <w:szCs w:val="18"/>
@@ -126,7 +126,7 @@
             <w:pPr>
               <w:spacing w:after="0" w:line="240" w:lineRule="auto"/>
               <w:rPr>
-                <w:rFonts w:ascii="Readex Pro Light" w:eastAsia="Times New Roman" w:hAnsi="Readex Pro Light" w:cs="Readex Pro Light"/>
+                <w:rFonts w:ascii="Tahoma" w:eastAsia="Tahoma" w:hAnsi="Tahoma" w:cs="Tahoma"/>
                 <w:b/>
                 <w:sz w:val="18"/>
                 <w:szCs w:val="18"/>
@@ -150,15 +150,15 @@
             <w:pPr>
               <w:spacing w:after="0" w:line="240" w:lineRule="auto"/>
               <w:rPr>
-                <w:rFonts w:ascii="Readex Pro Light" w:eastAsia="Times New Roman" w:hAnsi="Readex Pro Light" w:cs="Readex Pro Light"/>
-                <w:color w:val="FFFFFF" w:themeColor="background1"/>
-                <w:sz w:val="18"/>
-                <w:szCs w:val="18"/>
-              </w:rPr>
-            </w:pPr>
-            <w:r>
-              <w:rPr>
-                <w:rFonts w:ascii="Readex Pro Light" w:eastAsia="Times New Roman" w:hAnsi="Readex Pro Light" w:cs="Readex Pro Light"/>
+                <w:rFonts w:ascii="Tahoma" w:eastAsia="Tahoma" w:hAnsi="Tahoma" w:cs="Tahoma"/>
+                <w:color w:val="FFFFFF" w:themeColor="background1"/>
+                <w:sz w:val="18"/>
+                <w:szCs w:val="18"/>
+              </w:rPr>
+            </w:pPr>
+            <w:r>
+              <w:rPr>
+                <w:rFonts w:ascii="Tahoma" w:eastAsia="Tahoma" w:hAnsi="Tahoma" w:cs="Tahoma"/>
                 <w:color w:val="FFFFFF" w:themeColor="background1"/>
                 <w:sz w:val="18"/>
                 <w:szCs w:val="18"/>
@@ -177,7 +177,7 @@
             <w:pPr>
               <w:spacing w:after="0" w:line="240" w:lineRule="auto"/>
               <w:rPr>
-                <w:rFonts w:ascii="Readex Pro Light" w:eastAsia="Times New Roman" w:hAnsi="Readex Pro Light" w:cs="Readex Pro Light"/>
+                <w:rFonts w:ascii="Tahoma" w:eastAsia="Tahoma" w:hAnsi="Tahoma" w:cs="Tahoma"/>
                 <w:sz w:val="18"/>
                 <w:szCs w:val="18"/>
               </w:rPr>
@@ -186,7 +186,7 @@
             <w:proofErr w:type="gramStart"/>
             <w:r>
               <w:rPr>
-                <w:rFonts w:ascii="Readex Pro Light" w:eastAsia="Times New Roman" w:hAnsi="Readex Pro Light" w:cs="Readex Pro Light"/>
+                <w:rFonts w:ascii="Tahoma" w:eastAsia="Tahoma" w:hAnsi="Tahoma" w:cs="Tahoma"/>
                 <w:sz w:val="18"/>
                 <w:szCs w:val="18"/>
               </w:rPr>
@@ -196,7 +196,7 @@
             <w:proofErr w:type="gramEnd"/>
             <w:r>
               <w:rPr>
-                <w:rFonts w:ascii="Readex Pro Light" w:eastAsia="Times New Roman" w:hAnsi="Readex Pro Light" w:cs="Readex Pro Light"/>
+                <w:rFonts w:ascii="Tahoma" w:eastAsia="Tahoma" w:hAnsi="Tahoma" w:cs="Tahoma"/>
                 <w:sz w:val="18"/>
                 <w:szCs w:val="18"/>
               </w:rPr>
@@ -205,7 +205,7 @@
             <w:proofErr w:type="spellStart"/>
             <w:r>
               <w:rPr>
-                <w:rFonts w:ascii="Readex Pro Light" w:eastAsia="Times New Roman" w:hAnsi="Readex Pro Light" w:cs="Readex Pro Light"/>
+                <w:rFonts w:ascii="Tahoma" w:eastAsia="Tahoma" w:hAnsi="Tahoma" w:cs="Tahoma"/>
                 <w:sz w:val="18"/>
                 <w:szCs w:val="18"/>
               </w:rPr>
@@ -214,7 +214,7 @@
             <w:proofErr w:type="spellEnd"/>
             <w:r>
               <w:rPr>
-                <w:rFonts w:ascii="Readex Pro Light" w:eastAsia="Times New Roman" w:hAnsi="Readex Pro Light" w:cs="Readex Pro Light"/>
+                <w:rFonts w:ascii="Tahoma" w:eastAsia="Tahoma" w:hAnsi="Tahoma" w:cs="Tahoma"/>
                 <w:sz w:val="18"/>
                 <w:szCs w:val="18"/>
               </w:rPr>
@@ -233,15 +233,15 @@
             <w:pPr>
               <w:spacing w:after="0" w:line="240" w:lineRule="auto"/>
               <w:rPr>
-                <w:rFonts w:ascii="Readex Pro Light" w:eastAsia="Times New Roman" w:hAnsi="Readex Pro Light" w:cs="Readex Pro Light"/>
-                <w:color w:val="FFFFFF" w:themeColor="background1"/>
-                <w:sz w:val="18"/>
-                <w:szCs w:val="18"/>
-              </w:rPr>
-            </w:pPr>
-            <w:r>
-              <w:rPr>
-                <w:rFonts w:ascii="Readex Pro Light" w:eastAsia="Times New Roman" w:hAnsi="Readex Pro Light" w:cs="Readex Pro Light"/>
+                <w:rFonts w:ascii="Tahoma" w:eastAsia="Tahoma" w:hAnsi="Tahoma" w:cs="Tahoma"/>
+                <w:color w:val="FFFFFF" w:themeColor="background1"/>
+                <w:sz w:val="18"/>
+                <w:szCs w:val="18"/>
+              </w:rPr>
+            </w:pPr>
+            <w:r>
+              <w:rPr>
+                <w:rFonts w:ascii="Tahoma" w:eastAsia="Tahoma" w:hAnsi="Tahoma" w:cs="Tahoma"/>
                 <w:color w:val="FFFFFF" w:themeColor="background1"/>
                 <w:sz w:val="18"/>
                 <w:szCs w:val="18"/>
@@ -260,7 +260,7 @@
             <w:pPr>
               <w:spacing w:after="0" w:line="240" w:lineRule="auto"/>
               <w:rPr>
-                <w:rFonts w:ascii="Readex Pro Light" w:eastAsia="Times New Roman" w:hAnsi="Readex Pro Light" w:cs="Readex Pro Light"/>
+                <w:rFonts w:ascii="Tahoma" w:eastAsia="Tahoma" w:hAnsi="Tahoma" w:cs="Tahoma"/>
                 <w:bCs/>
                 <w:sz w:val="18"/>
                 <w:szCs w:val="18"/>
@@ -285,15 +285,15 @@
             <w:pPr>
               <w:spacing w:after="0" w:line="240" w:lineRule="auto"/>
               <w:rPr>
-                <w:rFonts w:ascii="Readex Pro Light" w:eastAsia="Times New Roman" w:hAnsi="Readex Pro Light" w:cs="Readex Pro Light"/>
-                <w:color w:val="FFFFFF" w:themeColor="background1"/>
-                <w:sz w:val="18"/>
-                <w:szCs w:val="18"/>
-              </w:rPr>
-            </w:pPr>
-            <w:r>
-              <w:rPr>
-                <w:rFonts w:ascii="Readex Pro Light" w:eastAsia="Times New Roman" w:hAnsi="Readex Pro Light" w:cs="Readex Pro Light"/>
+                <w:rFonts w:ascii="Tahoma" w:eastAsia="Tahoma" w:hAnsi="Tahoma" w:cs="Tahoma"/>
+                <w:color w:val="FFFFFF" w:themeColor="background1"/>
+                <w:sz w:val="18"/>
+                <w:szCs w:val="18"/>
+              </w:rPr>
+            </w:pPr>
+            <w:r>
+              <w:rPr>
+                <w:rFonts w:ascii="Tahoma" w:eastAsia="Tahoma" w:hAnsi="Tahoma" w:cs="Tahoma"/>
                 <w:color w:val="FFFFFF" w:themeColor="background1"/>
                 <w:sz w:val="18"/>
                 <w:szCs w:val="18"/>
@@ -312,14 +312,14 @@
             <w:pPr>
               <w:spacing w:after="0" w:line="240" w:lineRule="auto"/>
               <w:rPr>
-                <w:rFonts w:ascii="Readex Pro Light" w:eastAsia="Times New Roman" w:hAnsi="Readex Pro Light" w:cs="Readex Pro Light"/>
-                <w:sz w:val="18"/>
-                <w:szCs w:val="18"/>
-              </w:rPr>
-            </w:pPr>
-            <w:r>
-              <w:rPr>
-                <w:rFonts w:ascii="Readex Pro Light" w:eastAsia="Times New Roman" w:hAnsi="Readex Pro Light" w:cs="Readex Pro Light"/>
+                <w:rFonts w:ascii="Tahoma" w:eastAsia="Tahoma" w:hAnsi="Tahoma" w:cs="Tahoma"/>
+                <w:sz w:val="18"/>
+                <w:szCs w:val="18"/>
+              </w:rPr>
+            </w:pPr>
+            <w:r>
+              <w:rPr>
+                <w:rFonts w:ascii="Tahoma" w:eastAsia="Tahoma" w:hAnsi="Tahoma" w:cs="Tahoma"/>
                 <w:b/>
                 <w:bCs/>
                 <w:sz w:val="18"/>
@@ -329,7 +329,7 @@
             </w:r>
             <w:r>
               <w:rPr>
-                <w:rFonts w:ascii="Readex Pro Light" w:eastAsia="Times New Roman" w:hAnsi="Readex Pro Light" w:cs="Readex Pro Light"/>
+                <w:rFonts w:ascii="Tahoma" w:eastAsia="Tahoma" w:hAnsi="Tahoma" w:cs="Tahoma"/>
                 <w:sz w:val="18"/>
                 <w:szCs w:val="18"/>
               </w:rPr>
@@ -347,14 +347,14 @@
             <w:pPr>
               <w:spacing w:after="0" w:line="240" w:lineRule="auto"/>
               <w:rPr>
-                <w:rFonts w:ascii="Readex Pro Light" w:eastAsia="Times New Roman" w:hAnsi="Readex Pro Light" w:cs="Readex Pro Light"/>
-                <w:sz w:val="18"/>
-                <w:szCs w:val="18"/>
-              </w:rPr>
-            </w:pPr>
-            <w:r>
-              <w:rPr>
-                <w:rFonts w:ascii="Readex Pro Light" w:eastAsia="Times New Roman" w:hAnsi="Readex Pro Light" w:cs="Readex Pro Light"/>
+                <w:rFonts w:ascii="Tahoma" w:eastAsia="Tahoma" w:hAnsi="Tahoma" w:cs="Tahoma"/>
+                <w:sz w:val="18"/>
+                <w:szCs w:val="18"/>
+              </w:rPr>
+            </w:pPr>
+            <w:r>
+              <w:rPr>
+                <w:rFonts w:ascii="Tahoma" w:eastAsia="Tahoma" w:hAnsi="Tahoma" w:cs="Tahoma"/>
                 <w:b/>
                 <w:bCs/>
                 <w:sz w:val="18"/>
@@ -364,7 +364,7 @@
             </w:r>
             <w:r>
               <w:rPr>
-                <w:rFonts w:ascii="Readex Pro Light" w:eastAsia="Times New Roman" w:hAnsi="Readex Pro Light" w:cs="Readex Pro Light"/>
+                <w:rFonts w:ascii="Tahoma" w:eastAsia="Tahoma" w:hAnsi="Tahoma" w:cs="Tahoma"/>
                 <w:sz w:val="18"/>
                 <w:szCs w:val="18"/>
               </w:rPr>
@@ -389,7 +389,7 @@
             <w:pPr>
               <w:spacing w:after="0" w:line="240" w:lineRule="auto"/>
               <w:rPr>
-                <w:rFonts w:ascii="Readex Pro Light" w:eastAsia="Times New Roman" w:hAnsi="Readex Pro Light" w:cs="Readex Pro Light"/>
+                <w:rFonts w:ascii="Tahoma" w:eastAsia="Tahoma" w:hAnsi="Tahoma" w:cs="Tahoma"/>
                 <w:sz w:val="18"/>
                 <w:szCs w:val="18"/>
               </w:rPr>
@@ -406,7 +406,7 @@
             <w:pPr>
               <w:spacing w:after="0" w:line="240" w:lineRule="auto"/>
               <w:rPr>
-                <w:rFonts w:ascii="Readex Pro Light" w:eastAsia="Times New Roman" w:hAnsi="Readex Pro Light" w:cs="Readex Pro Light"/>
+                <w:rFonts w:ascii="Tahoma" w:eastAsia="Tahoma" w:hAnsi="Tahoma" w:cs="Tahoma"/>
                 <w:b/>
                 <w:bCs/>
                 <w:sz w:val="18"/>
@@ -425,14 +425,14 @@
             <w:pPr>
               <w:spacing w:after="0" w:line="240" w:lineRule="auto"/>
               <w:rPr>
-                <w:rFonts w:ascii="Readex Pro Light" w:eastAsia="Times New Roman" w:hAnsi="Readex Pro Light" w:cs="Readex Pro Light"/>
-                <w:sz w:val="18"/>
-                <w:szCs w:val="18"/>
-              </w:rPr>
-            </w:pPr>
-            <w:r>
-              <w:rPr>
-                <w:rFonts w:ascii="Readex Pro Light" w:eastAsia="Times New Roman" w:hAnsi="Readex Pro Light" w:cs="Readex Pro Light"/>
+                <w:rFonts w:ascii="Tahoma" w:eastAsia="Tahoma" w:hAnsi="Tahoma" w:cs="Tahoma"/>
+                <w:sz w:val="18"/>
+                <w:szCs w:val="18"/>
+              </w:rPr>
+            </w:pPr>
+            <w:r>
+              <w:rPr>
+                <w:rFonts w:ascii="Tahoma" w:eastAsia="Tahoma" w:hAnsi="Tahoma" w:cs="Tahoma"/>
                 <w:b/>
                 <w:bCs/>
                 <w:sz w:val="18"/>
@@ -442,7 +442,7 @@
             </w:r>
             <w:r>
               <w:rPr>
-                <w:rFonts w:ascii="Readex Pro Light" w:eastAsia="Times New Roman" w:hAnsi="Readex Pro Light" w:cs="Readex Pro Light"/>
+                <w:rFonts w:ascii="Tahoma" w:eastAsia="Tahoma" w:hAnsi="Tahoma" w:cs="Tahoma"/>
                 <w:sz w:val="18"/>
                 <w:szCs w:val="18"/>
               </w:rPr>
@@ -466,15 +466,15 @@
             <w:pPr>
               <w:spacing w:after="0" w:line="240" w:lineRule="auto"/>
               <w:rPr>
-                <w:rFonts w:ascii="Readex Pro Light" w:eastAsia="Times New Roman" w:hAnsi="Readex Pro Light" w:cs="Readex Pro Light"/>
-                <w:color w:val="FFFFFF" w:themeColor="background1"/>
-                <w:sz w:val="18"/>
-                <w:szCs w:val="18"/>
-              </w:rPr>
-            </w:pPr>
-            <w:r>
-              <w:rPr>
-                <w:rFonts w:ascii="Readex Pro Light" w:eastAsia="Times New Roman" w:hAnsi="Readex Pro Light" w:cs="Readex Pro Light"/>
+                <w:rFonts w:ascii="Tahoma" w:eastAsia="Tahoma" w:hAnsi="Tahoma" w:cs="Tahoma"/>
+                <w:color w:val="FFFFFF" w:themeColor="background1"/>
+                <w:sz w:val="18"/>
+                <w:szCs w:val="18"/>
+              </w:rPr>
+            </w:pPr>
+            <w:r>
+              <w:rPr>
+                <w:rFonts w:ascii="Tahoma" w:eastAsia="Tahoma" w:hAnsi="Tahoma" w:cs="Tahoma"/>
                 <w:color w:val="FFFFFF" w:themeColor="background1"/>
                 <w:sz w:val="18"/>
                 <w:szCs w:val="18"/>
@@ -498,15 +498,15 @@
               <w:spacing w:after="0" w:line="240" w:lineRule="auto"/>
               <w:jc w:val="center"/>
               <w:rPr>
-                <w:rFonts w:ascii="Readex Pro Light" w:eastAsia="Times New Roman" w:hAnsi="Readex Pro Light" w:cs="Readex Pro Light"/>
-                <w:color w:val="FFFFFF" w:themeColor="background1"/>
-                <w:sz w:val="18"/>
-                <w:szCs w:val="18"/>
-              </w:rPr>
-            </w:pPr>
-            <w:r>
-              <w:rPr>
-                <w:rFonts w:ascii="Readex Pro Light" w:eastAsia="Times New Roman" w:hAnsi="Readex Pro Light" w:cs="Readex Pro Light"/>
+                <w:rFonts w:ascii="Tahoma" w:eastAsia="Tahoma" w:hAnsi="Tahoma" w:cs="Tahoma"/>
+                <w:color w:val="FFFFFF" w:themeColor="background1"/>
+                <w:sz w:val="18"/>
+                <w:szCs w:val="18"/>
+              </w:rPr>
+            </w:pPr>
+            <w:r>
+              <w:rPr>
+                <w:rFonts w:ascii="Tahoma" w:eastAsia="Tahoma" w:hAnsi="Tahoma" w:cs="Tahoma"/>
                 <w:color w:val="FFFFFF" w:themeColor="background1"/>
                 <w:sz w:val="18"/>
                 <w:szCs w:val="18"/>
@@ -526,14 +526,14 @@
               <w:spacing w:after="0" w:line="240" w:lineRule="auto"/>
               <w:jc w:val="center"/>
               <w:rPr>
-                <w:rFonts w:ascii="Readex Pro Light" w:eastAsia="Times New Roman" w:hAnsi="Readex Pro Light" w:cs="Readex Pro Light"/>
-                <w:sz w:val="18"/>
-                <w:szCs w:val="18"/>
-              </w:rPr>
-            </w:pPr>
-            <w:r>
-              <w:rPr>
-                <w:rFonts w:ascii="Readex Pro Light" w:eastAsia="Times New Roman" w:hAnsi="Readex Pro Light" w:cs="Readex Pro Light"/>
+                <w:rFonts w:ascii="Tahoma" w:eastAsia="Tahoma" w:hAnsi="Tahoma" w:cs="Tahoma"/>
+                <w:sz w:val="18"/>
+                <w:szCs w:val="18"/>
+              </w:rPr>
+            </w:pPr>
+            <w:r>
+              <w:rPr>
+                <w:rFonts w:ascii="Tahoma" w:eastAsia="Tahoma" w:hAnsi="Tahoma" w:cs="Tahoma"/>
                 <w:sz w:val="18"/>
                 <w:szCs w:val="18"/>
               </w:rPr>
@@ -552,15 +552,15 @@
               <w:spacing w:after="0" w:line="240" w:lineRule="auto"/>
               <w:jc w:val="center"/>
               <w:rPr>
-                <w:rFonts w:ascii="Readex Pro Light" w:eastAsia="Times New Roman" w:hAnsi="Readex Pro Light" w:cs="Readex Pro Light"/>
-                <w:color w:val="FFFFFF" w:themeColor="background1"/>
-                <w:sz w:val="18"/>
-                <w:szCs w:val="18"/>
-              </w:rPr>
-            </w:pPr>
-            <w:r>
-              <w:rPr>
-                <w:rFonts w:ascii="Readex Pro Light" w:eastAsia="Times New Roman" w:hAnsi="Readex Pro Light" w:cs="Readex Pro Light"/>
+                <w:rFonts w:ascii="Tahoma" w:eastAsia="Tahoma" w:hAnsi="Tahoma" w:cs="Tahoma"/>
+                <w:color w:val="FFFFFF" w:themeColor="background1"/>
+                <w:sz w:val="18"/>
+                <w:szCs w:val="18"/>
+              </w:rPr>
+            </w:pPr>
+            <w:r>
+              <w:rPr>
+                <w:rFonts w:ascii="Tahoma" w:eastAsia="Tahoma" w:hAnsi="Tahoma" w:cs="Tahoma"/>
                 <w:color w:val="FFFFFF" w:themeColor="background1"/>
                 <w:sz w:val="18"/>
                 <w:szCs w:val="18"/>
@@ -580,14 +580,14 @@
               <w:spacing w:after="0" w:line="240" w:lineRule="auto"/>
               <w:jc w:val="center"/>
               <w:rPr>
-                <w:rFonts w:ascii="Readex Pro Light" w:eastAsia="Times New Roman" w:hAnsi="Readex Pro Light" w:cs="Readex Pro Light"/>
-                <w:sz w:val="18"/>
-                <w:szCs w:val="18"/>
-              </w:rPr>
-            </w:pPr>
-            <w:r>
-              <w:rPr>
-                <w:rFonts w:ascii="Readex Pro Light" w:eastAsia="Times New Roman" w:hAnsi="Readex Pro Light" w:cs="Readex Pro Light"/>
+                <w:rFonts w:ascii="Tahoma" w:eastAsia="Tahoma" w:hAnsi="Tahoma" w:cs="Tahoma"/>
+                <w:sz w:val="18"/>
+                <w:szCs w:val="18"/>
+              </w:rPr>
+            </w:pPr>
+            <w:r>
+              <w:rPr>
+                <w:rFonts w:ascii="Tahoma" w:eastAsia="Tahoma" w:hAnsi="Tahoma" w:cs="Tahoma"/>
                 <w:sz w:val="18"/>
                 <w:szCs w:val="18"/>
               </w:rPr>
@@ -606,15 +606,15 @@
               <w:spacing w:after="0" w:line="240" w:lineRule="auto"/>
               <w:jc w:val="center"/>
               <w:rPr>
-                <w:rFonts w:ascii="Readex Pro Light" w:eastAsia="Times New Roman" w:hAnsi="Readex Pro Light" w:cs="Readex Pro Light"/>
-                <w:color w:val="FFFFFF" w:themeColor="background1"/>
-                <w:sz w:val="18"/>
-                <w:szCs w:val="18"/>
-              </w:rPr>
-            </w:pPr>
-            <w:r>
-              <w:rPr>
-                <w:rFonts w:ascii="Readex Pro Light" w:eastAsia="Times New Roman" w:hAnsi="Readex Pro Light" w:cs="Readex Pro Light"/>
+                <w:rFonts w:ascii="Tahoma" w:eastAsia="Tahoma" w:hAnsi="Tahoma" w:cs="Tahoma"/>
+                <w:color w:val="FFFFFF" w:themeColor="background1"/>
+                <w:sz w:val="18"/>
+                <w:szCs w:val="18"/>
+              </w:rPr>
+            </w:pPr>
+            <w:r>
+              <w:rPr>
+                <w:rFonts w:ascii="Tahoma" w:eastAsia="Tahoma" w:hAnsi="Tahoma" w:cs="Tahoma"/>
                 <w:color w:val="FFFFFF" w:themeColor="background1"/>
                 <w:sz w:val="18"/>
                 <w:szCs w:val="18"/>
@@ -634,14 +634,14 @@
               <w:spacing w:after="0" w:line="240" w:lineRule="auto"/>
               <w:jc w:val="center"/>
               <w:rPr>
-                <w:rFonts w:ascii="Readex Pro Light" w:eastAsia="Times New Roman" w:hAnsi="Readex Pro Light" w:cs="Readex Pro Light"/>
-                <w:sz w:val="18"/>
-                <w:szCs w:val="18"/>
-              </w:rPr>
-            </w:pPr>
-            <w:r>
-              <w:rPr>
-                <w:rFonts w:ascii="Readex Pro Light" w:eastAsia="Times New Roman" w:hAnsi="Readex Pro Light" w:cs="Readex Pro Light"/>
+                <w:rFonts w:ascii="Tahoma" w:eastAsia="Tahoma" w:hAnsi="Tahoma" w:cs="Tahoma"/>
+                <w:sz w:val="18"/>
+                <w:szCs w:val="18"/>
+              </w:rPr>
+            </w:pPr>
+            <w:r>
+              <w:rPr>
+                <w:rFonts w:ascii="Tahoma" w:eastAsia="Tahoma" w:hAnsi="Tahoma" w:cs="Tahoma"/>
                 <w:sz w:val="18"/>
                 <w:szCs w:val="18"/>
               </w:rPr>
@@ -660,15 +660,15 @@
               <w:spacing w:after="0" w:line="240" w:lineRule="auto"/>
               <w:jc w:val="center"/>
               <w:rPr>
-                <w:rFonts w:ascii="Readex Pro Light" w:eastAsia="Times New Roman" w:hAnsi="Readex Pro Light" w:cs="Readex Pro Light"/>
-                <w:color w:val="FFFFFF" w:themeColor="background1"/>
-                <w:sz w:val="18"/>
-                <w:szCs w:val="18"/>
-              </w:rPr>
-            </w:pPr>
-            <w:r>
-              <w:rPr>
-                <w:rFonts w:ascii="Readex Pro Light" w:eastAsia="Calibri" w:hAnsi="Readex Pro Light" w:cs="Readex Pro Light"/>
+                <w:rFonts w:ascii="Tahoma" w:eastAsia="Tahoma" w:hAnsi="Tahoma" w:cs="Tahoma"/>
+                <w:color w:val="FFFFFF" w:themeColor="background1"/>
+                <w:sz w:val="18"/>
+                <w:szCs w:val="18"/>
+              </w:rPr>
+            </w:pPr>
+            <w:r>
+              <w:rPr>
+                <w:rFonts w:ascii="Tahoma" w:eastAsia="Tahoma" w:hAnsi="Tahoma" w:cs="Tahoma"/>
                 <w:color w:val="FFFFFF" w:themeColor="background1"/>
                 <w:sz w:val="18"/>
                 <w:szCs w:val="18"/>
@@ -689,14 +689,14 @@
               <w:spacing w:after="0" w:line="240" w:lineRule="auto"/>
               <w:jc w:val="center"/>
               <w:rPr>
-                <w:rFonts w:ascii="Readex Pro Light" w:eastAsia="Times New Roman" w:hAnsi="Readex Pro Light" w:cs="Readex Pro Light"/>
-                <w:sz w:val="18"/>
-                <w:szCs w:val="18"/>
-              </w:rPr>
-            </w:pPr>
-            <w:r>
-              <w:rPr>
-                <w:rFonts w:ascii="Readex Pro Light" w:eastAsia="Times New Roman" w:hAnsi="Readex Pro Light" w:cs="Readex Pro Light"/>
+                <w:rFonts w:ascii="Tahoma" w:eastAsia="Tahoma" w:hAnsi="Tahoma" w:cs="Tahoma"/>
+                <w:sz w:val="18"/>
+                <w:szCs w:val="18"/>
+              </w:rPr>
+            </w:pPr>
+            <w:r>
+              <w:rPr>
+                <w:rFonts w:ascii="Tahoma" w:eastAsia="Tahoma" w:hAnsi="Tahoma" w:cs="Tahoma"/>
                 <w:sz w:val="18"/>
                 <w:szCs w:val="18"/>
               </w:rPr>
@@ -719,15 +719,15 @@
               <w:spacing w:after="0" w:line="240" w:lineRule="auto"/>
               <w:jc w:val="center"/>
               <w:rPr>
-                <w:rFonts w:ascii="Readex Pro Light" w:eastAsia="Times New Roman" w:hAnsi="Readex Pro Light" w:cs="Readex Pro Light"/>
-                <w:color w:val="FFFFFF" w:themeColor="background1"/>
-                <w:sz w:val="18"/>
-                <w:szCs w:val="18"/>
-              </w:rPr>
-            </w:pPr>
-            <w:r>
-              <w:rPr>
-                <w:rFonts w:ascii="Readex Pro Light" w:eastAsia="Times New Roman" w:hAnsi="Readex Pro Light" w:cs="Readex Pro Light"/>
+                <w:rFonts w:ascii="Tahoma" w:eastAsia="Tahoma" w:hAnsi="Tahoma" w:cs="Tahoma"/>
+                <w:color w:val="FFFFFF" w:themeColor="background1"/>
+                <w:sz w:val="18"/>
+                <w:szCs w:val="18"/>
+              </w:rPr>
+            </w:pPr>
+            <w:r>
+              <w:rPr>
+                <w:rFonts w:ascii="Tahoma" w:eastAsia="Tahoma" w:hAnsi="Tahoma" w:cs="Tahoma"/>
                 <w:color w:val="FFFFFF" w:themeColor="background1"/>
                 <w:sz w:val="18"/>
                 <w:szCs w:val="18"/>
@@ -747,14 +747,14 @@
               <w:spacing w:after="0" w:line="240" w:lineRule="auto"/>
               <w:jc w:val="center"/>
               <w:rPr>
-                <w:rFonts w:ascii="Readex Pro Light" w:eastAsia="Times New Roman" w:hAnsi="Readex Pro Light" w:cs="Readex Pro Light"/>
-                <w:sz w:val="18"/>
-                <w:szCs w:val="18"/>
-              </w:rPr>
-            </w:pPr>
-            <w:r>
-              <w:rPr>
-                <w:rFonts w:ascii="Readex Pro Light" w:eastAsia="Times New Roman" w:hAnsi="Readex Pro Light" w:cs="Readex Pro Light"/>
+                <w:rFonts w:ascii="Tahoma" w:eastAsia="Tahoma" w:hAnsi="Tahoma" w:cs="Tahoma"/>
+                <w:sz w:val="18"/>
+                <w:szCs w:val="18"/>
+              </w:rPr>
+            </w:pPr>
+            <w:r>
+              <w:rPr>
+                <w:rFonts w:ascii="Tahoma" w:eastAsia="Tahoma" w:hAnsi="Tahoma" w:cs="Tahoma"/>
                 <w:sz w:val="18"/>
                 <w:szCs w:val="18"/>
               </w:rPr>
@@ -773,15 +773,15 @@
               <w:spacing w:after="0" w:line="240" w:lineRule="auto"/>
               <w:jc w:val="center"/>
               <w:rPr>
-                <w:rFonts w:ascii="Readex Pro Light" w:eastAsia="Times New Roman" w:hAnsi="Readex Pro Light" w:cs="Readex Pro Light"/>
-                <w:color w:val="FFFFFF" w:themeColor="background1"/>
-                <w:sz w:val="18"/>
-                <w:szCs w:val="18"/>
-              </w:rPr>
-            </w:pPr>
-            <w:r>
-              <w:rPr>
-                <w:rFonts w:ascii="Readex Pro Light" w:eastAsia="Times New Roman" w:hAnsi="Readex Pro Light" w:cs="Readex Pro Light"/>
+                <w:rFonts w:ascii="Tahoma" w:eastAsia="Tahoma" w:hAnsi="Tahoma" w:cs="Tahoma"/>
+                <w:color w:val="FFFFFF" w:themeColor="background1"/>
+                <w:sz w:val="18"/>
+                <w:szCs w:val="18"/>
+              </w:rPr>
+            </w:pPr>
+            <w:r>
+              <w:rPr>
+                <w:rFonts w:ascii="Tahoma" w:eastAsia="Tahoma" w:hAnsi="Tahoma" w:cs="Tahoma"/>
                 <w:color w:val="FFFFFF" w:themeColor="background1"/>
                 <w:sz w:val="18"/>
                 <w:szCs w:val="18"/>
@@ -801,14 +801,14 @@
               <w:spacing w:after="0" w:line="240" w:lineRule="auto"/>
               <w:jc w:val="center"/>
               <w:rPr>
-                <w:rFonts w:ascii="Readex Pro Light" w:eastAsia="Times New Roman" w:hAnsi="Readex Pro Light" w:cs="Readex Pro Light"/>
-                <w:sz w:val="18"/>
-                <w:szCs w:val="18"/>
-              </w:rPr>
-            </w:pPr>
-            <w:r>
-              <w:rPr>
-                <w:rFonts w:ascii="Readex Pro Light" w:eastAsia="Times New Roman" w:hAnsi="Readex Pro Light" w:cs="Readex Pro Light"/>
+                <w:rFonts w:ascii="Tahoma" w:eastAsia="Tahoma" w:hAnsi="Tahoma" w:cs="Tahoma"/>
+                <w:sz w:val="18"/>
+                <w:szCs w:val="18"/>
+              </w:rPr>
+            </w:pPr>
+            <w:r>
+              <w:rPr>
+                <w:rFonts w:ascii="Tahoma" w:eastAsia="Tahoma" w:hAnsi="Tahoma" w:cs="Tahoma"/>
                 <w:sz w:val="18"/>
                 <w:szCs w:val="18"/>
               </w:rPr>
@@ -827,15 +827,15 @@
               <w:spacing w:after="0" w:line="240" w:lineRule="auto"/>
               <w:jc w:val="center"/>
               <w:rPr>
-                <w:rFonts w:ascii="Readex Pro Light" w:eastAsia="Times New Roman" w:hAnsi="Readex Pro Light" w:cs="Readex Pro Light"/>
-                <w:color w:val="FFFFFF" w:themeColor="background1"/>
-                <w:sz w:val="18"/>
-                <w:szCs w:val="18"/>
-              </w:rPr>
-            </w:pPr>
-            <w:r>
-              <w:rPr>
-                <w:rFonts w:ascii="Readex Pro Light" w:eastAsia="Times New Roman" w:hAnsi="Readex Pro Light" w:cs="Readex Pro Light"/>
+                <w:rFonts w:ascii="Tahoma" w:eastAsia="Tahoma" w:hAnsi="Tahoma" w:cs="Tahoma"/>
+                <w:color w:val="FFFFFF" w:themeColor="background1"/>
+                <w:sz w:val="18"/>
+                <w:szCs w:val="18"/>
+              </w:rPr>
+            </w:pPr>
+            <w:r>
+              <w:rPr>
+                <w:rFonts w:ascii="Tahoma" w:eastAsia="Tahoma" w:hAnsi="Tahoma" w:cs="Tahoma"/>
                 <w:color w:val="FFFFFF" w:themeColor="background1"/>
                 <w:sz w:val="18"/>
                 <w:szCs w:val="18"/>
@@ -855,14 +855,14 @@
               <w:spacing w:after="0" w:line="240" w:lineRule="auto"/>
               <w:jc w:val="center"/>
               <w:rPr>
-                <w:rFonts w:ascii="Readex Pro Light" w:eastAsia="Times New Roman" w:hAnsi="Readex Pro Light" w:cs="Readex Pro Light"/>
-                <w:sz w:val="18"/>
-                <w:szCs w:val="18"/>
-              </w:rPr>
-            </w:pPr>
-            <w:r>
-              <w:rPr>
-                <w:rFonts w:ascii="Readex Pro Light" w:eastAsia="Times New Roman" w:hAnsi="Readex Pro Light" w:cs="Readex Pro Light"/>
+                <w:rFonts w:ascii="Tahoma" w:eastAsia="Tahoma" w:hAnsi="Tahoma" w:cs="Tahoma"/>
+                <w:sz w:val="18"/>
+                <w:szCs w:val="18"/>
+              </w:rPr>
+            </w:pPr>
+            <w:r>
+              <w:rPr>
+                <w:rFonts w:ascii="Tahoma" w:eastAsia="Tahoma" w:hAnsi="Tahoma" w:cs="Tahoma"/>
                 <w:sz w:val="18"/>
                 <w:szCs w:val="18"/>
               </w:rPr>
@@ -881,15 +881,15 @@
               <w:spacing w:after="0" w:line="240" w:lineRule="auto"/>
               <w:jc w:val="center"/>
               <w:rPr>
-                <w:rFonts w:ascii="Readex Pro Light" w:eastAsia="Times New Roman" w:hAnsi="Readex Pro Light" w:cs="Readex Pro Light"/>
-                <w:color w:val="FFFFFF" w:themeColor="background1"/>
-                <w:sz w:val="18"/>
-                <w:szCs w:val="18"/>
-              </w:rPr>
-            </w:pPr>
-            <w:r>
-              <w:rPr>
-                <w:rFonts w:ascii="Readex Pro Light" w:eastAsia="Times New Roman" w:hAnsi="Readex Pro Light" w:cs="Readex Pro Light"/>
+                <w:rFonts w:ascii="Tahoma" w:eastAsia="Tahoma" w:hAnsi="Tahoma" w:cs="Tahoma"/>
+                <w:color w:val="FFFFFF" w:themeColor="background1"/>
+                <w:sz w:val="18"/>
+                <w:szCs w:val="18"/>
+              </w:rPr>
+            </w:pPr>
+            <w:r>
+              <w:rPr>
+                <w:rFonts w:ascii="Tahoma" w:eastAsia="Tahoma" w:hAnsi="Tahoma" w:cs="Tahoma"/>
                 <w:color w:val="FFFFFF" w:themeColor="background1"/>
                 <w:sz w:val="18"/>
                 <w:szCs w:val="18"/>
@@ -909,14 +909,14 @@
               <w:spacing w:after="0" w:line="240" w:lineRule="auto"/>
               <w:jc w:val="center"/>
               <w:rPr>
-                <w:rFonts w:ascii="Readex Pro Light" w:eastAsia="Times New Roman" w:hAnsi="Readex Pro Light" w:cs="Readex Pro Light"/>
-                <w:sz w:val="18"/>
-                <w:szCs w:val="18"/>
-              </w:rPr>
-            </w:pPr>
-            <w:r>
-              <w:rPr>
-                <w:rFonts w:ascii="Readex Pro Light" w:eastAsia="Times New Roman" w:hAnsi="Readex Pro Light" w:cs="Readex Pro Light"/>
+                <w:rFonts w:ascii="Tahoma" w:eastAsia="Tahoma" w:hAnsi="Tahoma" w:cs="Tahoma"/>
+                <w:sz w:val="18"/>
+                <w:szCs w:val="18"/>
+              </w:rPr>
+            </w:pPr>
+            <w:r>
+              <w:rPr>
+                <w:rFonts w:ascii="Tahoma" w:eastAsia="Tahoma" w:hAnsi="Tahoma" w:cs="Tahoma"/>
                 <w:sz w:val="18"/>
                 <w:szCs w:val="18"/>
               </w:rPr>
@@ -939,15 +939,15 @@
               <w:spacing w:after="0" w:line="240" w:lineRule="auto"/>
               <w:jc w:val="center"/>
               <w:rPr>
-                <w:rFonts w:ascii="Readex Pro Light" w:eastAsia="Times New Roman" w:hAnsi="Readex Pro Light" w:cs="Readex Pro Light"/>
-                <w:color w:val="FFFFFF" w:themeColor="background1"/>
-                <w:sz w:val="18"/>
-                <w:szCs w:val="18"/>
-              </w:rPr>
-            </w:pPr>
-            <w:r>
-              <w:rPr>
-                <w:rFonts w:ascii="Readex Pro Light" w:eastAsia="Times New Roman" w:hAnsi="Readex Pro Light" w:cs="Readex Pro Light"/>
+                <w:rFonts w:ascii="Tahoma" w:eastAsia="Tahoma" w:hAnsi="Tahoma" w:cs="Tahoma"/>
+                <w:color w:val="FFFFFF" w:themeColor="background1"/>
+                <w:sz w:val="18"/>
+                <w:szCs w:val="18"/>
+              </w:rPr>
+            </w:pPr>
+            <w:r>
+              <w:rPr>
+                <w:rFonts w:ascii="Tahoma" w:eastAsia="Tahoma" w:hAnsi="Tahoma" w:cs="Tahoma"/>
                 <w:color w:val="FFFFFF" w:themeColor="background1"/>
                 <w:sz w:val="18"/>
                 <w:szCs w:val="18"/>
@@ -967,14 +967,14 @@
               <w:spacing w:after="0" w:line="240" w:lineRule="auto"/>
               <w:jc w:val="center"/>
               <w:rPr>
-                <w:rFonts w:ascii="Readex Pro Light" w:eastAsia="Times New Roman" w:hAnsi="Readex Pro Light" w:cs="Readex Pro Light"/>
-                <w:sz w:val="18"/>
-                <w:szCs w:val="18"/>
-              </w:rPr>
-            </w:pPr>
-            <w:r>
-              <w:rPr>
-                <w:rFonts w:ascii="Readex Pro Light" w:eastAsia="Times New Roman" w:hAnsi="Readex Pro Light" w:cs="Readex Pro Light"/>
+                <w:rFonts w:ascii="Tahoma" w:eastAsia="Tahoma" w:hAnsi="Tahoma" w:cs="Tahoma"/>
+                <w:sz w:val="18"/>
+                <w:szCs w:val="18"/>
+              </w:rPr>
+            </w:pPr>
+            <w:r>
+              <w:rPr>
+                <w:rFonts w:ascii="Tahoma" w:eastAsia="Tahoma" w:hAnsi="Tahoma" w:cs="Tahoma"/>
                 <w:sz w:val="18"/>
                 <w:szCs w:val="18"/>
               </w:rPr>
@@ -993,15 +993,15 @@
               <w:spacing w:after="0" w:line="240" w:lineRule="auto"/>
               <w:jc w:val="center"/>
               <w:rPr>
-                <w:rFonts w:ascii="Readex Pro Light" w:eastAsia="Times New Roman" w:hAnsi="Readex Pro Light" w:cs="Readex Pro Light"/>
-                <w:color w:val="FFFFFF" w:themeColor="background1"/>
-                <w:sz w:val="18"/>
-                <w:szCs w:val="18"/>
-              </w:rPr>
-            </w:pPr>
-            <w:r>
-              <w:rPr>
-                <w:rFonts w:ascii="Readex Pro Light" w:eastAsia="Times New Roman" w:hAnsi="Readex Pro Light" w:cs="Readex Pro Light"/>
+                <w:rFonts w:ascii="Tahoma" w:eastAsia="Tahoma" w:hAnsi="Tahoma" w:cs="Tahoma"/>
+                <w:color w:val="FFFFFF" w:themeColor="background1"/>
+                <w:sz w:val="18"/>
+                <w:szCs w:val="18"/>
+              </w:rPr>
+            </w:pPr>
+            <w:r>
+              <w:rPr>
+                <w:rFonts w:ascii="Tahoma" w:eastAsia="Tahoma" w:hAnsi="Tahoma" w:cs="Tahoma"/>
                 <w:color w:val="FFFFFF" w:themeColor="background1"/>
                 <w:sz w:val="18"/>
                 <w:szCs w:val="18"/>
@@ -1021,14 +1021,14 @@
               <w:spacing w:after="0" w:line="240" w:lineRule="auto"/>
               <w:jc w:val="center"/>
               <w:rPr>
-                <w:rFonts w:ascii="Readex Pro Light" w:eastAsia="Times New Roman" w:hAnsi="Readex Pro Light" w:cs="Readex Pro Light"/>
-                <w:sz w:val="18"/>
-                <w:szCs w:val="18"/>
-              </w:rPr>
-            </w:pPr>
-            <w:r>
-              <w:rPr>
-                <w:rFonts w:ascii="Readex Pro Light" w:eastAsia="Times New Roman" w:hAnsi="Readex Pro Light" w:cs="Readex Pro Light"/>
+                <w:rFonts w:ascii="Tahoma" w:eastAsia="Tahoma" w:hAnsi="Tahoma" w:cs="Tahoma"/>
+                <w:sz w:val="18"/>
+                <w:szCs w:val="18"/>
+              </w:rPr>
+            </w:pPr>
+            <w:r>
+              <w:rPr>
+                <w:rFonts w:ascii="Tahoma" w:eastAsia="Tahoma" w:hAnsi="Tahoma" w:cs="Tahoma"/>
                 <w:sz w:val="18"/>
                 <w:szCs w:val="18"/>
               </w:rPr>
@@ -1047,15 +1047,15 @@
               <w:spacing w:after="0" w:line="240" w:lineRule="auto"/>
               <w:jc w:val="center"/>
               <w:rPr>
-                <w:rFonts w:ascii="Readex Pro Light" w:eastAsia="Times New Roman" w:hAnsi="Readex Pro Light" w:cs="Readex Pro Light"/>
-                <w:color w:val="FFFFFF" w:themeColor="background1"/>
-                <w:sz w:val="18"/>
-                <w:szCs w:val="18"/>
-              </w:rPr>
-            </w:pPr>
-            <w:r>
-              <w:rPr>
-                <w:rFonts w:ascii="Readex Pro Light" w:eastAsia="Times New Roman" w:hAnsi="Readex Pro Light" w:cs="Readex Pro Light"/>
+                <w:rFonts w:ascii="Tahoma" w:eastAsia="Tahoma" w:hAnsi="Tahoma" w:cs="Tahoma"/>
+                <w:color w:val="FFFFFF" w:themeColor="background1"/>
+                <w:sz w:val="18"/>
+                <w:szCs w:val="18"/>
+              </w:rPr>
+            </w:pPr>
+            <w:r>
+              <w:rPr>
+                <w:rFonts w:ascii="Tahoma" w:eastAsia="Tahoma" w:hAnsi="Tahoma" w:cs="Tahoma"/>
                 <w:color w:val="FFFFFF" w:themeColor="background1"/>
                 <w:sz w:val="18"/>
                 <w:szCs w:val="18"/>
@@ -1075,14 +1075,14 @@
               <w:spacing w:after="0" w:line="240" w:lineRule="auto"/>
               <w:jc w:val="center"/>
               <w:rPr>
-                <w:rFonts w:ascii="Readex Pro Light" w:eastAsia="Times New Roman" w:hAnsi="Readex Pro Light" w:cs="Readex Pro Light"/>
-                <w:sz w:val="18"/>
-                <w:szCs w:val="18"/>
-              </w:rPr>
-            </w:pPr>
-            <w:r>
-              <w:rPr>
-                <w:rFonts w:ascii="Readex Pro Light" w:eastAsia="Times New Roman" w:hAnsi="Readex Pro Light" w:cs="Readex Pro Light"/>
+                <w:rFonts w:ascii="Tahoma" w:eastAsia="Tahoma" w:hAnsi="Tahoma" w:cs="Tahoma"/>
+                <w:sz w:val="18"/>
+                <w:szCs w:val="18"/>
+              </w:rPr>
+            </w:pPr>
+            <w:r>
+              <w:rPr>
+                <w:rFonts w:ascii="Tahoma" w:eastAsia="Tahoma" w:hAnsi="Tahoma" w:cs="Tahoma"/>
                 <w:sz w:val="18"/>
                 <w:szCs w:val="18"/>
               </w:rPr>
@@ -1101,15 +1101,15 @@
               <w:spacing w:after="0" w:line="240" w:lineRule="auto"/>
               <w:jc w:val="center"/>
               <w:rPr>
-                <w:rFonts w:ascii="Readex Pro Light" w:eastAsia="Times New Roman" w:hAnsi="Readex Pro Light" w:cs="Readex Pro Light"/>
-                <w:color w:val="FFFFFF" w:themeColor="background1"/>
-                <w:sz w:val="18"/>
-                <w:szCs w:val="18"/>
-              </w:rPr>
-            </w:pPr>
-            <w:r>
-              <w:rPr>
-                <w:rFonts w:ascii="Readex Pro Light" w:eastAsia="Times New Roman" w:hAnsi="Readex Pro Light" w:cs="Readex Pro Light"/>
+                <w:rFonts w:ascii="Tahoma" w:eastAsia="Tahoma" w:hAnsi="Tahoma" w:cs="Tahoma"/>
+                <w:color w:val="FFFFFF" w:themeColor="background1"/>
+                <w:sz w:val="18"/>
+                <w:szCs w:val="18"/>
+              </w:rPr>
+            </w:pPr>
+            <w:r>
+              <w:rPr>
+                <w:rFonts w:ascii="Tahoma" w:eastAsia="Tahoma" w:hAnsi="Tahoma" w:cs="Tahoma"/>
                 <w:color w:val="FFFFFF" w:themeColor="background1"/>
                 <w:sz w:val="18"/>
                 <w:szCs w:val="18"/>
@@ -1129,14 +1129,14 @@
               <w:spacing w:after="0" w:line="240" w:lineRule="auto"/>
               <w:jc w:val="center"/>
               <w:rPr>
-                <w:rFonts w:ascii="Readex Pro Light" w:eastAsia="Times New Roman" w:hAnsi="Readex Pro Light" w:cs="Readex Pro Light"/>
-                <w:sz w:val="18"/>
-                <w:szCs w:val="18"/>
-              </w:rPr>
-            </w:pPr>
-            <w:r>
-              <w:rPr>
-                <w:rFonts w:ascii="Readex Pro Light" w:eastAsia="Times New Roman" w:hAnsi="Readex Pro Light" w:cs="Readex Pro Light"/>
+                <w:rFonts w:ascii="Tahoma" w:eastAsia="Tahoma" w:hAnsi="Tahoma" w:cs="Tahoma"/>
+                <w:sz w:val="18"/>
+                <w:szCs w:val="18"/>
+              </w:rPr>
+            </w:pPr>
+            <w:r>
+              <w:rPr>
+                <w:rFonts w:ascii="Tahoma" w:eastAsia="Tahoma" w:hAnsi="Tahoma" w:cs="Tahoma"/>
                 <w:sz w:val="18"/>
                 <w:szCs w:val="18"/>
               </w:rPr>
@@ -1159,15 +1159,15 @@
               <w:spacing w:after="0" w:line="240" w:lineRule="auto"/>
               <w:jc w:val="center"/>
               <w:rPr>
-                <w:rFonts w:ascii="Readex Pro Light" w:eastAsia="Times New Roman" w:hAnsi="Readex Pro Light" w:cs="Readex Pro Light"/>
-                <w:color w:val="FFFFFF" w:themeColor="background1"/>
-                <w:sz w:val="18"/>
-                <w:szCs w:val="18"/>
-              </w:rPr>
-            </w:pPr>
-            <w:r>
-              <w:rPr>
-                <w:rFonts w:ascii="Readex Pro Light" w:eastAsia="Times New Roman" w:hAnsi="Readex Pro Light" w:cs="Readex Pro Light"/>
+                <w:rFonts w:ascii="Tahoma" w:eastAsia="Tahoma" w:hAnsi="Tahoma" w:cs="Tahoma"/>
+                <w:color w:val="FFFFFF" w:themeColor="background1"/>
+                <w:sz w:val="18"/>
+                <w:szCs w:val="18"/>
+              </w:rPr>
+            </w:pPr>
+            <w:r>
+              <w:rPr>
+                <w:rFonts w:ascii="Tahoma" w:eastAsia="Tahoma" w:hAnsi="Tahoma" w:cs="Tahoma"/>
                 <w:color w:val="FFFFFF" w:themeColor="background1"/>
                 <w:sz w:val="18"/>
                 <w:szCs w:val="18"/>
@@ -1187,14 +1187,14 @@
               <w:spacing w:after="0" w:line="240" w:lineRule="auto"/>
               <w:jc w:val="center"/>
               <w:rPr>
-                <w:rFonts w:ascii="Readex Pro Light" w:eastAsia="Times New Roman" w:hAnsi="Readex Pro Light" w:cs="Readex Pro Light"/>
-                <w:sz w:val="18"/>
-                <w:szCs w:val="18"/>
-              </w:rPr>
-            </w:pPr>
-            <w:r>
-              <w:rPr>
-                <w:rFonts w:ascii="Readex Pro Light" w:eastAsia="Times New Roman" w:hAnsi="Readex Pro Light" w:cs="Readex Pro Light"/>
+                <w:rFonts w:ascii="Tahoma" w:eastAsia="Tahoma" w:hAnsi="Tahoma" w:cs="Tahoma"/>
+                <w:sz w:val="18"/>
+                <w:szCs w:val="18"/>
+              </w:rPr>
+            </w:pPr>
+            <w:r>
+              <w:rPr>
+                <w:rFonts w:ascii="Tahoma" w:eastAsia="Tahoma" w:hAnsi="Tahoma" w:cs="Tahoma"/>
                 <w:sz w:val="18"/>
                 <w:szCs w:val="18"/>
               </w:rPr>
@@ -1213,15 +1213,15 @@
               <w:spacing w:after="0" w:line="240" w:lineRule="auto"/>
               <w:jc w:val="center"/>
               <w:rPr>
-                <w:rFonts w:ascii="Readex Pro Light" w:eastAsia="Times New Roman" w:hAnsi="Readex Pro Light" w:cs="Readex Pro Light"/>
-                <w:color w:val="FFFFFF" w:themeColor="background1"/>
-                <w:sz w:val="18"/>
-                <w:szCs w:val="18"/>
-              </w:rPr>
-            </w:pPr>
-            <w:r>
-              <w:rPr>
-                <w:rFonts w:ascii="Readex Pro Light" w:eastAsia="Times New Roman" w:hAnsi="Readex Pro Light" w:cs="Readex Pro Light"/>
+                <w:rFonts w:ascii="Tahoma" w:eastAsia="Tahoma" w:hAnsi="Tahoma" w:cs="Tahoma"/>
+                <w:color w:val="FFFFFF" w:themeColor="background1"/>
+                <w:sz w:val="18"/>
+                <w:szCs w:val="18"/>
+              </w:rPr>
+            </w:pPr>
+            <w:r>
+              <w:rPr>
+                <w:rFonts w:ascii="Tahoma" w:eastAsia="Tahoma" w:hAnsi="Tahoma" w:cs="Tahoma"/>
                 <w:color w:val="FFFFFF" w:themeColor="background1"/>
                 <w:sz w:val="18"/>
                 <w:szCs w:val="18"/>
@@ -1241,14 +1241,14 @@
               <w:spacing w:after="0" w:line="240" w:lineRule="auto"/>
               <w:jc w:val="center"/>
               <w:rPr>
-                <w:rFonts w:ascii="Readex Pro Light" w:eastAsia="Times New Roman" w:hAnsi="Readex Pro Light" w:cs="Readex Pro Light"/>
-                <w:sz w:val="18"/>
-                <w:szCs w:val="18"/>
-              </w:rPr>
-            </w:pPr>
-            <w:r>
-              <w:rPr>
-                <w:rFonts w:ascii="Readex Pro Light" w:eastAsia="Times New Roman" w:hAnsi="Readex Pro Light" w:cs="Readex Pro Light"/>
+                <w:rFonts w:ascii="Tahoma" w:eastAsia="Tahoma" w:hAnsi="Tahoma" w:cs="Tahoma"/>
+                <w:sz w:val="18"/>
+                <w:szCs w:val="18"/>
+              </w:rPr>
+            </w:pPr>
+            <w:r>
+              <w:rPr>
+                <w:rFonts w:ascii="Tahoma" w:eastAsia="Tahoma" w:hAnsi="Tahoma" w:cs="Tahoma"/>
                 <w:sz w:val="18"/>
                 <w:szCs w:val="18"/>
               </w:rPr>
@@ -1267,15 +1267,15 @@
               <w:spacing w:after="0" w:line="240" w:lineRule="auto"/>
               <w:jc w:val="center"/>
               <w:rPr>
-                <w:rFonts w:ascii="Readex Pro Light" w:eastAsia="Times New Roman" w:hAnsi="Readex Pro Light" w:cs="Readex Pro Light"/>
-                <w:color w:val="FFFFFF" w:themeColor="background1"/>
-                <w:sz w:val="18"/>
-                <w:szCs w:val="18"/>
-              </w:rPr>
-            </w:pPr>
-            <w:r>
-              <w:rPr>
-                <w:rFonts w:ascii="Readex Pro Light" w:eastAsia="Times New Roman" w:hAnsi="Readex Pro Light" w:cs="Readex Pro Light"/>
+                <w:rFonts w:ascii="Tahoma" w:eastAsia="Tahoma" w:hAnsi="Tahoma" w:cs="Tahoma"/>
+                <w:color w:val="FFFFFF" w:themeColor="background1"/>
+                <w:sz w:val="18"/>
+                <w:szCs w:val="18"/>
+              </w:rPr>
+            </w:pPr>
+            <w:r>
+              <w:rPr>
+                <w:rFonts w:ascii="Tahoma" w:eastAsia="Tahoma" w:hAnsi="Tahoma" w:cs="Tahoma"/>
                 <w:color w:val="FFFFFF" w:themeColor="background1"/>
                 <w:sz w:val="18"/>
                 <w:szCs w:val="18"/>
@@ -1295,14 +1295,14 @@
               <w:spacing w:after="0" w:line="240" w:lineRule="auto"/>
               <w:jc w:val="center"/>
               <w:rPr>
-                <w:rFonts w:ascii="Readex Pro Light" w:eastAsia="Times New Roman" w:hAnsi="Readex Pro Light" w:cs="Readex Pro Light"/>
-                <w:sz w:val="18"/>
-                <w:szCs w:val="18"/>
-              </w:rPr>
-            </w:pPr>
-            <w:r>
-              <w:rPr>
-                <w:rFonts w:ascii="Readex Pro Light" w:eastAsia="Times New Roman" w:hAnsi="Readex Pro Light" w:cs="Readex Pro Light"/>
+                <w:rFonts w:ascii="Tahoma" w:eastAsia="Tahoma" w:hAnsi="Tahoma" w:cs="Tahoma"/>
+                <w:sz w:val="18"/>
+                <w:szCs w:val="18"/>
+              </w:rPr>
+            </w:pPr>
+            <w:r>
+              <w:rPr>
+                <w:rFonts w:ascii="Tahoma" w:eastAsia="Tahoma" w:hAnsi="Tahoma" w:cs="Tahoma"/>
                 <w:sz w:val="18"/>
                 <w:szCs w:val="18"/>
               </w:rPr>
@@ -1321,7 +1321,7 @@
               <w:contextualSpacing/>
               <w:jc w:val="center"/>
               <w:rPr>
-                <w:rFonts w:ascii="Readex Pro Light" w:eastAsia="Calibri" w:hAnsi="Readex Pro Light" w:cs="Readex Pro Light"/>
+                <w:rFonts w:ascii="Tahoma" w:eastAsia="Tahoma" w:hAnsi="Tahoma" w:cs="Tahoma"/>
                 <w:color w:val="FFFFFF" w:themeColor="background1"/>
                 <w:sz w:val="18"/>
                 <w:szCs w:val="18"/>
@@ -1330,7 +1330,7 @@
             </w:pPr>
             <w:r>
               <w:rPr>
-                <w:rFonts w:ascii="Readex Pro Light" w:eastAsia="Calibri" w:hAnsi="Readex Pro Light" w:cs="Readex Pro Light"/>
+                <w:rFonts w:ascii="Tahoma" w:eastAsia="Tahoma" w:hAnsi="Tahoma" w:cs="Tahoma"/>
                 <w:color w:val="FFFFFF" w:themeColor="background1"/>
                 <w:sz w:val="18"/>
                 <w:szCs w:val="18"/>
@@ -1351,14 +1351,14 @@
               <w:spacing w:after="0" w:line="240" w:lineRule="auto"/>
               <w:jc w:val="center"/>
               <w:rPr>
-                <w:rFonts w:ascii="Readex Pro Light" w:eastAsia="Times New Roman" w:hAnsi="Readex Pro Light" w:cs="Readex Pro Light"/>
-                <w:sz w:val="18"/>
-                <w:szCs w:val="18"/>
-              </w:rPr>
-            </w:pPr>
-            <w:r>
-              <w:rPr>
-                <w:rFonts w:ascii="Readex Pro Light" w:eastAsia="Times New Roman" w:hAnsi="Readex Pro Light" w:cs="Readex Pro Light"/>
+                <w:rFonts w:ascii="Tahoma" w:eastAsia="Tahoma" w:hAnsi="Tahoma" w:cs="Tahoma"/>
+                <w:sz w:val="18"/>
+                <w:szCs w:val="18"/>
+              </w:rPr>
+            </w:pPr>
+            <w:r>
+              <w:rPr>
+                <w:rFonts w:ascii="Tahoma" w:eastAsia="Tahoma" w:hAnsi="Tahoma" w:cs="Tahoma"/>
                 <w:sz w:val="18"/>
                 <w:szCs w:val="18"/>
               </w:rPr>
@@ -1381,15 +1381,15 @@
               <w:spacing w:after="0" w:line="240" w:lineRule="auto"/>
               <w:jc w:val="center"/>
               <w:rPr>
-                <w:rFonts w:ascii="Readex Pro Light" w:eastAsia="Times New Roman" w:hAnsi="Readex Pro Light" w:cs="Readex Pro Light"/>
-                <w:color w:val="FFFFFF" w:themeColor="background1"/>
-                <w:sz w:val="18"/>
-                <w:szCs w:val="18"/>
-              </w:rPr>
-            </w:pPr>
-            <w:r>
-              <w:rPr>
-                <w:rFonts w:ascii="Readex Pro Light" w:eastAsia="Times New Roman" w:hAnsi="Readex Pro Light" w:cs="Readex Pro Light"/>
+                <w:rFonts w:ascii="Tahoma" w:eastAsia="Tahoma" w:hAnsi="Tahoma" w:cs="Tahoma"/>
+                <w:color w:val="FFFFFF" w:themeColor="background1"/>
+                <w:sz w:val="18"/>
+                <w:szCs w:val="18"/>
+              </w:rPr>
+            </w:pPr>
+            <w:r>
+              <w:rPr>
+                <w:rFonts w:ascii="Tahoma" w:eastAsia="Tahoma" w:hAnsi="Tahoma" w:cs="Tahoma"/>
                 <w:color w:val="FFFFFF" w:themeColor="background1"/>
                 <w:sz w:val="18"/>
                 <w:szCs w:val="18"/>
@@ -1409,14 +1409,14 @@
               <w:spacing w:after="0" w:line="240" w:lineRule="auto"/>
               <w:jc w:val="center"/>
               <w:rPr>
-                <w:rFonts w:ascii="Readex Pro Light" w:eastAsia="Times New Roman" w:hAnsi="Readex Pro Light" w:cs="Readex Pro Light"/>
-                <w:sz w:val="18"/>
-                <w:szCs w:val="18"/>
-              </w:rPr>
-            </w:pPr>
-            <w:r>
-              <w:rPr>
-                <w:rFonts w:ascii="Readex Pro Light" w:eastAsia="Times New Roman" w:hAnsi="Readex Pro Light" w:cs="Readex Pro Light"/>
+                <w:rFonts w:ascii="Tahoma" w:eastAsia="Tahoma" w:hAnsi="Tahoma" w:cs="Tahoma"/>
+                <w:sz w:val="18"/>
+                <w:szCs w:val="18"/>
+              </w:rPr>
+            </w:pPr>
+            <w:r>
+              <w:rPr>
+                <w:rFonts w:ascii="Tahoma" w:eastAsia="Tahoma" w:hAnsi="Tahoma" w:cs="Tahoma"/>
                 <w:sz w:val="18"/>
                 <w:szCs w:val="18"/>
               </w:rPr>
@@ -1435,15 +1435,15 @@
               <w:spacing w:after="0" w:line="240" w:lineRule="auto"/>
               <w:jc w:val="center"/>
               <w:rPr>
-                <w:rFonts w:ascii="Readex Pro Light" w:eastAsia="Times New Roman" w:hAnsi="Readex Pro Light" w:cs="Readex Pro Light"/>
-                <w:color w:val="FFFFFF" w:themeColor="background1"/>
-                <w:sz w:val="18"/>
-                <w:szCs w:val="18"/>
-              </w:rPr>
-            </w:pPr>
-            <w:r>
-              <w:rPr>
-                <w:rFonts w:ascii="Readex Pro Light" w:eastAsia="Times New Roman" w:hAnsi="Readex Pro Light" w:cs="Readex Pro Light"/>
+                <w:rFonts w:ascii="Tahoma" w:eastAsia="Tahoma" w:hAnsi="Tahoma" w:cs="Tahoma"/>
+                <w:color w:val="FFFFFF" w:themeColor="background1"/>
+                <w:sz w:val="18"/>
+                <w:szCs w:val="18"/>
+              </w:rPr>
+            </w:pPr>
+            <w:r>
+              <w:rPr>
+                <w:rFonts w:ascii="Tahoma" w:eastAsia="Tahoma" w:hAnsi="Tahoma" w:cs="Tahoma"/>
                 <w:color w:val="FFFFFF" w:themeColor="background1"/>
                 <w:sz w:val="18"/>
                 <w:szCs w:val="18"/>
@@ -1463,14 +1463,14 @@
               <w:spacing w:after="0" w:line="240" w:lineRule="auto"/>
               <w:jc w:val="center"/>
               <w:rPr>
-                <w:rFonts w:ascii="Readex Pro Light" w:eastAsia="Times New Roman" w:hAnsi="Readex Pro Light" w:cs="Readex Pro Light"/>
-                <w:sz w:val="18"/>
-                <w:szCs w:val="18"/>
-              </w:rPr>
-            </w:pPr>
-            <w:r>
-              <w:rPr>
-                <w:rFonts w:ascii="Readex Pro Light" w:eastAsia="Times New Roman" w:hAnsi="Readex Pro Light" w:cs="Readex Pro Light"/>
+                <w:rFonts w:ascii="Tahoma" w:eastAsia="Tahoma" w:hAnsi="Tahoma" w:cs="Tahoma"/>
+                <w:sz w:val="18"/>
+                <w:szCs w:val="18"/>
+              </w:rPr>
+            </w:pPr>
+            <w:r>
+              <w:rPr>
+                <w:rFonts w:ascii="Tahoma" w:eastAsia="Tahoma" w:hAnsi="Tahoma" w:cs="Tahoma"/>
                 <w:sz w:val="18"/>
                 <w:szCs w:val="18"/>
               </w:rPr>
@@ -1489,15 +1489,15 @@
               <w:spacing w:after="0" w:line="240" w:lineRule="auto"/>
               <w:jc w:val="center"/>
               <w:rPr>
-                <w:rFonts w:ascii="Readex Pro Light" w:eastAsia="Times New Roman" w:hAnsi="Readex Pro Light" w:cs="Readex Pro Light"/>
-                <w:color w:val="FFFFFF" w:themeColor="background1"/>
-                <w:sz w:val="18"/>
-                <w:szCs w:val="18"/>
-              </w:rPr>
-            </w:pPr>
-            <w:r>
-              <w:rPr>
-                <w:rFonts w:ascii="Readex Pro Light" w:eastAsia="Times New Roman" w:hAnsi="Readex Pro Light" w:cs="Readex Pro Light"/>
+                <w:rFonts w:ascii="Tahoma" w:eastAsia="Tahoma" w:hAnsi="Tahoma" w:cs="Tahoma"/>
+                <w:color w:val="FFFFFF" w:themeColor="background1"/>
+                <w:sz w:val="18"/>
+                <w:szCs w:val="18"/>
+              </w:rPr>
+            </w:pPr>
+            <w:r>
+              <w:rPr>
+                <w:rFonts w:ascii="Tahoma" w:eastAsia="Tahoma" w:hAnsi="Tahoma" w:cs="Tahoma"/>
                 <w:color w:val="FFFFFF" w:themeColor="background1"/>
                 <w:sz w:val="18"/>
                 <w:szCs w:val="18"/>
@@ -1517,14 +1517,14 @@
               <w:spacing w:after="0" w:line="240" w:lineRule="auto"/>
               <w:jc w:val="center"/>
               <w:rPr>
-                <w:rFonts w:ascii="Readex Pro Light" w:eastAsia="Times New Roman" w:hAnsi="Readex Pro Light" w:cs="Readex Pro Light"/>
-                <w:sz w:val="18"/>
-                <w:szCs w:val="18"/>
-              </w:rPr>
-            </w:pPr>
-            <w:r>
-              <w:rPr>
-                <w:rFonts w:ascii="Readex Pro Light" w:eastAsia="Times New Roman" w:hAnsi="Readex Pro Light" w:cs="Readex Pro Light"/>
+                <w:rFonts w:ascii="Tahoma" w:eastAsia="Tahoma" w:hAnsi="Tahoma" w:cs="Tahoma"/>
+                <w:sz w:val="18"/>
+                <w:szCs w:val="18"/>
+              </w:rPr>
+            </w:pPr>
+            <w:r>
+              <w:rPr>
+                <w:rFonts w:ascii="Tahoma" w:eastAsia="Tahoma" w:hAnsi="Tahoma" w:cs="Tahoma"/>
                 <w:sz w:val="18"/>
                 <w:szCs w:val="18"/>
               </w:rPr>
@@ -1543,15 +1543,15 @@
               <w:spacing w:after="0" w:line="240" w:lineRule="auto"/>
               <w:jc w:val="center"/>
               <w:rPr>
-                <w:rFonts w:ascii="Readex Pro Light" w:eastAsia="Times New Roman" w:hAnsi="Readex Pro Light" w:cs="Readex Pro Light"/>
-                <w:color w:val="FFFFFF" w:themeColor="background1"/>
-                <w:sz w:val="18"/>
-                <w:szCs w:val="18"/>
-              </w:rPr>
-            </w:pPr>
-            <w:r>
-              <w:rPr>
-                <w:rFonts w:ascii="Readex Pro Light" w:eastAsia="Times New Roman" w:hAnsi="Readex Pro Light" w:cs="Readex Pro Light"/>
+                <w:rFonts w:ascii="Tahoma" w:eastAsia="Tahoma" w:hAnsi="Tahoma" w:cs="Tahoma"/>
+                <w:color w:val="FFFFFF" w:themeColor="background1"/>
+                <w:sz w:val="18"/>
+                <w:szCs w:val="18"/>
+              </w:rPr>
+            </w:pPr>
+            <w:r>
+              <w:rPr>
+                <w:rFonts w:ascii="Tahoma" w:eastAsia="Tahoma" w:hAnsi="Tahoma" w:cs="Tahoma"/>
                 <w:color w:val="FFFFFF" w:themeColor="background1"/>
                 <w:sz w:val="18"/>
                 <w:szCs w:val="18"/>
@@ -1571,14 +1571,14 @@
               <w:spacing w:after="0" w:line="240" w:lineRule="auto"/>
               <w:jc w:val="center"/>
               <w:rPr>
-                <w:rFonts w:ascii="Readex Pro Light" w:eastAsia="Times New Roman" w:hAnsi="Readex Pro Light" w:cs="Readex Pro Light"/>
-                <w:sz w:val="18"/>
-                <w:szCs w:val="18"/>
-              </w:rPr>
-            </w:pPr>
-            <w:r>
-              <w:rPr>
-                <w:rFonts w:ascii="Readex Pro Light" w:eastAsia="Times New Roman" w:hAnsi="Readex Pro Light" w:cs="Readex Pro Light"/>
+                <w:rFonts w:ascii="Tahoma" w:eastAsia="Tahoma" w:hAnsi="Tahoma" w:cs="Tahoma"/>
+                <w:sz w:val="18"/>
+                <w:szCs w:val="18"/>
+              </w:rPr>
+            </w:pPr>
+            <w:r>
+              <w:rPr>
+                <w:rFonts w:ascii="Tahoma" w:eastAsia="Tahoma" w:hAnsi="Tahoma" w:cs="Tahoma"/>
                 <w:sz w:val="18"/>
                 <w:szCs w:val="18"/>
               </w:rPr>
@@ -1601,15 +1601,15 @@
               <w:spacing w:after="0" w:line="240" w:lineRule="auto"/>
               <w:jc w:val="center"/>
               <w:rPr>
-                <w:rFonts w:ascii="Readex Pro Light" w:eastAsia="Times New Roman" w:hAnsi="Readex Pro Light" w:cs="Readex Pro Light"/>
-                <w:color w:val="FFFFFF" w:themeColor="background1"/>
-                <w:sz w:val="18"/>
-                <w:szCs w:val="18"/>
-              </w:rPr>
-            </w:pPr>
-            <w:r>
-              <w:rPr>
-                <w:rFonts w:ascii="Readex Pro Light" w:eastAsia="Times New Roman" w:hAnsi="Readex Pro Light" w:cs="Readex Pro Light"/>
+                <w:rFonts w:ascii="Tahoma" w:eastAsia="Tahoma" w:hAnsi="Tahoma" w:cs="Tahoma"/>
+                <w:color w:val="FFFFFF" w:themeColor="background1"/>
+                <w:sz w:val="18"/>
+                <w:szCs w:val="18"/>
+              </w:rPr>
+            </w:pPr>
+            <w:r>
+              <w:rPr>
+                <w:rFonts w:ascii="Tahoma" w:eastAsia="Tahoma" w:hAnsi="Tahoma" w:cs="Tahoma"/>
                 <w:color w:val="FFFFFF" w:themeColor="background1"/>
                 <w:sz w:val="18"/>
                 <w:szCs w:val="18"/>
@@ -1629,14 +1629,14 @@
               <w:spacing w:after="0" w:line="240" w:lineRule="auto"/>
               <w:jc w:val="center"/>
               <w:rPr>
-                <w:rFonts w:ascii="Readex Pro Light" w:eastAsia="Times New Roman" w:hAnsi="Readex Pro Light" w:cs="Readex Pro Light"/>
-                <w:sz w:val="18"/>
-                <w:szCs w:val="18"/>
-              </w:rPr>
-            </w:pPr>
-            <w:r>
-              <w:rPr>
-                <w:rFonts w:ascii="Readex Pro Light" w:eastAsia="Times New Roman" w:hAnsi="Readex Pro Light" w:cs="Readex Pro Light"/>
+                <w:rFonts w:ascii="Tahoma" w:eastAsia="Tahoma" w:hAnsi="Tahoma" w:cs="Tahoma"/>
+                <w:sz w:val="18"/>
+                <w:szCs w:val="18"/>
+              </w:rPr>
+            </w:pPr>
+            <w:r>
+              <w:rPr>
+                <w:rFonts w:ascii="Tahoma" w:eastAsia="Tahoma" w:hAnsi="Tahoma" w:cs="Tahoma"/>
                 <w:sz w:val="18"/>
                 <w:szCs w:val="18"/>
               </w:rPr>
@@ -1655,15 +1655,15 @@
               <w:spacing w:after="0" w:line="240" w:lineRule="auto"/>
               <w:jc w:val="center"/>
               <w:rPr>
-                <w:rFonts w:ascii="Readex Pro Light" w:eastAsia="Times New Roman" w:hAnsi="Readex Pro Light" w:cs="Readex Pro Light"/>
-                <w:color w:val="FFFFFF" w:themeColor="background1"/>
-                <w:sz w:val="18"/>
-                <w:szCs w:val="18"/>
-              </w:rPr>
-            </w:pPr>
-            <w:r>
-              <w:rPr>
-                <w:rFonts w:ascii="Readex Pro Light" w:eastAsia="Times New Roman" w:hAnsi="Readex Pro Light" w:cs="Readex Pro Light"/>
+                <w:rFonts w:ascii="Tahoma" w:eastAsia="Tahoma" w:hAnsi="Tahoma" w:cs="Tahoma"/>
+                <w:color w:val="FFFFFF" w:themeColor="background1"/>
+                <w:sz w:val="18"/>
+                <w:szCs w:val="18"/>
+              </w:rPr>
+            </w:pPr>
+            <w:r>
+              <w:rPr>
+                <w:rFonts w:ascii="Tahoma" w:eastAsia="Tahoma" w:hAnsi="Tahoma" w:cs="Tahoma"/>
                 <w:color w:val="FFFFFF" w:themeColor="background1"/>
                 <w:sz w:val="18"/>
                 <w:szCs w:val="18"/>
@@ -1683,14 +1683,14 @@
               <w:spacing w:after="0" w:line="240" w:lineRule="auto"/>
               <w:jc w:val="center"/>
               <w:rPr>
-                <w:rFonts w:ascii="Readex Pro Light" w:eastAsia="Times New Roman" w:hAnsi="Readex Pro Light" w:cs="Readex Pro Light"/>
-                <w:sz w:val="18"/>
-                <w:szCs w:val="18"/>
-              </w:rPr>
-            </w:pPr>
-            <w:r>
-              <w:rPr>
-                <w:rFonts w:ascii="Readex Pro Light" w:eastAsia="Times New Roman" w:hAnsi="Readex Pro Light" w:cs="Readex Pro Light"/>
+                <w:rFonts w:ascii="Tahoma" w:eastAsia="Tahoma" w:hAnsi="Tahoma" w:cs="Tahoma"/>
+                <w:sz w:val="18"/>
+                <w:szCs w:val="18"/>
+              </w:rPr>
+            </w:pPr>
+            <w:r>
+              <w:rPr>
+                <w:rFonts w:ascii="Tahoma" w:eastAsia="Tahoma" w:hAnsi="Tahoma" w:cs="Tahoma"/>
                 <w:sz w:val="18"/>
                 <w:szCs w:val="18"/>
               </w:rPr>
@@ -1709,15 +1709,15 @@
               <w:spacing w:after="0" w:line="240" w:lineRule="auto"/>
               <w:jc w:val="center"/>
               <w:rPr>
-                <w:rFonts w:ascii="Readex Pro Light" w:eastAsia="Times New Roman" w:hAnsi="Readex Pro Light" w:cs="Readex Pro Light"/>
-                <w:color w:val="FFFFFF" w:themeColor="background1"/>
-                <w:sz w:val="18"/>
-                <w:szCs w:val="18"/>
-              </w:rPr>
-            </w:pPr>
-            <w:r>
-              <w:rPr>
-                <w:rFonts w:ascii="Readex Pro Light" w:eastAsia="Times New Roman" w:hAnsi="Readex Pro Light" w:cs="Readex Pro Light"/>
+                <w:rFonts w:ascii="Tahoma" w:eastAsia="Tahoma" w:hAnsi="Tahoma" w:cs="Tahoma"/>
+                <w:color w:val="FFFFFF" w:themeColor="background1"/>
+                <w:sz w:val="18"/>
+                <w:szCs w:val="18"/>
+              </w:rPr>
+            </w:pPr>
+            <w:r>
+              <w:rPr>
+                <w:rFonts w:ascii="Tahoma" w:eastAsia="Tahoma" w:hAnsi="Tahoma" w:cs="Tahoma"/>
                 <w:color w:val="FFFFFF" w:themeColor="background1"/>
                 <w:sz w:val="18"/>
                 <w:szCs w:val="18"/>
@@ -1737,14 +1737,14 @@
               <w:spacing w:after="0" w:line="240" w:lineRule="auto"/>
               <w:jc w:val="center"/>
               <w:rPr>
-                <w:rFonts w:ascii="Readex Pro Light" w:eastAsia="Times New Roman" w:hAnsi="Readex Pro Light" w:cs="Readex Pro Light"/>
-                <w:sz w:val="18"/>
-                <w:szCs w:val="18"/>
-              </w:rPr>
-            </w:pPr>
-            <w:r>
-              <w:rPr>
-                <w:rFonts w:ascii="Readex Pro Light" w:eastAsia="Times New Roman" w:hAnsi="Readex Pro Light" w:cs="Readex Pro Light"/>
+                <w:rFonts w:ascii="Tahoma" w:eastAsia="Tahoma" w:hAnsi="Tahoma" w:cs="Tahoma"/>
+                <w:sz w:val="18"/>
+                <w:szCs w:val="18"/>
+              </w:rPr>
+            </w:pPr>
+            <w:r>
+              <w:rPr>
+                <w:rFonts w:ascii="Tahoma" w:eastAsia="Tahoma" w:hAnsi="Tahoma" w:cs="Tahoma"/>
                 <w:sz w:val="18"/>
                 <w:szCs w:val="18"/>
               </w:rPr>
@@ -1763,15 +1763,15 @@
               <w:spacing w:after="0" w:line="240" w:lineRule="auto"/>
               <w:jc w:val="center"/>
               <w:rPr>
-                <w:rFonts w:ascii="Readex Pro Light" w:eastAsia="Times New Roman" w:hAnsi="Readex Pro Light" w:cs="Readex Pro Light"/>
-                <w:color w:val="FFFFFF" w:themeColor="background1"/>
-                <w:sz w:val="18"/>
-                <w:szCs w:val="18"/>
-              </w:rPr>
-            </w:pPr>
-            <w:r>
-              <w:rPr>
-                <w:rFonts w:ascii="Readex Pro Light" w:eastAsia="Times New Roman" w:hAnsi="Readex Pro Light" w:cs="Readex Pro Light"/>
+                <w:rFonts w:ascii="Tahoma" w:eastAsia="Tahoma" w:hAnsi="Tahoma" w:cs="Tahoma"/>
+                <w:color w:val="FFFFFF" w:themeColor="background1"/>
+                <w:sz w:val="18"/>
+                <w:szCs w:val="18"/>
+              </w:rPr>
+            </w:pPr>
+            <w:r>
+              <w:rPr>
+                <w:rFonts w:ascii="Tahoma" w:eastAsia="Tahoma" w:hAnsi="Tahoma" w:cs="Tahoma"/>
                 <w:color w:val="FFFFFF" w:themeColor="background1"/>
                 <w:sz w:val="18"/>
                 <w:szCs w:val="18"/>
@@ -1791,14 +1791,14 @@
               <w:spacing w:after="0" w:line="240" w:lineRule="auto"/>
               <w:jc w:val="center"/>
               <w:rPr>
-                <w:rFonts w:ascii="Readex Pro Light" w:eastAsia="Times New Roman" w:hAnsi="Readex Pro Light" w:cs="Readex Pro Light"/>
-                <w:sz w:val="18"/>
-                <w:szCs w:val="18"/>
-              </w:rPr>
-            </w:pPr>
-            <w:r>
-              <w:rPr>
-                <w:rFonts w:ascii="Readex Pro Light" w:eastAsia="Times New Roman" w:hAnsi="Readex Pro Light" w:cs="Readex Pro Light"/>
+                <w:rFonts w:ascii="Tahoma" w:eastAsia="Tahoma" w:hAnsi="Tahoma" w:cs="Tahoma"/>
+                <w:sz w:val="18"/>
+                <w:szCs w:val="18"/>
+              </w:rPr>
+            </w:pPr>
+            <w:r>
+              <w:rPr>
+                <w:rFonts w:ascii="Tahoma" w:eastAsia="Tahoma" w:hAnsi="Tahoma" w:cs="Tahoma"/>
                 <w:sz w:val="18"/>
                 <w:szCs w:val="18"/>
               </w:rPr>
@@ -1821,15 +1821,15 @@
               <w:spacing w:after="0" w:line="240" w:lineRule="auto"/>
               <w:jc w:val="center"/>
               <w:rPr>
-                <w:rFonts w:ascii="Readex Pro Light" w:eastAsia="Times New Roman" w:hAnsi="Readex Pro Light" w:cs="Readex Pro Light"/>
-                <w:color w:val="FFFFFF" w:themeColor="background1"/>
-                <w:sz w:val="18"/>
-                <w:szCs w:val="18"/>
-              </w:rPr>
-            </w:pPr>
-            <w:r>
-              <w:rPr>
-                <w:rFonts w:ascii="Readex Pro Light" w:eastAsia="Times New Roman" w:hAnsi="Readex Pro Light" w:cs="Readex Pro Light"/>
+                <w:rFonts w:ascii="Tahoma" w:eastAsia="Tahoma" w:hAnsi="Tahoma" w:cs="Tahoma"/>
+                <w:color w:val="FFFFFF" w:themeColor="background1"/>
+                <w:sz w:val="18"/>
+                <w:szCs w:val="18"/>
+              </w:rPr>
+            </w:pPr>
+            <w:r>
+              <w:rPr>
+                <w:rFonts w:ascii="Tahoma" w:eastAsia="Tahoma" w:hAnsi="Tahoma" w:cs="Tahoma"/>
                 <w:color w:val="FFFFFF" w:themeColor="background1"/>
                 <w:sz w:val="18"/>
                 <w:szCs w:val="18"/>
@@ -1849,14 +1849,14 @@
               <w:spacing w:after="0" w:line="240" w:lineRule="auto"/>
               <w:jc w:val="center"/>
               <w:rPr>
-                <w:rFonts w:ascii="Readex Pro Light" w:eastAsia="Times New Roman" w:hAnsi="Readex Pro Light" w:cs="Readex Pro Light"/>
-                <w:sz w:val="18"/>
-                <w:szCs w:val="18"/>
-              </w:rPr>
-            </w:pPr>
-            <w:r>
-              <w:rPr>
-                <w:rFonts w:ascii="Readex Pro Light" w:eastAsia="Times New Roman" w:hAnsi="Readex Pro Light" w:cs="Readex Pro Light"/>
+                <w:rFonts w:ascii="Tahoma" w:eastAsia="Tahoma" w:hAnsi="Tahoma" w:cs="Tahoma"/>
+                <w:sz w:val="18"/>
+                <w:szCs w:val="18"/>
+              </w:rPr>
+            </w:pPr>
+            <w:r>
+              <w:rPr>
+                <w:rFonts w:ascii="Tahoma" w:eastAsia="Tahoma" w:hAnsi="Tahoma" w:cs="Tahoma"/>
                 <w:sz w:val="18"/>
                 <w:szCs w:val="18"/>
               </w:rPr>
@@ -1875,15 +1875,15 @@
               <w:spacing w:after="0" w:line="240" w:lineRule="auto"/>
               <w:jc w:val="center"/>
               <w:rPr>
-                <w:rFonts w:ascii="Readex Pro Light" w:eastAsia="Times New Roman" w:hAnsi="Readex Pro Light" w:cs="Readex Pro Light"/>
-                <w:color w:val="FFFFFF" w:themeColor="background1"/>
-                <w:sz w:val="18"/>
-                <w:szCs w:val="18"/>
-              </w:rPr>
-            </w:pPr>
-            <w:r>
-              <w:rPr>
-                <w:rFonts w:ascii="Readex Pro Light" w:eastAsia="Times New Roman" w:hAnsi="Readex Pro Light" w:cs="Readex Pro Light"/>
+                <w:rFonts w:ascii="Tahoma" w:eastAsia="Tahoma" w:hAnsi="Tahoma" w:cs="Tahoma"/>
+                <w:color w:val="FFFFFF" w:themeColor="background1"/>
+                <w:sz w:val="18"/>
+                <w:szCs w:val="18"/>
+              </w:rPr>
+            </w:pPr>
+            <w:r>
+              <w:rPr>
+                <w:rFonts w:ascii="Tahoma" w:eastAsia="Tahoma" w:hAnsi="Tahoma" w:cs="Tahoma"/>
                 <w:color w:val="FFFFFF" w:themeColor="background1"/>
                 <w:sz w:val="18"/>
                 <w:szCs w:val="18"/>
@@ -1903,14 +1903,14 @@
               <w:spacing w:after="0" w:line="240" w:lineRule="auto"/>
               <w:jc w:val="center"/>
               <w:rPr>
-                <w:rFonts w:ascii="Readex Pro Light" w:eastAsia="Times New Roman" w:hAnsi="Readex Pro Light" w:cs="Readex Pro Light"/>
-                <w:sz w:val="18"/>
-                <w:szCs w:val="18"/>
-              </w:rPr>
-            </w:pPr>
-            <w:r>
-              <w:rPr>
-                <w:rFonts w:ascii="Readex Pro Light" w:eastAsia="Times New Roman" w:hAnsi="Readex Pro Light" w:cs="Readex Pro Light"/>
+                <w:rFonts w:ascii="Tahoma" w:eastAsia="Tahoma" w:hAnsi="Tahoma" w:cs="Tahoma"/>
+                <w:sz w:val="18"/>
+                <w:szCs w:val="18"/>
+              </w:rPr>
+            </w:pPr>
+            <w:r>
+              <w:rPr>
+                <w:rFonts w:ascii="Tahoma" w:eastAsia="Tahoma" w:hAnsi="Tahoma" w:cs="Tahoma"/>
                 <w:sz w:val="18"/>
                 <w:szCs w:val="18"/>
               </w:rPr>
@@ -1929,15 +1929,15 @@
               <w:spacing w:after="0" w:line="240" w:lineRule="auto"/>
               <w:jc w:val="center"/>
               <w:rPr>
-                <w:rFonts w:ascii="Readex Pro Light" w:eastAsia="Times New Roman" w:hAnsi="Readex Pro Light" w:cs="Readex Pro Light"/>
-                <w:color w:val="FFFFFF" w:themeColor="background1"/>
-                <w:sz w:val="18"/>
-                <w:szCs w:val="18"/>
-              </w:rPr>
-            </w:pPr>
-            <w:r>
-              <w:rPr>
-                <w:rFonts w:ascii="Readex Pro Light" w:eastAsia="Times New Roman" w:hAnsi="Readex Pro Light" w:cs="Readex Pro Light"/>
+                <w:rFonts w:ascii="Tahoma" w:eastAsia="Tahoma" w:hAnsi="Tahoma" w:cs="Tahoma"/>
+                <w:color w:val="FFFFFF" w:themeColor="background1"/>
+                <w:sz w:val="18"/>
+                <w:szCs w:val="18"/>
+              </w:rPr>
+            </w:pPr>
+            <w:r>
+              <w:rPr>
+                <w:rFonts w:ascii="Tahoma" w:eastAsia="Tahoma" w:hAnsi="Tahoma" w:cs="Tahoma"/>
                 <w:color w:val="FFFFFF" w:themeColor="background1"/>
                 <w:sz w:val="18"/>
                 <w:szCs w:val="18"/>
@@ -1957,14 +1957,14 @@
               <w:spacing w:after="0" w:line="240" w:lineRule="auto"/>
               <w:jc w:val="center"/>
               <w:rPr>
-                <w:rFonts w:ascii="Readex Pro Light" w:eastAsia="Times New Roman" w:hAnsi="Readex Pro Light" w:cs="Readex Pro Light"/>
-                <w:sz w:val="18"/>
-                <w:szCs w:val="18"/>
-              </w:rPr>
-            </w:pPr>
-            <w:r>
-              <w:rPr>
-                <w:rFonts w:ascii="Readex Pro Light" w:eastAsia="Times New Roman" w:hAnsi="Readex Pro Light" w:cs="Readex Pro Light"/>
+                <w:rFonts w:ascii="Tahoma" w:eastAsia="Tahoma" w:hAnsi="Tahoma" w:cs="Tahoma"/>
+                <w:sz w:val="18"/>
+                <w:szCs w:val="18"/>
+              </w:rPr>
+            </w:pPr>
+            <w:r>
+              <w:rPr>
+                <w:rFonts w:ascii="Tahoma" w:eastAsia="Tahoma" w:hAnsi="Tahoma" w:cs="Tahoma"/>
                 <w:sz w:val="18"/>
                 <w:szCs w:val="18"/>
               </w:rPr>
@@ -1983,15 +1983,15 @@
               <w:spacing w:after="0" w:line="240" w:lineRule="auto"/>
               <w:jc w:val="center"/>
               <w:rPr>
-                <w:rFonts w:ascii="Readex Pro Light" w:eastAsia="Times New Roman" w:hAnsi="Readex Pro Light" w:cs="Readex Pro Light"/>
-                <w:color w:val="FFFFFF" w:themeColor="background1"/>
-                <w:sz w:val="18"/>
-                <w:szCs w:val="18"/>
-              </w:rPr>
-            </w:pPr>
-            <w:r>
-              <w:rPr>
-                <w:rFonts w:ascii="Readex Pro Light" w:eastAsia="Times New Roman" w:hAnsi="Readex Pro Light" w:cs="Readex Pro Light"/>
+                <w:rFonts w:ascii="Tahoma" w:eastAsia="Tahoma" w:hAnsi="Tahoma" w:cs="Tahoma"/>
+                <w:color w:val="FFFFFF" w:themeColor="background1"/>
+                <w:sz w:val="18"/>
+                <w:szCs w:val="18"/>
+              </w:rPr>
+            </w:pPr>
+            <w:r>
+              <w:rPr>
+                <w:rFonts w:ascii="Tahoma" w:eastAsia="Tahoma" w:hAnsi="Tahoma" w:cs="Tahoma"/>
                 <w:color w:val="FFFFFF" w:themeColor="background1"/>
                 <w:sz w:val="18"/>
                 <w:szCs w:val="18"/>
@@ -2011,14 +2011,14 @@
               <w:spacing w:after="0" w:line="240" w:lineRule="auto"/>
               <w:jc w:val="center"/>
               <w:rPr>
-                <w:rFonts w:ascii="Readex Pro Light" w:eastAsia="Times New Roman" w:hAnsi="Readex Pro Light" w:cs="Readex Pro Light"/>
-                <w:sz w:val="18"/>
-                <w:szCs w:val="18"/>
-              </w:rPr>
-            </w:pPr>
-            <w:r>
-              <w:rPr>
-                <w:rFonts w:ascii="Readex Pro Light" w:eastAsia="Times New Roman" w:hAnsi="Readex Pro Light" w:cs="Readex Pro Light"/>
+                <w:rFonts w:ascii="Tahoma" w:eastAsia="Tahoma" w:hAnsi="Tahoma" w:cs="Tahoma"/>
+                <w:sz w:val="18"/>
+                <w:szCs w:val="18"/>
+              </w:rPr>
+            </w:pPr>
+            <w:r>
+              <w:rPr>
+                <w:rFonts w:ascii="Tahoma" w:eastAsia="Tahoma" w:hAnsi="Tahoma" w:cs="Tahoma"/>
                 <w:sz w:val="18"/>
                 <w:szCs w:val="18"/>
               </w:rPr>
@@ -2043,16 +2043,16 @@
               <w:spacing w:after="0" w:line="240" w:lineRule="auto"/>
               <w:jc w:val="center"/>
               <w:rPr>
-                <w:rFonts w:ascii="Readex Pro Light" w:eastAsia="Times New Roman" w:hAnsi="Readex Pro Light" w:cs="Readex Pro Light"/>
-                <w:b/>
-                <w:color w:val="FFFFFF" w:themeColor="background1"/>
-                <w:sz w:val="18"/>
-                <w:szCs w:val="18"/>
-              </w:rPr>
-            </w:pPr>
-            <w:r>
-              <w:rPr>
-                <w:rFonts w:ascii="Readex Pro Light" w:eastAsia="Times New Roman" w:hAnsi="Readex Pro Light" w:cs="Readex Pro Light"/>
+                <w:rFonts w:ascii="Tahoma" w:eastAsia="Tahoma" w:hAnsi="Tahoma" w:cs="Tahoma"/>
+                <w:b/>
+                <w:color w:val="FFFFFF" w:themeColor="background1"/>
+                <w:sz w:val="18"/>
+                <w:szCs w:val="18"/>
+              </w:rPr>
+            </w:pPr>
+            <w:r>
+              <w:rPr>
+                <w:rFonts w:ascii="Tahoma" w:eastAsia="Tahoma" w:hAnsi="Tahoma" w:cs="Tahoma"/>
                 <w:b/>
                 <w:color w:val="FFFFFF" w:themeColor="background1"/>
                 <w:sz w:val="18"/>
@@ -2074,16 +2074,16 @@
               <w:spacing w:after="0" w:line="240" w:lineRule="auto"/>
               <w:jc w:val="center"/>
               <w:rPr>
-                <w:rFonts w:ascii="Readex Pro Light" w:eastAsia="Times New Roman" w:hAnsi="Readex Pro Light" w:cs="Readex Pro Light"/>
-                <w:b/>
-                <w:color w:val="FFFFFF" w:themeColor="background1"/>
-                <w:sz w:val="18"/>
-                <w:szCs w:val="18"/>
-              </w:rPr>
-            </w:pPr>
-            <w:r>
-              <w:rPr>
-                <w:rFonts w:ascii="Readex Pro Light" w:eastAsia="Times New Roman" w:hAnsi="Readex Pro Light" w:cs="Readex Pro Light"/>
+                <w:rFonts w:ascii="Tahoma" w:eastAsia="Tahoma" w:hAnsi="Tahoma" w:cs="Tahoma"/>
+                <w:b/>
+                <w:color w:val="FFFFFF" w:themeColor="background1"/>
+                <w:sz w:val="18"/>
+                <w:szCs w:val="18"/>
+              </w:rPr>
+            </w:pPr>
+            <w:r>
+              <w:rPr>
+                <w:rFonts w:ascii="Tahoma" w:eastAsia="Tahoma" w:hAnsi="Tahoma" w:cs="Tahoma"/>
                 <w:b/>
                 <w:color w:val="FFFFFF" w:themeColor="background1"/>
                 <w:sz w:val="18"/>
@@ -2106,14 +2106,14 @@
               <w:spacing w:after="0" w:line="240" w:lineRule="auto"/>
               <w:jc w:val="center"/>
               <w:rPr>
-                <w:rFonts w:ascii="Readex Pro Light" w:eastAsia="Times New Roman" w:hAnsi="Readex Pro Light" w:cs="Readex Pro Light"/>
-                <w:sz w:val="18"/>
-                <w:szCs w:val="18"/>
-              </w:rPr>
-            </w:pPr>
-            <w:r>
-              <w:rPr>
-                <w:rFonts w:ascii="Readex Pro Light" w:eastAsia="Times New Roman" w:hAnsi="Readex Pro Light" w:cs="Readex Pro Light"/>
+                <w:rFonts w:ascii="Tahoma" w:eastAsia="Tahoma" w:hAnsi="Tahoma" w:cs="Tahoma"/>
+                <w:sz w:val="18"/>
+                <w:szCs w:val="18"/>
+              </w:rPr>
+            </w:pPr>
+            <w:r>
+              <w:rPr>
+                <w:rFonts w:ascii="Tahoma" w:eastAsia="Tahoma" w:hAnsi="Tahoma" w:cs="Tahoma"/>
                 <w:sz w:val="18"/>
                 <w:szCs w:val="18"/>
               </w:rPr>
@@ -2132,14 +2132,14 @@
               <w:spacing w:after="0" w:line="240" w:lineRule="auto"/>
               <w:jc w:val="center"/>
               <w:rPr>
-                <w:rFonts w:ascii="Readex Pro Light" w:eastAsia="Times New Roman" w:hAnsi="Readex Pro Light" w:cs="Readex Pro Light"/>
-                <w:sz w:val="18"/>
-                <w:szCs w:val="18"/>
-              </w:rPr>
-            </w:pPr>
-            <w:r>
-              <w:rPr>
-                <w:rFonts w:ascii="Readex Pro Light" w:eastAsia="Times New Roman" w:hAnsi="Readex Pro Light" w:cs="Readex Pro Light"/>
+                <w:rFonts w:ascii="Tahoma" w:eastAsia="Tahoma" w:hAnsi="Tahoma" w:cs="Tahoma"/>
+                <w:sz w:val="18"/>
+                <w:szCs w:val="18"/>
+              </w:rPr>
+            </w:pPr>
+            <w:r>
+              <w:rPr>
+                <w:rFonts w:ascii="Tahoma" w:eastAsia="Tahoma" w:hAnsi="Tahoma" w:cs="Tahoma"/>
                 <w:sz w:val="18"/>
                 <w:szCs w:val="18"/>
               </w:rPr>
@@ -2157,14 +2157,14 @@
             <w:pPr>
               <w:spacing w:after="0" w:line="240" w:lineRule="auto"/>
               <w:rPr>
-                <w:rFonts w:ascii="Readex Pro Light" w:eastAsia="Times New Roman" w:hAnsi="Readex Pro Light" w:cs="Readex Pro Light"/>
-                <w:sz w:val="18"/>
-                <w:szCs w:val="18"/>
-              </w:rPr>
-            </w:pPr>
-            <w:r>
-              <w:rPr>
-                <w:rFonts w:ascii="Readex Pro Light" w:eastAsia="Times New Roman" w:hAnsi="Readex Pro Light" w:cs="Readex Pro Light"/>
+                <w:rFonts w:ascii="Tahoma" w:eastAsia="Tahoma" w:hAnsi="Tahoma" w:cs="Tahoma"/>
+                <w:sz w:val="18"/>
+                <w:szCs w:val="18"/>
+              </w:rPr>
+            </w:pPr>
+            <w:r>
+              <w:rPr>
+                <w:rFonts w:ascii="Tahoma" w:eastAsia="Tahoma" w:hAnsi="Tahoma" w:cs="Tahoma"/>
                 <w:sz w:val="18"/>
                 <w:szCs w:val="18"/>
               </w:rPr>
@@ -2185,14 +2185,14 @@
               <w:spacing w:after="0" w:line="240" w:lineRule="auto"/>
               <w:jc w:val="center"/>
               <w:rPr>
-                <w:rFonts w:ascii="Readex Pro Light" w:eastAsia="Times New Roman" w:hAnsi="Readex Pro Light" w:cs="Readex Pro Light"/>
-                <w:sz w:val="18"/>
-                <w:szCs w:val="18"/>
-              </w:rPr>
-            </w:pPr>
-            <w:r>
-              <w:rPr>
-                <w:rFonts w:ascii="Readex Pro Light" w:eastAsia="Times New Roman" w:hAnsi="Readex Pro Light" w:cs="Readex Pro Light"/>
+                <w:rFonts w:ascii="Tahoma" w:eastAsia="Tahoma" w:hAnsi="Tahoma" w:cs="Tahoma"/>
+                <w:sz w:val="18"/>
+                <w:szCs w:val="18"/>
+              </w:rPr>
+            </w:pPr>
+            <w:r>
+              <w:rPr>
+                <w:rFonts w:ascii="Tahoma" w:eastAsia="Tahoma" w:hAnsi="Tahoma" w:cs="Tahoma"/>
                 <w:sz w:val="18"/>
                 <w:szCs w:val="18"/>
               </w:rPr>
@@ -2211,14 +2211,14 @@
               <w:spacing w:after="0" w:line="240" w:lineRule="auto"/>
               <w:jc w:val="center"/>
               <w:rPr>
-                <w:rFonts w:ascii="Readex Pro Light" w:eastAsia="Times New Roman" w:hAnsi="Readex Pro Light" w:cs="Readex Pro Light"/>
-                <w:sz w:val="18"/>
-                <w:szCs w:val="18"/>
-              </w:rPr>
-            </w:pPr>
-            <w:r>
-              <w:rPr>
-                <w:rFonts w:ascii="Readex Pro Light" w:eastAsia="Times New Roman" w:hAnsi="Readex Pro Light" w:cs="Readex Pro Light"/>
+                <w:rFonts w:ascii="Tahoma" w:eastAsia="Tahoma" w:hAnsi="Tahoma" w:cs="Tahoma"/>
+                <w:sz w:val="18"/>
+                <w:szCs w:val="18"/>
+              </w:rPr>
+            </w:pPr>
+            <w:r>
+              <w:rPr>
+                <w:rFonts w:ascii="Tahoma" w:eastAsia="Tahoma" w:hAnsi="Tahoma" w:cs="Tahoma"/>
                 <w:sz w:val="18"/>
                 <w:szCs w:val="18"/>
               </w:rPr>
@@ -2236,14 +2236,14 @@
             <w:pPr>
               <w:spacing w:after="0" w:line="240" w:lineRule="auto"/>
               <w:rPr>
-                <w:rFonts w:ascii="Readex Pro Light" w:eastAsia="Times New Roman" w:hAnsi="Readex Pro Light" w:cs="Readex Pro Light"/>
-                <w:sz w:val="18"/>
-                <w:szCs w:val="18"/>
-              </w:rPr>
-            </w:pPr>
-            <w:r>
-              <w:rPr>
-                <w:rFonts w:ascii="Readex Pro Light" w:eastAsia="Times New Roman" w:hAnsi="Readex Pro Light" w:cs="Readex Pro Light"/>
+                <w:rFonts w:ascii="Tahoma" w:eastAsia="Tahoma" w:hAnsi="Tahoma" w:cs="Tahoma"/>
+                <w:sz w:val="18"/>
+                <w:szCs w:val="18"/>
+              </w:rPr>
+            </w:pPr>
+            <w:r>
+              <w:rPr>
+                <w:rFonts w:ascii="Tahoma" w:eastAsia="Tahoma" w:hAnsi="Tahoma" w:cs="Tahoma"/>
                 <w:sz w:val="18"/>
                 <w:szCs w:val="18"/>
               </w:rPr>
@@ -2264,14 +2264,14 @@
               <w:spacing w:after="0" w:line="240" w:lineRule="auto"/>
               <w:jc w:val="center"/>
               <w:rPr>
-                <w:rFonts w:ascii="Readex Pro Light" w:eastAsia="Times New Roman" w:hAnsi="Readex Pro Light" w:cs="Readex Pro Light"/>
-                <w:sz w:val="18"/>
-                <w:szCs w:val="18"/>
-              </w:rPr>
-            </w:pPr>
-            <w:r>
-              <w:rPr>
-                <w:rFonts w:ascii="Readex Pro Light" w:eastAsia="Times New Roman" w:hAnsi="Readex Pro Light" w:cs="Readex Pro Light"/>
+                <w:rFonts w:ascii="Tahoma" w:eastAsia="Tahoma" w:hAnsi="Tahoma" w:cs="Tahoma"/>
+                <w:sz w:val="18"/>
+                <w:szCs w:val="18"/>
+              </w:rPr>
+            </w:pPr>
+            <w:r>
+              <w:rPr>
+                <w:rFonts w:ascii="Tahoma" w:eastAsia="Tahoma" w:hAnsi="Tahoma" w:cs="Tahoma"/>
                 <w:sz w:val="18"/>
                 <w:szCs w:val="18"/>
               </w:rPr>
@@ -2290,14 +2290,14 @@
               <w:spacing w:after="0" w:line="240" w:lineRule="auto"/>
               <w:jc w:val="center"/>
               <w:rPr>
-                <w:rFonts w:ascii="Readex Pro Light" w:eastAsia="Times New Roman" w:hAnsi="Readex Pro Light" w:cs="Readex Pro Light"/>
-                <w:sz w:val="18"/>
-                <w:szCs w:val="18"/>
-              </w:rPr>
-            </w:pPr>
-            <w:r>
-              <w:rPr>
-                <w:rFonts w:ascii="Readex Pro Light" w:eastAsia="Times New Roman" w:hAnsi="Readex Pro Light" w:cs="Readex Pro Light"/>
+                <w:rFonts w:ascii="Tahoma" w:eastAsia="Tahoma" w:hAnsi="Tahoma" w:cs="Tahoma"/>
+                <w:sz w:val="18"/>
+                <w:szCs w:val="18"/>
+              </w:rPr>
+            </w:pPr>
+            <w:r>
+              <w:rPr>
+                <w:rFonts w:ascii="Tahoma" w:eastAsia="Tahoma" w:hAnsi="Tahoma" w:cs="Tahoma"/>
                 <w:sz w:val="18"/>
                 <w:szCs w:val="18"/>
               </w:rPr>
@@ -2315,14 +2315,14 @@
             <w:pPr>
               <w:spacing w:after="0" w:line="240" w:lineRule="auto"/>
               <w:rPr>
-                <w:rFonts w:ascii="Readex Pro Light" w:eastAsia="Times New Roman" w:hAnsi="Readex Pro Light" w:cs="Readex Pro Light"/>
-                <w:sz w:val="18"/>
-                <w:szCs w:val="18"/>
-              </w:rPr>
-            </w:pPr>
-            <w:r>
-              <w:rPr>
-                <w:rFonts w:ascii="Readex Pro Light" w:eastAsia="Times New Roman" w:hAnsi="Readex Pro Light" w:cs="Readex Pro Light"/>
+                <w:rFonts w:ascii="Tahoma" w:eastAsia="Tahoma" w:hAnsi="Tahoma" w:cs="Tahoma"/>
+                <w:sz w:val="18"/>
+                <w:szCs w:val="18"/>
+              </w:rPr>
+            </w:pPr>
+            <w:r>
+              <w:rPr>
+                <w:rFonts w:ascii="Tahoma" w:eastAsia="Tahoma" w:hAnsi="Tahoma" w:cs="Tahoma"/>
                 <w:sz w:val="18"/>
                 <w:szCs w:val="18"/>
               </w:rPr>
@@ -2349,14 +2349,14 @@
               <w:spacing w:after="0" w:line="240" w:lineRule="auto"/>
               <w:jc w:val="center"/>
               <w:rPr>
-                <w:rFonts w:ascii="Readex Pro Light" w:eastAsia="Times New Roman" w:hAnsi="Readex Pro Light" w:cs="Readex Pro Light"/>
-                <w:sz w:val="18"/>
-                <w:szCs w:val="18"/>
-              </w:rPr>
-            </w:pPr>
-            <w:r>
-              <w:rPr>
-                <w:rFonts w:ascii="Readex Pro Light" w:eastAsia="Times New Roman" w:hAnsi="Readex Pro Light" w:cs="Readex Pro Light"/>
+                <w:rFonts w:ascii="Tahoma" w:eastAsia="Tahoma" w:hAnsi="Tahoma" w:cs="Tahoma"/>
+                <w:sz w:val="18"/>
+                <w:szCs w:val="18"/>
+              </w:rPr>
+            </w:pPr>
+            <w:r>
+              <w:rPr>
+                <w:rFonts w:ascii="Tahoma" w:eastAsia="Tahoma" w:hAnsi="Tahoma" w:cs="Tahoma"/>
                 <w:sz w:val="18"/>
                 <w:szCs w:val="18"/>
               </w:rPr>
@@ -2375,14 +2375,14 @@
               <w:spacing w:after="0" w:line="240" w:lineRule="auto"/>
               <w:jc w:val="center"/>
               <w:rPr>
-                <w:rFonts w:ascii="Readex Pro Light" w:eastAsia="Times New Roman" w:hAnsi="Readex Pro Light" w:cs="Readex Pro Light"/>
-                <w:sz w:val="18"/>
-                <w:szCs w:val="18"/>
-              </w:rPr>
-            </w:pPr>
-            <w:r>
-              <w:rPr>
-                <w:rFonts w:ascii="Readex Pro Light" w:eastAsia="Times New Roman" w:hAnsi="Readex Pro Light" w:cs="Readex Pro Light"/>
+                <w:rFonts w:ascii="Tahoma" w:eastAsia="Tahoma" w:hAnsi="Tahoma" w:cs="Tahoma"/>
+                <w:sz w:val="18"/>
+                <w:szCs w:val="18"/>
+              </w:rPr>
+            </w:pPr>
+            <w:r>
+              <w:rPr>
+                <w:rFonts w:ascii="Tahoma" w:eastAsia="Tahoma" w:hAnsi="Tahoma" w:cs="Tahoma"/>
                 <w:sz w:val="18"/>
                 <w:szCs w:val="18"/>
               </w:rPr>
@@ -2391,7 +2391,7 @@
             <w:proofErr w:type="gramStart"/>
             <w:r>
               <w:rPr>
-                <w:rFonts w:ascii="Readex Pro Light" w:eastAsia="Times New Roman" w:hAnsi="Readex Pro Light" w:cs="Readex Pro Light"/>
+                <w:rFonts w:ascii="Tahoma" w:eastAsia="Tahoma" w:hAnsi="Tahoma" w:cs="Tahoma"/>
                 <w:sz w:val="18"/>
                 <w:szCs w:val="18"/>
               </w:rPr>
@@ -2410,14 +2410,14 @@
             <w:pPr>
               <w:spacing w:after="0" w:line="240" w:lineRule="auto"/>
               <w:rPr>
-                <w:rFonts w:ascii="Readex Pro Light" w:eastAsia="Times New Roman" w:hAnsi="Readex Pro Light" w:cs="Readex Pro Light"/>
-                <w:sz w:val="18"/>
-                <w:szCs w:val="18"/>
-              </w:rPr>
-            </w:pPr>
-            <w:r>
-              <w:rPr>
-                <w:rFonts w:ascii="Readex Pro Light" w:eastAsia="Times New Roman" w:hAnsi="Readex Pro Light" w:cs="Readex Pro Light"/>
+                <w:rFonts w:ascii="Tahoma" w:eastAsia="Tahoma" w:hAnsi="Tahoma" w:cs="Tahoma"/>
+                <w:sz w:val="18"/>
+                <w:szCs w:val="18"/>
+              </w:rPr>
+            </w:pPr>
+            <w:r>
+              <w:rPr>
+                <w:rFonts w:ascii="Tahoma" w:eastAsia="Tahoma" w:hAnsi="Tahoma" w:cs="Tahoma"/>
                 <w:sz w:val="18"/>
                 <w:szCs w:val="18"/>
               </w:rPr>
@@ -2444,14 +2444,14 @@
               <w:spacing w:after="0" w:line="240" w:lineRule="auto"/>
               <w:jc w:val="center"/>
               <w:rPr>
-                <w:rFonts w:ascii="Readex Pro Light" w:eastAsia="Times New Roman" w:hAnsi="Readex Pro Light" w:cs="Readex Pro Light"/>
-                <w:sz w:val="18"/>
-                <w:szCs w:val="18"/>
-              </w:rPr>
-            </w:pPr>
-            <w:r>
-              <w:rPr>
-                <w:rFonts w:ascii="Readex Pro Light" w:eastAsia="Times New Roman" w:hAnsi="Readex Pro Light" w:cs="Readex Pro Light"/>
+                <w:rFonts w:ascii="Tahoma" w:eastAsia="Tahoma" w:hAnsi="Tahoma" w:cs="Tahoma"/>
+                <w:sz w:val="18"/>
+                <w:szCs w:val="18"/>
+              </w:rPr>
+            </w:pPr>
+            <w:r>
+              <w:rPr>
+                <w:rFonts w:ascii="Tahoma" w:eastAsia="Tahoma" w:hAnsi="Tahoma" w:cs="Tahoma"/>
                 <w:sz w:val="18"/>
                 <w:szCs w:val="18"/>
               </w:rPr>
@@ -2470,14 +2470,14 @@
               <w:spacing w:after="0" w:line="240" w:lineRule="auto"/>
               <w:jc w:val="center"/>
               <w:rPr>
-                <w:rFonts w:ascii="Readex Pro Light" w:eastAsia="Times New Roman" w:hAnsi="Readex Pro Light" w:cs="Readex Pro Light"/>
-                <w:sz w:val="18"/>
-                <w:szCs w:val="18"/>
-              </w:rPr>
-            </w:pPr>
-            <w:r>
-              <w:rPr>
-                <w:rFonts w:ascii="Readex Pro Light" w:eastAsia="Times New Roman" w:hAnsi="Readex Pro Light" w:cs="Readex Pro Light"/>
+                <w:rFonts w:ascii="Tahoma" w:eastAsia="Tahoma" w:hAnsi="Tahoma" w:cs="Tahoma"/>
+                <w:sz w:val="18"/>
+                <w:szCs w:val="18"/>
+              </w:rPr>
+            </w:pPr>
+            <w:r>
+              <w:rPr>
+                <w:rFonts w:ascii="Tahoma" w:eastAsia="Tahoma" w:hAnsi="Tahoma" w:cs="Tahoma"/>
                 <w:sz w:val="18"/>
                 <w:szCs w:val="18"/>
               </w:rPr>
@@ -2495,14 +2495,14 @@
             <w:pPr>
               <w:spacing w:after="0" w:line="240" w:lineRule="auto"/>
               <w:rPr>
-                <w:rFonts w:ascii="Readex Pro Light" w:eastAsia="Times New Roman" w:hAnsi="Readex Pro Light" w:cs="Readex Pro Light"/>
-                <w:sz w:val="18"/>
-                <w:szCs w:val="18"/>
-              </w:rPr>
-            </w:pPr>
-            <w:r>
-              <w:rPr>
-                <w:rFonts w:ascii="Readex Pro Light" w:eastAsia="Times New Roman" w:hAnsi="Readex Pro Light" w:cs="Readex Pro Light"/>
+                <w:rFonts w:ascii="Tahoma" w:eastAsia="Tahoma" w:hAnsi="Tahoma" w:cs="Tahoma"/>
+                <w:sz w:val="18"/>
+                <w:szCs w:val="18"/>
+              </w:rPr>
+            </w:pPr>
+            <w:r>
+              <w:rPr>
+                <w:rFonts w:ascii="Tahoma" w:eastAsia="Tahoma" w:hAnsi="Tahoma" w:cs="Tahoma"/>
                 <w:sz w:val="18"/>
                 <w:szCs w:val="18"/>
               </w:rPr>
@@ -2527,14 +2527,14 @@
               <w:spacing w:after="0" w:line="240" w:lineRule="auto"/>
               <w:jc w:val="center"/>
               <w:rPr>
-                <w:rFonts w:ascii="Readex Pro Light" w:eastAsia="Times New Roman" w:hAnsi="Readex Pro Light" w:cs="Readex Pro Light"/>
-                <w:sz w:val="18"/>
-                <w:szCs w:val="18"/>
-              </w:rPr>
-            </w:pPr>
-            <w:r>
-              <w:rPr>
-                <w:rFonts w:ascii="Readex Pro Light" w:eastAsia="Times New Roman" w:hAnsi="Readex Pro Light" w:cs="Readex Pro Light"/>
+                <w:rFonts w:ascii="Tahoma" w:eastAsia="Tahoma" w:hAnsi="Tahoma" w:cs="Tahoma"/>
+                <w:sz w:val="18"/>
+                <w:szCs w:val="18"/>
+              </w:rPr>
+            </w:pPr>
+            <w:r>
+              <w:rPr>
+                <w:rFonts w:ascii="Tahoma" w:eastAsia="Tahoma" w:hAnsi="Tahoma" w:cs="Tahoma"/>
                 <w:b/>
                 <w:color w:val="FFFFFF" w:themeColor="background1"/>
                 <w:sz w:val="18"/>
@@ -2544,7 +2544,7 @@
             </w:r>
             <w:r>
               <w:rPr>
-                <w:rFonts w:ascii="Readex Pro Light" w:eastAsia="Times New Roman" w:hAnsi="Readex Pro Light" w:cs="Readex Pro Light"/>
+                <w:rFonts w:ascii="Tahoma" w:eastAsia="Tahoma" w:hAnsi="Tahoma" w:cs="Tahoma"/>
                 <w:b/>
                 <w:color w:val="FFFFFF" w:themeColor="background1"/>
                 <w:sz w:val="18"/>
@@ -2567,15 +2567,15 @@
               <w:spacing w:after="0" w:line="240" w:lineRule="auto"/>
               <w:jc w:val="center"/>
               <w:rPr>
-                <w:rFonts w:ascii="Readex Pro Light" w:eastAsia="Times New Roman" w:hAnsi="Readex Pro Light" w:cs="Readex Pro Light"/>
-                <w:b/>
-                <w:sz w:val="18"/>
-                <w:szCs w:val="18"/>
-              </w:rPr>
-            </w:pPr>
-            <w:r>
-              <w:rPr>
-                <w:rFonts w:ascii="Readex Pro Light" w:eastAsia="Times New Roman" w:hAnsi="Readex Pro Light" w:cs="Readex Pro Light"/>
+                <w:rFonts w:ascii="Tahoma" w:eastAsia="Tahoma" w:hAnsi="Tahoma" w:cs="Tahoma"/>
+                <w:b/>
+                <w:sz w:val="18"/>
+                <w:szCs w:val="18"/>
+              </w:rPr>
+            </w:pPr>
+            <w:r>
+              <w:rPr>
+                <w:rFonts w:ascii="Tahoma" w:eastAsia="Tahoma" w:hAnsi="Tahoma" w:cs="Tahoma"/>
                 <w:b/>
                 <w:sz w:val="18"/>
                 <w:szCs w:val="18"/>
@@ -2596,15 +2596,15 @@
               <w:spacing w:after="0" w:line="240" w:lineRule="auto"/>
               <w:jc w:val="center"/>
               <w:rPr>
-                <w:rFonts w:ascii="Readex Pro Light" w:eastAsia="Times New Roman" w:hAnsi="Readex Pro Light" w:cs="Readex Pro Light"/>
-                <w:b/>
-                <w:sz w:val="18"/>
-                <w:szCs w:val="18"/>
-              </w:rPr>
-            </w:pPr>
-            <w:r>
-              <w:rPr>
-                <w:rFonts w:ascii="Readex Pro Light" w:eastAsia="Times New Roman" w:hAnsi="Readex Pro Light" w:cs="Readex Pro Light"/>
+                <w:rFonts w:ascii="Tahoma" w:eastAsia="Tahoma" w:hAnsi="Tahoma" w:cs="Tahoma"/>
+                <w:b/>
+                <w:sz w:val="18"/>
+                <w:szCs w:val="18"/>
+              </w:rPr>
+            </w:pPr>
+            <w:r>
+              <w:rPr>
+                <w:rFonts w:ascii="Tahoma" w:eastAsia="Tahoma" w:hAnsi="Tahoma" w:cs="Tahoma"/>
                 <w:b/>
                 <w:sz w:val="18"/>
                 <w:szCs w:val="18"/>
@@ -2625,15 +2625,15 @@
               <w:spacing w:after="0" w:line="240" w:lineRule="auto"/>
               <w:jc w:val="center"/>
               <w:rPr>
-                <w:rFonts w:ascii="Readex Pro Light" w:eastAsia="Times New Roman" w:hAnsi="Readex Pro Light" w:cs="Readex Pro Light"/>
-                <w:b/>
-                <w:sz w:val="18"/>
-                <w:szCs w:val="18"/>
-              </w:rPr>
-            </w:pPr>
-            <w:r>
-              <w:rPr>
-                <w:rFonts w:ascii="Readex Pro Light" w:eastAsia="Times New Roman" w:hAnsi="Readex Pro Light" w:cs="Readex Pro Light"/>
+                <w:rFonts w:ascii="Tahoma" w:eastAsia="Tahoma" w:hAnsi="Tahoma" w:cs="Tahoma"/>
+                <w:b/>
+                <w:sz w:val="18"/>
+                <w:szCs w:val="18"/>
+              </w:rPr>
+            </w:pPr>
+            <w:r>
+              <w:rPr>
+                <w:rFonts w:ascii="Tahoma" w:eastAsia="Tahoma" w:hAnsi="Tahoma" w:cs="Tahoma"/>
                 <w:b/>
                 <w:sz w:val="18"/>
                 <w:szCs w:val="18"/>
@@ -2654,15 +2654,15 @@
               <w:spacing w:after="0" w:line="240" w:lineRule="auto"/>
               <w:jc w:val="center"/>
               <w:rPr>
-                <w:rFonts w:ascii="Readex Pro Light" w:eastAsia="Times New Roman" w:hAnsi="Readex Pro Light" w:cs="Readex Pro Light"/>
-                <w:b/>
-                <w:sz w:val="18"/>
-                <w:szCs w:val="18"/>
-              </w:rPr>
-            </w:pPr>
-            <w:r>
-              <w:rPr>
-                <w:rFonts w:ascii="Readex Pro Light" w:eastAsia="Times New Roman" w:hAnsi="Readex Pro Light" w:cs="Readex Pro Light"/>
+                <w:rFonts w:ascii="Tahoma" w:eastAsia="Tahoma" w:hAnsi="Tahoma" w:cs="Tahoma"/>
+                <w:b/>
+                <w:sz w:val="18"/>
+                <w:szCs w:val="18"/>
+              </w:rPr>
+            </w:pPr>
+            <w:r>
+              <w:rPr>
+                <w:rFonts w:ascii="Tahoma" w:eastAsia="Tahoma" w:hAnsi="Tahoma" w:cs="Tahoma"/>
                 <w:b/>
                 <w:sz w:val="18"/>
                 <w:szCs w:val="18"/>
@@ -2683,15 +2683,15 @@
               <w:spacing w:after="0" w:line="240" w:lineRule="auto"/>
               <w:jc w:val="center"/>
               <w:rPr>
-                <w:rFonts w:ascii="Readex Pro Light" w:eastAsia="Times New Roman" w:hAnsi="Readex Pro Light" w:cs="Readex Pro Light"/>
-                <w:b/>
-                <w:sz w:val="18"/>
-                <w:szCs w:val="18"/>
-              </w:rPr>
-            </w:pPr>
-            <w:r>
-              <w:rPr>
-                <w:rFonts w:ascii="Readex Pro Light" w:eastAsia="Times New Roman" w:hAnsi="Readex Pro Light" w:cs="Readex Pro Light"/>
+                <w:rFonts w:ascii="Tahoma" w:eastAsia="Tahoma" w:hAnsi="Tahoma" w:cs="Tahoma"/>
+                <w:b/>
+                <w:sz w:val="18"/>
+                <w:szCs w:val="18"/>
+              </w:rPr>
+            </w:pPr>
+            <w:r>
+              <w:rPr>
+                <w:rFonts w:ascii="Tahoma" w:eastAsia="Tahoma" w:hAnsi="Tahoma" w:cs="Tahoma"/>
                 <w:b/>
                 <w:sz w:val="18"/>
                 <w:szCs w:val="18"/>
@@ -2721,16 +2721,16 @@
               <w:spacing w:after="0" w:line="240" w:lineRule="auto"/>
               <w:jc w:val="center"/>
               <w:rPr>
-                <w:rFonts w:ascii="Readex Pro Light" w:eastAsia="Times New Roman" w:hAnsi="Readex Pro Light" w:cs="Readex Pro Light"/>
-                <w:b/>
-                <w:color w:val="FFFFFF" w:themeColor="background1"/>
-                <w:sz w:val="18"/>
-                <w:szCs w:val="18"/>
-              </w:rPr>
-            </w:pPr>
-            <w:r>
-              <w:rPr>
-                <w:rFonts w:ascii="Readex Pro Light" w:eastAsia="Times New Roman" w:hAnsi="Readex Pro Light" w:cs="Readex Pro Light"/>
+                <w:rFonts w:ascii="Tahoma" w:eastAsia="Tahoma" w:hAnsi="Tahoma" w:cs="Tahoma"/>
+                <w:b/>
+                <w:color w:val="FFFFFF" w:themeColor="background1"/>
+                <w:sz w:val="18"/>
+                <w:szCs w:val="18"/>
+              </w:rPr>
+            </w:pPr>
+            <w:r>
+              <w:rPr>
+                <w:rFonts w:ascii="Tahoma" w:eastAsia="Tahoma" w:hAnsi="Tahoma" w:cs="Tahoma"/>
                 <w:b/>
                 <w:color w:val="FFFFFF" w:themeColor="background1"/>
                 <w:sz w:val="18"/>
@@ -2755,16 +2755,16 @@
               <w:spacing w:after="0" w:line="240" w:lineRule="auto"/>
               <w:jc w:val="center"/>
               <w:rPr>
-                <w:rFonts w:ascii="Readex Pro Light" w:eastAsia="Times New Roman" w:hAnsi="Readex Pro Light" w:cs="Readex Pro Light"/>
-                <w:b/>
-                <w:color w:val="FFFFFF" w:themeColor="background1"/>
-                <w:sz w:val="18"/>
-                <w:szCs w:val="18"/>
-              </w:rPr>
-            </w:pPr>
-            <w:r>
-              <w:rPr>
-                <w:rFonts w:ascii="Readex Pro Light" w:eastAsia="Times New Roman" w:hAnsi="Readex Pro Light" w:cs="Readex Pro Light"/>
+                <w:rFonts w:ascii="Tahoma" w:eastAsia="Tahoma" w:hAnsi="Tahoma" w:cs="Tahoma"/>
+                <w:b/>
+                <w:color w:val="FFFFFF" w:themeColor="background1"/>
+                <w:sz w:val="18"/>
+                <w:szCs w:val="18"/>
+              </w:rPr>
+            </w:pPr>
+            <w:r>
+              <w:rPr>
+                <w:rFonts w:ascii="Tahoma" w:eastAsia="Tahoma" w:hAnsi="Tahoma" w:cs="Tahoma"/>
                 <w:b/>
                 <w:color w:val="FFFFFF" w:themeColor="background1"/>
                 <w:sz w:val="18"/>
@@ -2789,16 +2789,16 @@
               <w:spacing w:after="0" w:line="240" w:lineRule="auto"/>
               <w:jc w:val="center"/>
               <w:rPr>
-                <w:rFonts w:ascii="Readex Pro Light" w:eastAsia="Times New Roman" w:hAnsi="Readex Pro Light" w:cs="Readex Pro Light"/>
-                <w:b/>
-                <w:color w:val="FFFFFF" w:themeColor="background1"/>
-                <w:sz w:val="18"/>
-                <w:szCs w:val="18"/>
-              </w:rPr>
-            </w:pPr>
-            <w:r>
-              <w:rPr>
-                <w:rFonts w:ascii="Readex Pro Light" w:eastAsia="Times New Roman" w:hAnsi="Readex Pro Light" w:cs="Readex Pro Light"/>
+                <w:rFonts w:ascii="Tahoma" w:eastAsia="Tahoma" w:hAnsi="Tahoma" w:cs="Tahoma"/>
+                <w:b/>
+                <w:color w:val="FFFFFF" w:themeColor="background1"/>
+                <w:sz w:val="18"/>
+                <w:szCs w:val="18"/>
+              </w:rPr>
+            </w:pPr>
+            <w:r>
+              <w:rPr>
+                <w:rFonts w:ascii="Tahoma" w:eastAsia="Tahoma" w:hAnsi="Tahoma" w:cs="Tahoma"/>
                 <w:b/>
                 <w:color w:val="FFFFFF" w:themeColor="background1"/>
                 <w:sz w:val="18"/>
@@ -2823,16 +2823,16 @@
               <w:spacing w:after="0" w:line="240" w:lineRule="auto"/>
               <w:jc w:val="center"/>
               <w:rPr>
-                <w:rFonts w:ascii="Readex Pro Light" w:eastAsia="Times New Roman" w:hAnsi="Readex Pro Light" w:cs="Readex Pro Light"/>
-                <w:b/>
-                <w:color w:val="FFFFFF" w:themeColor="background1"/>
-                <w:sz w:val="18"/>
-                <w:szCs w:val="18"/>
-              </w:rPr>
-            </w:pPr>
-            <w:r>
-              <w:rPr>
-                <w:rFonts w:ascii="Readex Pro Light" w:eastAsia="Times New Roman" w:hAnsi="Readex Pro Light" w:cs="Readex Pro Light"/>
+                <w:rFonts w:ascii="Tahoma" w:eastAsia="Tahoma" w:hAnsi="Tahoma" w:cs="Tahoma"/>
+                <w:b/>
+                <w:color w:val="FFFFFF" w:themeColor="background1"/>
+                <w:sz w:val="18"/>
+                <w:szCs w:val="18"/>
+              </w:rPr>
+            </w:pPr>
+            <w:r>
+              <w:rPr>
+                <w:rFonts w:ascii="Tahoma" w:eastAsia="Tahoma" w:hAnsi="Tahoma" w:cs="Tahoma"/>
                 <w:b/>
                 <w:color w:val="FFFFFF" w:themeColor="background1"/>
                 <w:sz w:val="18"/>
@@ -2857,16 +2857,16 @@
               <w:spacing w:after="0" w:line="240" w:lineRule="auto"/>
               <w:jc w:val="center"/>
               <w:rPr>
-                <w:rFonts w:ascii="Readex Pro Light" w:eastAsia="Times New Roman" w:hAnsi="Readex Pro Light" w:cs="Readex Pro Light"/>
-                <w:b/>
-                <w:color w:val="FFFFFF" w:themeColor="background1"/>
-                <w:sz w:val="18"/>
-                <w:szCs w:val="18"/>
-              </w:rPr>
-            </w:pPr>
-            <w:r>
-              <w:rPr>
-                <w:rFonts w:ascii="Readex Pro Light" w:eastAsia="Times New Roman" w:hAnsi="Readex Pro Light" w:cs="Readex Pro Light"/>
+                <w:rFonts w:ascii="Tahoma" w:eastAsia="Tahoma" w:hAnsi="Tahoma" w:cs="Tahoma"/>
+                <w:b/>
+                <w:color w:val="FFFFFF" w:themeColor="background1"/>
+                <w:sz w:val="18"/>
+                <w:szCs w:val="18"/>
+              </w:rPr>
+            </w:pPr>
+            <w:r>
+              <w:rPr>
+                <w:rFonts w:ascii="Tahoma" w:eastAsia="Tahoma" w:hAnsi="Tahoma" w:cs="Tahoma"/>
                 <w:b/>
                 <w:color w:val="FFFFFF" w:themeColor="background1"/>
                 <w:sz w:val="18"/>
@@ -2890,16 +2890,16 @@
               <w:spacing w:after="0" w:line="240" w:lineRule="auto"/>
               <w:jc w:val="center"/>
               <w:rPr>
-                <w:rFonts w:ascii="Readex Pro Light" w:eastAsia="Times New Roman" w:hAnsi="Readex Pro Light" w:cs="Readex Pro Light"/>
-                <w:b/>
-                <w:color w:val="FFFFFF" w:themeColor="background1"/>
-                <w:sz w:val="18"/>
-                <w:szCs w:val="18"/>
-              </w:rPr>
-            </w:pPr>
-            <w:r>
-              <w:rPr>
-                <w:rFonts w:ascii="Readex Pro Light" w:eastAsia="Times New Roman" w:hAnsi="Readex Pro Light" w:cs="Readex Pro Light"/>
+                <w:rFonts w:ascii="Tahoma" w:eastAsia="Tahoma" w:hAnsi="Tahoma" w:cs="Tahoma"/>
+                <w:b/>
+                <w:color w:val="FFFFFF" w:themeColor="background1"/>
+                <w:sz w:val="18"/>
+                <w:szCs w:val="18"/>
+              </w:rPr>
+            </w:pPr>
+            <w:r>
+              <w:rPr>
+                <w:rFonts w:ascii="Tahoma" w:eastAsia="Tahoma" w:hAnsi="Tahoma" w:cs="Tahoma"/>
                 <w:b/>
                 <w:color w:val="FFFFFF" w:themeColor="background1"/>
                 <w:sz w:val="18"/>
@@ -2925,27 +2925,27 @@
               <w:spacing w:after="0" w:line="240" w:lineRule="auto"/>
               <w:jc w:val="center"/>
               <w:rPr>
-                <w:rFonts w:ascii="Readex Pro Light" w:eastAsia="Times New Roman" w:hAnsi="Readex Pro Light" w:cs="Readex Pro Light"/>
-                <w:color w:val="FFFFFF" w:themeColor="background1"/>
-                <w:sz w:val="18"/>
-                <w:szCs w:val="18"/>
-              </w:rPr>
-            </w:pPr>
-          </w:p>
-          <w:p>
-            <w:pPr>
-              <w:spacing w:after="0" w:line="240" w:lineRule="auto"/>
-              <w:jc w:val="center"/>
-              <w:rPr>
-                <w:rFonts w:ascii="Readex Pro Light" w:eastAsia="Times New Roman" w:hAnsi="Readex Pro Light" w:cs="Readex Pro Light"/>
-                <w:color w:val="FFFFFF" w:themeColor="background1"/>
-                <w:sz w:val="18"/>
-                <w:szCs w:val="18"/>
-              </w:rPr>
-            </w:pPr>
-            <w:r>
-              <w:rPr>
-                <w:rFonts w:ascii="Readex Pro Light" w:eastAsia="Times New Roman" w:hAnsi="Readex Pro Light" w:cs="Readex Pro Light"/>
+                <w:rFonts w:ascii="Tahoma" w:eastAsia="Tahoma" w:hAnsi="Tahoma" w:cs="Tahoma"/>
+                <w:color w:val="FFFFFF" w:themeColor="background1"/>
+                <w:sz w:val="18"/>
+                <w:szCs w:val="18"/>
+              </w:rPr>
+            </w:pPr>
+          </w:p>
+          <w:p>
+            <w:pPr>
+              <w:spacing w:after="0" w:line="240" w:lineRule="auto"/>
+              <w:jc w:val="center"/>
+              <w:rPr>
+                <w:rFonts w:ascii="Tahoma" w:eastAsia="Tahoma" w:hAnsi="Tahoma" w:cs="Tahoma"/>
+                <w:color w:val="FFFFFF" w:themeColor="background1"/>
+                <w:sz w:val="18"/>
+                <w:szCs w:val="18"/>
+              </w:rPr>
+            </w:pPr>
+            <w:r>
+              <w:rPr>
+                <w:rFonts w:ascii="Tahoma" w:eastAsia="Tahoma" w:hAnsi="Tahoma" w:cs="Tahoma"/>
                 <w:color w:val="FFFFFF" w:themeColor="background1"/>
                 <w:sz w:val="18"/>
                 <w:szCs w:val="18"/>
@@ -2963,7 +2963,7 @@
             <w:pPr>
               <w:spacing w:after="0"/>
               <w:rPr>
-                <w:rFonts w:ascii="Readex Pro Light" w:eastAsia="Times New Roman" w:hAnsi="Readex Pro Light" w:cs="Readex Pro Light"/>
+                <w:rFonts w:ascii="Tahoma" w:eastAsia="Tahoma" w:hAnsi="Tahoma" w:cs="Tahoma"/>
                 <w:b/>
                 <w:noProof/>
                 <w:sz w:val="18"/>
@@ -2982,7 +2982,7 @@
             <w:pPr>
               <w:spacing w:after="0"/>
               <w:rPr>
-                <w:rFonts w:ascii="Readex Pro Light" w:eastAsia="Calibri" w:hAnsi="Readex Pro Light" w:cs="Readex Pro Light"/>
+                <w:rFonts w:ascii="Tahoma" w:eastAsia="Tahoma" w:hAnsi="Tahoma" w:cs="Tahoma"/>
                 <w:noProof/>
                 <w:sz w:val="18"/>
                 <w:szCs w:val="18"/>
@@ -3002,7 +3002,7 @@
               <w:spacing w:after="0" w:line="240" w:lineRule="auto"/>
               <w:jc w:val="center"/>
               <w:rPr>
-                <w:rFonts w:ascii="Readex Pro Light" w:eastAsia="Times New Roman" w:hAnsi="Readex Pro Light" w:cs="Readex Pro Light"/>
+                <w:rFonts w:ascii="Tahoma" w:eastAsia="Tahoma" w:hAnsi="Tahoma" w:cs="Tahoma"/>
                 <w:b/>
                 <w:bCs/>
                 <w:sz w:val="18"/>
@@ -3024,7 +3024,7 @@
             <w:pPr>
               <w:spacing w:after="0" w:line="240" w:lineRule="auto"/>
               <w:rPr>
-                <w:rFonts w:ascii="Readex Pro Light" w:eastAsia="Times New Roman" w:hAnsi="Readex Pro Light" w:cs="Readex Pro Light"/>
+                <w:rFonts w:ascii="Tahoma" w:eastAsia="Tahoma" w:hAnsi="Tahoma" w:cs="Tahoma"/>
                 <w:sz w:val="18"/>
                 <w:szCs w:val="18"/>
               </w:rPr>
@@ -3040,7 +3040,7 @@
             <w:pPr>
               <w:spacing w:after="0" w:line="240" w:lineRule="auto"/>
               <w:rPr>
-                <w:rFonts w:ascii="Readex Pro Light" w:eastAsia="Times New Roman" w:hAnsi="Readex Pro Light" w:cs="Readex Pro Light"/>
+                <w:rFonts w:ascii="Tahoma" w:eastAsia="Tahoma" w:hAnsi="Tahoma" w:cs="Tahoma"/>
                 <w:sz w:val="18"/>
                 <w:szCs w:val="18"/>
               </w:rPr>
@@ -3063,27 +3063,27 @@
               <w:spacing w:after="0" w:line="240" w:lineRule="auto"/>
               <w:jc w:val="center"/>
               <w:rPr>
-                <w:rFonts w:ascii="Readex Pro Light" w:eastAsia="Times New Roman" w:hAnsi="Readex Pro Light" w:cs="Readex Pro Light"/>
-                <w:color w:val="FFFFFF" w:themeColor="background1"/>
-                <w:sz w:val="18"/>
-                <w:szCs w:val="18"/>
-              </w:rPr>
-            </w:pPr>
-          </w:p>
-          <w:p>
-            <w:pPr>
-              <w:spacing w:after="0" w:line="240" w:lineRule="auto"/>
-              <w:jc w:val="center"/>
-              <w:rPr>
-                <w:rFonts w:ascii="Readex Pro Light" w:eastAsia="Times New Roman" w:hAnsi="Readex Pro Light" w:cs="Readex Pro Light"/>
-                <w:color w:val="FFFFFF" w:themeColor="background1"/>
-                <w:sz w:val="18"/>
-                <w:szCs w:val="18"/>
-              </w:rPr>
-            </w:pPr>
-            <w:r>
-              <w:rPr>
-                <w:rFonts w:ascii="Readex Pro Light" w:eastAsia="Times New Roman" w:hAnsi="Readex Pro Light" w:cs="Readex Pro Light"/>
+                <w:rFonts w:ascii="Tahoma" w:eastAsia="Tahoma" w:hAnsi="Tahoma" w:cs="Tahoma"/>
+                <w:color w:val="FFFFFF" w:themeColor="background1"/>
+                <w:sz w:val="18"/>
+                <w:szCs w:val="18"/>
+              </w:rPr>
+            </w:pPr>
+          </w:p>
+          <w:p>
+            <w:pPr>
+              <w:spacing w:after="0" w:line="240" w:lineRule="auto"/>
+              <w:jc w:val="center"/>
+              <w:rPr>
+                <w:rFonts w:ascii="Tahoma" w:eastAsia="Tahoma" w:hAnsi="Tahoma" w:cs="Tahoma"/>
+                <w:color w:val="FFFFFF" w:themeColor="background1"/>
+                <w:sz w:val="18"/>
+                <w:szCs w:val="18"/>
+              </w:rPr>
+            </w:pPr>
+            <w:r>
+              <w:rPr>
+                <w:rFonts w:ascii="Tahoma" w:eastAsia="Tahoma" w:hAnsi="Tahoma" w:cs="Tahoma"/>
                 <w:color w:val="FFFFFF" w:themeColor="background1"/>
                 <w:sz w:val="18"/>
                 <w:szCs w:val="18"/>
@@ -3101,7 +3101,7 @@
             <w:pPr>
               <w:spacing w:after="0"/>
               <w:rPr>
-                <w:rFonts w:ascii="Readex Pro Light" w:eastAsia="Times New Roman" w:hAnsi="Readex Pro Light" w:cs="Readex Pro Light"/>
+                <w:rFonts w:ascii="Tahoma" w:eastAsia="Tahoma" w:hAnsi="Tahoma" w:cs="Tahoma"/>
                 <w:b/>
                 <w:noProof/>
                 <w:sz w:val="18"/>
@@ -3119,7 +3119,7 @@
           <w:p>
             <w:pPr>
               <w:rPr>
-                <w:rFonts w:ascii="Readex Pro Light" w:eastAsia="Calibri" w:hAnsi="Readex Pro Light" w:cs="Readex Pro Light"/>
+                <w:rFonts w:ascii="Tahoma" w:eastAsia="Tahoma" w:hAnsi="Tahoma" w:cs="Tahoma"/>
                 <w:sz w:val="18"/>
                 <w:szCs w:val="18"/>
                 <w:lang w:val="en-US"/>
@@ -3138,7 +3138,7 @@
               <w:spacing w:after="0" w:line="240" w:lineRule="auto"/>
               <w:jc w:val="center"/>
               <w:rPr>
-                <w:rFonts w:ascii="Readex Pro Light" w:eastAsia="Times New Roman" w:hAnsi="Readex Pro Light" w:cs="Readex Pro Light"/>
+                <w:rFonts w:ascii="Tahoma" w:eastAsia="Tahoma" w:hAnsi="Tahoma" w:cs="Tahoma"/>
                 <w:b/>
                 <w:bCs/>
                 <w:sz w:val="18"/>
@@ -3160,7 +3160,7 @@
             <w:pPr>
               <w:spacing w:after="0" w:line="240" w:lineRule="auto"/>
               <w:rPr>
-                <w:rFonts w:ascii="Readex Pro Light" w:eastAsia="Times New Roman" w:hAnsi="Readex Pro Light" w:cs="Readex Pro Light"/>
+                <w:rFonts w:ascii="Tahoma" w:eastAsia="Tahoma" w:hAnsi="Tahoma" w:cs="Tahoma"/>
                 <w:sz w:val="18"/>
                 <w:szCs w:val="18"/>
               </w:rPr>
@@ -3176,7 +3176,7 @@
             <w:pPr>
               <w:spacing w:after="0" w:line="240" w:lineRule="auto"/>
               <w:rPr>
-                <w:rFonts w:ascii="Readex Pro Light" w:eastAsia="Times New Roman" w:hAnsi="Readex Pro Light" w:cs="Readex Pro Light"/>
+                <w:rFonts w:ascii="Tahoma" w:eastAsia="Tahoma" w:hAnsi="Tahoma" w:cs="Tahoma"/>
                 <w:sz w:val="18"/>
                 <w:szCs w:val="18"/>
               </w:rPr>
@@ -3199,27 +3199,27 @@
               <w:spacing w:after="0" w:line="240" w:lineRule="auto"/>
               <w:jc w:val="center"/>
               <w:rPr>
-                <w:rFonts w:ascii="Readex Pro Light" w:eastAsia="Times New Roman" w:hAnsi="Readex Pro Light" w:cs="Readex Pro Light"/>
-                <w:color w:val="FFFFFF" w:themeColor="background1"/>
-                <w:sz w:val="18"/>
-                <w:szCs w:val="18"/>
-              </w:rPr>
-            </w:pPr>
-          </w:p>
-          <w:p>
-            <w:pPr>
-              <w:spacing w:after="0" w:line="240" w:lineRule="auto"/>
-              <w:jc w:val="center"/>
-              <w:rPr>
-                <w:rFonts w:ascii="Readex Pro Light" w:eastAsia="Times New Roman" w:hAnsi="Readex Pro Light" w:cs="Readex Pro Light"/>
-                <w:color w:val="FFFFFF" w:themeColor="background1"/>
-                <w:sz w:val="18"/>
-                <w:szCs w:val="18"/>
-              </w:rPr>
-            </w:pPr>
-            <w:r>
-              <w:rPr>
-                <w:rFonts w:ascii="Readex Pro Light" w:eastAsia="Times New Roman" w:hAnsi="Readex Pro Light" w:cs="Readex Pro Light"/>
+                <w:rFonts w:ascii="Tahoma" w:eastAsia="Tahoma" w:hAnsi="Tahoma" w:cs="Tahoma"/>
+                <w:color w:val="FFFFFF" w:themeColor="background1"/>
+                <w:sz w:val="18"/>
+                <w:szCs w:val="18"/>
+              </w:rPr>
+            </w:pPr>
+          </w:p>
+          <w:p>
+            <w:pPr>
+              <w:spacing w:after="0" w:line="240" w:lineRule="auto"/>
+              <w:jc w:val="center"/>
+              <w:rPr>
+                <w:rFonts w:ascii="Tahoma" w:eastAsia="Tahoma" w:hAnsi="Tahoma" w:cs="Tahoma"/>
+                <w:color w:val="FFFFFF" w:themeColor="background1"/>
+                <w:sz w:val="18"/>
+                <w:szCs w:val="18"/>
+              </w:rPr>
+            </w:pPr>
+            <w:r>
+              <w:rPr>
+                <w:rFonts w:ascii="Tahoma" w:eastAsia="Tahoma" w:hAnsi="Tahoma" w:cs="Tahoma"/>
                 <w:color w:val="FFFFFF" w:themeColor="background1"/>
                 <w:sz w:val="18"/>
                 <w:szCs w:val="18"/>
@@ -3232,7 +3232,7 @@
               <w:spacing w:after="0" w:line="240" w:lineRule="auto"/>
               <w:jc w:val="center"/>
               <w:rPr>
-                <w:rFonts w:ascii="Readex Pro Light" w:eastAsia="Times New Roman" w:hAnsi="Readex Pro Light" w:cs="Readex Pro Light"/>
+                <w:rFonts w:ascii="Tahoma" w:eastAsia="Tahoma" w:hAnsi="Tahoma" w:cs="Tahoma"/>
                 <w:color w:val="FFFFFF" w:themeColor="background1"/>
                 <w:sz w:val="18"/>
                 <w:szCs w:val="18"/>
@@ -3249,7 +3249,7 @@
             <w:pPr>
               <w:spacing w:after="0" w:line="240" w:lineRule="auto"/>
               <w:rPr>
-                <w:rFonts w:ascii="Readex Pro Light" w:eastAsia="Times New Roman" w:hAnsi="Readex Pro Light" w:cs="Readex Pro Light"/>
+                <w:rFonts w:ascii="Tahoma" w:eastAsia="Tahoma" w:hAnsi="Tahoma" w:cs="Tahoma"/>
                 <w:sz w:val="18"/>
                 <w:szCs w:val="18"/>
                 <w:lang w:val="en-US"/>
@@ -3268,7 +3268,7 @@
               <w:ind w:left="176"/>
               <w:jc w:val="both"/>
               <w:rPr>
-                <w:rFonts w:ascii="Readex Pro Light" w:eastAsia="Calibri" w:hAnsi="Readex Pro Light" w:cs="Readex Pro Light"/>
+                <w:rFonts w:ascii="Tahoma" w:eastAsia="Tahoma" w:hAnsi="Tahoma" w:cs="Tahoma"/>
                 <w:noProof/>
                 <w:sz w:val="18"/>
                 <w:szCs w:val="18"/>
@@ -3287,7 +3287,7 @@
             <w:pPr>
               <w:spacing w:after="0" w:line="240" w:lineRule="auto"/>
               <w:rPr>
-                <w:rFonts w:ascii="Readex Pro Light" w:eastAsia="Times New Roman" w:hAnsi="Readex Pro Light" w:cs="Readex Pro Light"/>
+                <w:rFonts w:ascii="Tahoma" w:eastAsia="Tahoma" w:hAnsi="Tahoma" w:cs="Tahoma"/>
                 <w:b/>
                 <w:bCs/>
                 <w:sz w:val="18"/>
@@ -3310,7 +3310,7 @@
               <w:spacing w:after="0" w:line="240" w:lineRule="auto"/>
               <w:jc w:val="center"/>
               <w:rPr>
-                <w:rFonts w:ascii="Readex Pro Light" w:eastAsia="Times New Roman" w:hAnsi="Readex Pro Light" w:cs="Readex Pro Light"/>
+                <w:rFonts w:ascii="Tahoma" w:eastAsia="Tahoma" w:hAnsi="Tahoma" w:cs="Tahoma"/>
                 <w:b/>
                 <w:bCs/>
                 <w:sz w:val="18"/>
@@ -3328,7 +3328,7 @@
             <w:pPr>
               <w:spacing w:after="0" w:line="240" w:lineRule="auto"/>
               <w:rPr>
-                <w:rFonts w:ascii="Readex Pro Light" w:eastAsia="Times New Roman" w:hAnsi="Readex Pro Light" w:cs="Readex Pro Light"/>
+                <w:rFonts w:ascii="Tahoma" w:eastAsia="Tahoma" w:hAnsi="Tahoma" w:cs="Tahoma"/>
                 <w:sz w:val="18"/>
                 <w:szCs w:val="18"/>
               </w:rPr>
@@ -3351,27 +3351,27 @@
               <w:spacing w:after="0" w:line="240" w:lineRule="auto"/>
               <w:jc w:val="center"/>
               <w:rPr>
-                <w:rFonts w:ascii="Readex Pro Light" w:eastAsia="Times New Roman" w:hAnsi="Readex Pro Light" w:cs="Readex Pro Light"/>
-                <w:color w:val="FFFFFF" w:themeColor="background1"/>
-                <w:sz w:val="18"/>
-                <w:szCs w:val="18"/>
-              </w:rPr>
-            </w:pPr>
-          </w:p>
-          <w:p>
-            <w:pPr>
-              <w:spacing w:after="0" w:line="240" w:lineRule="auto"/>
-              <w:jc w:val="center"/>
-              <w:rPr>
-                <w:rFonts w:ascii="Readex Pro Light" w:eastAsia="Times New Roman" w:hAnsi="Readex Pro Light" w:cs="Readex Pro Light"/>
-                <w:color w:val="FFFFFF" w:themeColor="background1"/>
-                <w:sz w:val="18"/>
-                <w:szCs w:val="18"/>
-              </w:rPr>
-            </w:pPr>
-            <w:r>
-              <w:rPr>
-                <w:rFonts w:ascii="Readex Pro Light" w:eastAsia="Times New Roman" w:hAnsi="Readex Pro Light" w:cs="Readex Pro Light"/>
+                <w:rFonts w:ascii="Tahoma" w:eastAsia="Tahoma" w:hAnsi="Tahoma" w:cs="Tahoma"/>
+                <w:color w:val="FFFFFF" w:themeColor="background1"/>
+                <w:sz w:val="18"/>
+                <w:szCs w:val="18"/>
+              </w:rPr>
+            </w:pPr>
+          </w:p>
+          <w:p>
+            <w:pPr>
+              <w:spacing w:after="0" w:line="240" w:lineRule="auto"/>
+              <w:jc w:val="center"/>
+              <w:rPr>
+                <w:rFonts w:ascii="Tahoma" w:eastAsia="Tahoma" w:hAnsi="Tahoma" w:cs="Tahoma"/>
+                <w:color w:val="FFFFFF" w:themeColor="background1"/>
+                <w:sz w:val="18"/>
+                <w:szCs w:val="18"/>
+              </w:rPr>
+            </w:pPr>
+            <w:r>
+              <w:rPr>
+                <w:rFonts w:ascii="Tahoma" w:eastAsia="Tahoma" w:hAnsi="Tahoma" w:cs="Tahoma"/>
                 <w:color w:val="FFFFFF" w:themeColor="background1"/>
                 <w:sz w:val="18"/>
                 <w:szCs w:val="18"/>
@@ -3389,7 +3389,7 @@
             <w:pPr>
               <w:spacing w:after="0"/>
               <w:rPr>
-                <w:rFonts w:ascii="Readex Pro Light" w:eastAsia="Times New Roman" w:hAnsi="Readex Pro Light" w:cs="Readex Pro Light"/>
+                <w:rFonts w:ascii="Tahoma" w:eastAsia="Tahoma" w:hAnsi="Tahoma" w:cs="Tahoma"/>
                 <w:b/>
                 <w:noProof/>
                 <w:sz w:val="18"/>
@@ -3410,7 +3410,7 @@
                 <w:tab w:val="left" w:pos="1060"/>
               </w:tabs>
               <w:rPr>
-                <w:rFonts w:ascii="Readex Pro Light" w:eastAsia="Calibri" w:hAnsi="Readex Pro Light" w:cs="Readex Pro Light"/>
+                <w:rFonts w:ascii="Tahoma" w:eastAsia="Tahoma" w:hAnsi="Tahoma" w:cs="Tahoma"/>
                 <w:sz w:val="18"/>
                 <w:szCs w:val="18"/>
                 <w:lang w:val="en-US"/>
@@ -3429,7 +3429,7 @@
               <w:spacing w:after="0" w:line="240" w:lineRule="auto"/>
               <w:jc w:val="center"/>
               <w:rPr>
-                <w:rFonts w:ascii="Readex Pro Light" w:eastAsia="Times New Roman" w:hAnsi="Readex Pro Light" w:cs="Readex Pro Light"/>
+                <w:rFonts w:ascii="Tahoma" w:eastAsia="Tahoma" w:hAnsi="Tahoma" w:cs="Tahoma"/>
                 <w:b/>
                 <w:bCs/>
                 <w:sz w:val="18"/>
@@ -3451,7 +3451,7 @@
             <w:pPr>
               <w:spacing w:after="0" w:line="240" w:lineRule="auto"/>
               <w:rPr>
-                <w:rFonts w:ascii="Readex Pro Light" w:eastAsia="Times New Roman" w:hAnsi="Readex Pro Light" w:cs="Readex Pro Light"/>
+                <w:rFonts w:ascii="Tahoma" w:eastAsia="Tahoma" w:hAnsi="Tahoma" w:cs="Tahoma"/>
                 <w:sz w:val="18"/>
                 <w:szCs w:val="18"/>
               </w:rPr>
@@ -3467,7 +3467,7 @@
             <w:pPr>
               <w:spacing w:after="0" w:line="240" w:lineRule="auto"/>
               <w:rPr>
-                <w:rFonts w:ascii="Readex Pro Light" w:eastAsia="Times New Roman" w:hAnsi="Readex Pro Light" w:cs="Readex Pro Light"/>
+                <w:rFonts w:ascii="Tahoma" w:eastAsia="Tahoma" w:hAnsi="Tahoma" w:cs="Tahoma"/>
                 <w:sz w:val="18"/>
                 <w:szCs w:val="18"/>
               </w:rPr>
@@ -3490,15 +3490,15 @@
               <w:spacing w:after="0" w:line="240" w:lineRule="auto"/>
               <w:jc w:val="center"/>
               <w:rPr>
-                <w:rFonts w:ascii="Readex Pro Light" w:eastAsia="Times New Roman" w:hAnsi="Readex Pro Light" w:cs="Readex Pro Light"/>
-                <w:color w:val="FFFFFF" w:themeColor="background1"/>
-                <w:sz w:val="18"/>
-                <w:szCs w:val="18"/>
-              </w:rPr>
-            </w:pPr>
-            <w:r>
-              <w:rPr>
-                <w:rFonts w:ascii="Readex Pro Light" w:eastAsia="Times New Roman" w:hAnsi="Readex Pro Light" w:cs="Readex Pro Light"/>
+                <w:rFonts w:ascii="Tahoma" w:eastAsia="Tahoma" w:hAnsi="Tahoma" w:cs="Tahoma"/>
+                <w:color w:val="FFFFFF" w:themeColor="background1"/>
+                <w:sz w:val="18"/>
+                <w:szCs w:val="18"/>
+              </w:rPr>
+            </w:pPr>
+            <w:r>
+              <w:rPr>
+                <w:rFonts w:ascii="Tahoma" w:eastAsia="Tahoma" w:hAnsi="Tahoma" w:cs="Tahoma"/>
                 <w:color w:val="FFFFFF" w:themeColor="background1"/>
                 <w:sz w:val="18"/>
                 <w:szCs w:val="18"/>
@@ -3517,7 +3517,7 @@
               <w:spacing w:after="0"/>
               <w:jc w:val="both"/>
               <w:rPr>
-                <w:rFonts w:ascii="Readex Pro Light" w:eastAsia="Times New Roman" w:hAnsi="Readex Pro Light" w:cs="Readex Pro Light"/>
+                <w:rFonts w:ascii="Tahoma" w:eastAsia="Tahoma" w:hAnsi="Tahoma" w:cs="Tahoma"/>
                 <w:b/>
                 <w:sz w:val="18"/>
                 <w:szCs w:val="18"/>
@@ -3536,7 +3536,7 @@
               <w:ind w:left="176"/>
               <w:jc w:val="both"/>
               <w:rPr>
-                <w:rFonts w:ascii="Readex Pro Light" w:eastAsia="Calibri" w:hAnsi="Readex Pro Light" w:cs="Readex Pro Light"/>
+                <w:rFonts w:ascii="Tahoma" w:eastAsia="Tahoma" w:hAnsi="Tahoma" w:cs="Tahoma"/>
                 <w:noProof/>
                 <w:sz w:val="18"/>
                 <w:szCs w:val="18"/>
@@ -3556,7 +3556,7 @@
               <w:spacing w:after="0" w:line="240" w:lineRule="auto"/>
               <w:jc w:val="center"/>
               <w:rPr>
-                <w:rFonts w:ascii="Readex Pro Light" w:eastAsia="Times New Roman" w:hAnsi="Readex Pro Light" w:cs="Readex Pro Light"/>
+                <w:rFonts w:ascii="Tahoma" w:eastAsia="Tahoma" w:hAnsi="Tahoma" w:cs="Tahoma"/>
                 <w:b/>
                 <w:bCs/>
                 <w:sz w:val="18"/>
@@ -3578,7 +3578,7 @@
             <w:pPr>
               <w:spacing w:after="0" w:line="240" w:lineRule="auto"/>
               <w:rPr>
-                <w:rFonts w:ascii="Readex Pro Light" w:eastAsia="Times New Roman" w:hAnsi="Readex Pro Light" w:cs="Readex Pro Light"/>
+                <w:rFonts w:ascii="Tahoma" w:eastAsia="Tahoma" w:hAnsi="Tahoma" w:cs="Tahoma"/>
                 <w:sz w:val="18"/>
                 <w:szCs w:val="18"/>
               </w:rPr>
@@ -3594,7 +3594,7 @@
             <w:pPr>
               <w:spacing w:after="0" w:line="240" w:lineRule="auto"/>
               <w:rPr>
-                <w:rFonts w:ascii="Readex Pro Light" w:eastAsia="Times New Roman" w:hAnsi="Readex Pro Light" w:cs="Readex Pro Light"/>
+                <w:rFonts w:ascii="Tahoma" w:eastAsia="Tahoma" w:hAnsi="Tahoma" w:cs="Tahoma"/>
                 <w:sz w:val="18"/>
                 <w:szCs w:val="18"/>
               </w:rPr>
@@ -3617,15 +3617,15 @@
               <w:spacing w:after="0" w:line="240" w:lineRule="auto"/>
               <w:jc w:val="center"/>
               <w:rPr>
-                <w:rFonts w:ascii="Readex Pro Light" w:eastAsia="Times New Roman" w:hAnsi="Readex Pro Light" w:cs="Readex Pro Light"/>
-                <w:color w:val="FFFFFF" w:themeColor="background1"/>
-                <w:sz w:val="18"/>
-                <w:szCs w:val="18"/>
-              </w:rPr>
-            </w:pPr>
-            <w:r>
-              <w:rPr>
-                <w:rFonts w:ascii="Readex Pro Light" w:eastAsia="Times New Roman" w:hAnsi="Readex Pro Light" w:cs="Readex Pro Light"/>
+                <w:rFonts w:ascii="Tahoma" w:eastAsia="Tahoma" w:hAnsi="Tahoma" w:cs="Tahoma"/>
+                <w:color w:val="FFFFFF" w:themeColor="background1"/>
+                <w:sz w:val="18"/>
+                <w:szCs w:val="18"/>
+              </w:rPr>
+            </w:pPr>
+            <w:r>
+              <w:rPr>
+                <w:rFonts w:ascii="Tahoma" w:eastAsia="Tahoma" w:hAnsi="Tahoma" w:cs="Tahoma"/>
                 <w:color w:val="FFFFFF" w:themeColor="background1"/>
                 <w:sz w:val="18"/>
                 <w:szCs w:val="18"/>
@@ -3644,7 +3644,7 @@
               <w:spacing w:after="0"/>
               <w:jc w:val="both"/>
               <w:rPr>
-                <w:rFonts w:ascii="Readex Pro Light" w:eastAsia="Times New Roman" w:hAnsi="Readex Pro Light" w:cs="Readex Pro Light"/>
+                <w:rFonts w:ascii="Tahoma" w:eastAsia="Tahoma" w:hAnsi="Tahoma" w:cs="Tahoma"/>
                 <w:b/>
                 <w:sz w:val="18"/>
                 <w:szCs w:val="18"/>
@@ -3663,7 +3663,7 @@
               <w:ind w:left="176"/>
               <w:jc w:val="both"/>
               <w:rPr>
-                <w:rFonts w:ascii="Readex Pro Light" w:eastAsia="Calibri" w:hAnsi="Readex Pro Light" w:cs="Readex Pro Light"/>
+                <w:rFonts w:ascii="Tahoma" w:eastAsia="Tahoma" w:hAnsi="Tahoma" w:cs="Tahoma"/>
                 <w:noProof/>
                 <w:sz w:val="18"/>
                 <w:szCs w:val="18"/>
@@ -3683,7 +3683,7 @@
               <w:spacing w:after="0" w:line="240" w:lineRule="auto"/>
               <w:jc w:val="center"/>
               <w:rPr>
-                <w:rFonts w:ascii="Readex Pro Light" w:eastAsia="Times New Roman" w:hAnsi="Readex Pro Light" w:cs="Readex Pro Light"/>
+                <w:rFonts w:ascii="Tahoma" w:eastAsia="Tahoma" w:hAnsi="Tahoma" w:cs="Tahoma"/>
                 <w:b/>
                 <w:bCs/>
                 <w:sz w:val="18"/>
@@ -3705,7 +3705,7 @@
             <w:pPr>
               <w:spacing w:after="0" w:line="240" w:lineRule="auto"/>
               <w:rPr>
-                <w:rFonts w:ascii="Readex Pro Light" w:eastAsia="Times New Roman" w:hAnsi="Readex Pro Light" w:cs="Readex Pro Light"/>
+                <w:rFonts w:ascii="Tahoma" w:eastAsia="Tahoma" w:hAnsi="Tahoma" w:cs="Tahoma"/>
                 <w:sz w:val="18"/>
                 <w:szCs w:val="18"/>
               </w:rPr>
@@ -3721,7 +3721,7 @@
             <w:pPr>
               <w:spacing w:after="0" w:line="240" w:lineRule="auto"/>
               <w:rPr>
-                <w:rFonts w:ascii="Readex Pro Light" w:eastAsia="Times New Roman" w:hAnsi="Readex Pro Light" w:cs="Readex Pro Light"/>
+                <w:rFonts w:ascii="Tahoma" w:eastAsia="Tahoma" w:hAnsi="Tahoma" w:cs="Tahoma"/>
                 <w:sz w:val="18"/>
                 <w:szCs w:val="18"/>
               </w:rPr>
@@ -3744,15 +3744,15 @@
               <w:spacing w:after="0" w:line="240" w:lineRule="auto"/>
               <w:jc w:val="center"/>
               <w:rPr>
-                <w:rFonts w:ascii="Readex Pro Light" w:eastAsia="Times New Roman" w:hAnsi="Readex Pro Light" w:cs="Readex Pro Light"/>
-                <w:color w:val="FFFFFF" w:themeColor="background1"/>
-                <w:sz w:val="18"/>
-                <w:szCs w:val="18"/>
-              </w:rPr>
-            </w:pPr>
-            <w:r>
-              <w:rPr>
-                <w:rFonts w:ascii="Readex Pro Light" w:eastAsia="Times New Roman" w:hAnsi="Readex Pro Light" w:cs="Readex Pro Light"/>
+                <w:rFonts w:ascii="Tahoma" w:eastAsia="Tahoma" w:hAnsi="Tahoma" w:cs="Tahoma"/>
+                <w:color w:val="FFFFFF" w:themeColor="background1"/>
+                <w:sz w:val="18"/>
+                <w:szCs w:val="18"/>
+              </w:rPr>
+            </w:pPr>
+            <w:r>
+              <w:rPr>
+                <w:rFonts w:ascii="Tahoma" w:eastAsia="Tahoma" w:hAnsi="Tahoma" w:cs="Tahoma"/>
                 <w:color w:val="FFFFFF" w:themeColor="background1"/>
                 <w:sz w:val="18"/>
                 <w:szCs w:val="18"/>
@@ -3771,7 +3771,7 @@
               <w:spacing w:after="0"/>
               <w:jc w:val="both"/>
               <w:rPr>
-                <w:rFonts w:ascii="Readex Pro Light" w:eastAsia="Times New Roman" w:hAnsi="Readex Pro Light" w:cs="Readex Pro Light"/>
+                <w:rFonts w:ascii="Tahoma" w:eastAsia="Tahoma" w:hAnsi="Tahoma" w:cs="Tahoma"/>
                 <w:b/>
                 <w:sz w:val="18"/>
                 <w:szCs w:val="18"/>
@@ -3790,7 +3790,7 @@
               <w:ind w:left="176"/>
               <w:jc w:val="both"/>
               <w:rPr>
-                <w:rFonts w:ascii="Readex Pro Light" w:eastAsia="Calibri" w:hAnsi="Readex Pro Light" w:cs="Readex Pro Light"/>
+                <w:rFonts w:ascii="Tahoma" w:eastAsia="Tahoma" w:hAnsi="Tahoma" w:cs="Tahoma"/>
                 <w:noProof/>
                 <w:sz w:val="18"/>
                 <w:szCs w:val="18"/>
@@ -3810,7 +3810,7 @@
               <w:spacing w:after="0" w:line="240" w:lineRule="auto"/>
               <w:jc w:val="center"/>
               <w:rPr>
-                <w:rFonts w:ascii="Readex Pro Light" w:eastAsia="Times New Roman" w:hAnsi="Readex Pro Light" w:cs="Readex Pro Light"/>
+                <w:rFonts w:ascii="Tahoma" w:eastAsia="Tahoma" w:hAnsi="Tahoma" w:cs="Tahoma"/>
                 <w:b/>
                 <w:bCs/>
                 <w:sz w:val="18"/>
@@ -3832,7 +3832,7 @@
             <w:pPr>
               <w:spacing w:after="0" w:line="240" w:lineRule="auto"/>
               <w:rPr>
-                <w:rFonts w:ascii="Readex Pro Light" w:eastAsia="Times New Roman" w:hAnsi="Readex Pro Light" w:cs="Readex Pro Light"/>
+                <w:rFonts w:ascii="Tahoma" w:eastAsia="Tahoma" w:hAnsi="Tahoma" w:cs="Tahoma"/>
                 <w:sz w:val="18"/>
                 <w:szCs w:val="18"/>
               </w:rPr>
@@ -3848,7 +3848,7 @@
             <w:pPr>
               <w:spacing w:after="0" w:line="240" w:lineRule="auto"/>
               <w:rPr>
-                <w:rFonts w:ascii="Readex Pro Light" w:eastAsia="Times New Roman" w:hAnsi="Readex Pro Light" w:cs="Readex Pro Light"/>
+                <w:rFonts w:ascii="Tahoma" w:eastAsia="Tahoma" w:hAnsi="Tahoma" w:cs="Tahoma"/>
                 <w:sz w:val="18"/>
                 <w:szCs w:val="18"/>
               </w:rPr>
@@ -3871,15 +3871,15 @@
               <w:spacing w:after="0" w:line="240" w:lineRule="auto"/>
               <w:jc w:val="center"/>
               <w:rPr>
-                <w:rFonts w:ascii="Readex Pro Light" w:eastAsia="Times New Roman" w:hAnsi="Readex Pro Light" w:cs="Readex Pro Light"/>
-                <w:color w:val="FFFFFF" w:themeColor="background1"/>
-                <w:sz w:val="18"/>
-                <w:szCs w:val="18"/>
-              </w:rPr>
-            </w:pPr>
-            <w:r>
-              <w:rPr>
-                <w:rFonts w:ascii="Readex Pro Light" w:eastAsia="Times New Roman" w:hAnsi="Readex Pro Light" w:cs="Readex Pro Light"/>
+                <w:rFonts w:ascii="Tahoma" w:eastAsia="Tahoma" w:hAnsi="Tahoma" w:cs="Tahoma"/>
+                <w:color w:val="FFFFFF" w:themeColor="background1"/>
+                <w:sz w:val="18"/>
+                <w:szCs w:val="18"/>
+              </w:rPr>
+            </w:pPr>
+            <w:r>
+              <w:rPr>
+                <w:rFonts w:ascii="Tahoma" w:eastAsia="Tahoma" w:hAnsi="Tahoma" w:cs="Tahoma"/>
                 <w:color w:val="FFFFFF" w:themeColor="background1"/>
                 <w:sz w:val="18"/>
                 <w:szCs w:val="18"/>
@@ -3898,7 +3898,7 @@
               <w:spacing w:after="0"/>
               <w:jc w:val="both"/>
               <w:rPr>
-                <w:rFonts w:ascii="Readex Pro Light" w:eastAsia="Times New Roman" w:hAnsi="Readex Pro Light" w:cs="Readex Pro Light"/>
+                <w:rFonts w:ascii="Tahoma" w:eastAsia="Tahoma" w:hAnsi="Tahoma" w:cs="Tahoma"/>
                 <w:b/>
                 <w:sz w:val="18"/>
                 <w:szCs w:val="18"/>
@@ -3917,7 +3917,7 @@
               <w:ind w:left="176"/>
               <w:jc w:val="both"/>
               <w:rPr>
-                <w:rFonts w:ascii="Readex Pro Light" w:eastAsia="Calibri" w:hAnsi="Readex Pro Light" w:cs="Readex Pro Light"/>
+                <w:rFonts w:ascii="Tahoma" w:eastAsia="Tahoma" w:hAnsi="Tahoma" w:cs="Tahoma"/>
                 <w:noProof/>
                 <w:sz w:val="18"/>
                 <w:szCs w:val="18"/>
@@ -3937,7 +3937,7 @@
               <w:spacing w:after="0" w:line="240" w:lineRule="auto"/>
               <w:jc w:val="center"/>
               <w:rPr>
-                <w:rFonts w:ascii="Readex Pro Light" w:eastAsia="Times New Roman" w:hAnsi="Readex Pro Light" w:cs="Readex Pro Light"/>
+                <w:rFonts w:ascii="Tahoma" w:eastAsia="Tahoma" w:hAnsi="Tahoma" w:cs="Tahoma"/>
                 <w:b/>
                 <w:bCs/>
                 <w:sz w:val="18"/>
@@ -3959,7 +3959,7 @@
             <w:pPr>
               <w:spacing w:after="0" w:line="240" w:lineRule="auto"/>
               <w:rPr>
-                <w:rFonts w:ascii="Readex Pro Light" w:eastAsia="Times New Roman" w:hAnsi="Readex Pro Light" w:cs="Readex Pro Light"/>
+                <w:rFonts w:ascii="Tahoma" w:eastAsia="Tahoma" w:hAnsi="Tahoma" w:cs="Tahoma"/>
                 <w:sz w:val="18"/>
                 <w:szCs w:val="18"/>
               </w:rPr>
@@ -3975,7 +3975,7 @@
             <w:pPr>
               <w:spacing w:after="0" w:line="240" w:lineRule="auto"/>
               <w:rPr>
-                <w:rFonts w:ascii="Readex Pro Light" w:eastAsia="Times New Roman" w:hAnsi="Readex Pro Light" w:cs="Readex Pro Light"/>
+                <w:rFonts w:ascii="Tahoma" w:eastAsia="Tahoma" w:hAnsi="Tahoma" w:cs="Tahoma"/>
                 <w:sz w:val="18"/>
                 <w:szCs w:val="18"/>
               </w:rPr>
@@ -3998,15 +3998,15 @@
               <w:spacing w:after="0" w:line="240" w:lineRule="auto"/>
               <w:jc w:val="center"/>
               <w:rPr>
-                <w:rFonts w:ascii="Readex Pro Light" w:eastAsia="Times New Roman" w:hAnsi="Readex Pro Light" w:cs="Readex Pro Light"/>
-                <w:color w:val="FFFFFF" w:themeColor="background1"/>
-                <w:sz w:val="18"/>
-                <w:szCs w:val="18"/>
-              </w:rPr>
-            </w:pPr>
-            <w:r>
-              <w:rPr>
-                <w:rFonts w:ascii="Readex Pro Light" w:eastAsia="Times New Roman" w:hAnsi="Readex Pro Light" w:cs="Readex Pro Light"/>
+                <w:rFonts w:ascii="Tahoma" w:eastAsia="Tahoma" w:hAnsi="Tahoma" w:cs="Tahoma"/>
+                <w:color w:val="FFFFFF" w:themeColor="background1"/>
+                <w:sz w:val="18"/>
+                <w:szCs w:val="18"/>
+              </w:rPr>
+            </w:pPr>
+            <w:r>
+              <w:rPr>
+                <w:rFonts w:ascii="Tahoma" w:eastAsia="Tahoma" w:hAnsi="Tahoma" w:cs="Tahoma"/>
                 <w:color w:val="FFFFFF" w:themeColor="background1"/>
                 <w:sz w:val="18"/>
                 <w:szCs w:val="18"/>
@@ -4025,7 +4025,7 @@
               <w:spacing w:after="0"/>
               <w:jc w:val="both"/>
               <w:rPr>
-                <w:rFonts w:ascii="Readex Pro Light" w:eastAsia="Times New Roman" w:hAnsi="Readex Pro Light" w:cs="Readex Pro Light"/>
+                <w:rFonts w:ascii="Tahoma" w:eastAsia="Tahoma" w:hAnsi="Tahoma" w:cs="Tahoma"/>
                 <w:b/>
                 <w:sz w:val="18"/>
                 <w:szCs w:val="18"/>
@@ -4044,7 +4044,7 @@
               <w:ind w:left="176"/>
               <w:jc w:val="both"/>
               <w:rPr>
-                <w:rFonts w:ascii="Readex Pro Light" w:eastAsia="Calibri" w:hAnsi="Readex Pro Light" w:cs="Readex Pro Light"/>
+                <w:rFonts w:ascii="Tahoma" w:eastAsia="Tahoma" w:hAnsi="Tahoma" w:cs="Tahoma"/>
                 <w:noProof/>
                 <w:sz w:val="18"/>
                 <w:szCs w:val="18"/>
@@ -4064,7 +4064,7 @@
               <w:spacing w:after="0" w:line="240" w:lineRule="auto"/>
               <w:jc w:val="center"/>
               <w:rPr>
-                <w:rFonts w:ascii="Readex Pro Light" w:eastAsia="Times New Roman" w:hAnsi="Readex Pro Light" w:cs="Readex Pro Light"/>
+                <w:rFonts w:ascii="Tahoma" w:eastAsia="Tahoma" w:hAnsi="Tahoma" w:cs="Tahoma"/>
                 <w:b/>
                 <w:bCs/>
                 <w:sz w:val="18"/>
@@ -4086,7 +4086,7 @@
             <w:pPr>
               <w:spacing w:after="0" w:line="240" w:lineRule="auto"/>
               <w:rPr>
-                <w:rFonts w:ascii="Readex Pro Light" w:eastAsia="Times New Roman" w:hAnsi="Readex Pro Light" w:cs="Readex Pro Light"/>
+                <w:rFonts w:ascii="Tahoma" w:eastAsia="Tahoma" w:hAnsi="Tahoma" w:cs="Tahoma"/>
                 <w:sz w:val="18"/>
                 <w:szCs w:val="18"/>
               </w:rPr>
@@ -4102,7 +4102,7 @@
             <w:pPr>
               <w:spacing w:after="0" w:line="240" w:lineRule="auto"/>
               <w:rPr>
-                <w:rFonts w:ascii="Readex Pro Light" w:eastAsia="Times New Roman" w:hAnsi="Readex Pro Light" w:cs="Readex Pro Light"/>
+                <w:rFonts w:ascii="Tahoma" w:eastAsia="Tahoma" w:hAnsi="Tahoma" w:cs="Tahoma"/>
                 <w:sz w:val="18"/>
                 <w:szCs w:val="18"/>
               </w:rPr>
@@ -4125,15 +4125,15 @@
               <w:spacing w:after="0" w:line="240" w:lineRule="auto"/>
               <w:jc w:val="center"/>
               <w:rPr>
-                <w:rFonts w:ascii="Readex Pro Light" w:eastAsia="Times New Roman" w:hAnsi="Readex Pro Light" w:cs="Readex Pro Light"/>
-                <w:color w:val="FFFFFF" w:themeColor="background1"/>
-                <w:sz w:val="18"/>
-                <w:szCs w:val="18"/>
-              </w:rPr>
-            </w:pPr>
-            <w:r>
-              <w:rPr>
-                <w:rFonts w:ascii="Readex Pro Light" w:eastAsia="Times New Roman" w:hAnsi="Readex Pro Light" w:cs="Readex Pro Light"/>
+                <w:rFonts w:ascii="Tahoma" w:eastAsia="Tahoma" w:hAnsi="Tahoma" w:cs="Tahoma"/>
+                <w:color w:val="FFFFFF" w:themeColor="background1"/>
+                <w:sz w:val="18"/>
+                <w:szCs w:val="18"/>
+              </w:rPr>
+            </w:pPr>
+            <w:r>
+              <w:rPr>
+                <w:rFonts w:ascii="Tahoma" w:eastAsia="Tahoma" w:hAnsi="Tahoma" w:cs="Tahoma"/>
                 <w:color w:val="FFFFFF" w:themeColor="background1"/>
                 <w:sz w:val="18"/>
                 <w:szCs w:val="18"/>
@@ -4152,7 +4152,7 @@
               <w:spacing w:after="0"/>
               <w:jc w:val="both"/>
               <w:rPr>
-                <w:rFonts w:ascii="Readex Pro Light" w:eastAsia="Times New Roman" w:hAnsi="Readex Pro Light" w:cs="Readex Pro Light"/>
+                <w:rFonts w:ascii="Tahoma" w:eastAsia="Tahoma" w:hAnsi="Tahoma" w:cs="Tahoma"/>
                 <w:b/>
                 <w:sz w:val="18"/>
                 <w:szCs w:val="18"/>
@@ -4171,7 +4171,7 @@
               <w:ind w:left="176"/>
               <w:jc w:val="both"/>
               <w:rPr>
-                <w:rFonts w:ascii="Readex Pro Light" w:eastAsia="Calibri" w:hAnsi="Readex Pro Light" w:cs="Readex Pro Light"/>
+                <w:rFonts w:ascii="Tahoma" w:eastAsia="Tahoma" w:hAnsi="Tahoma" w:cs="Tahoma"/>
                 <w:noProof/>
                 <w:sz w:val="18"/>
                 <w:szCs w:val="18"/>
@@ -4191,7 +4191,7 @@
               <w:spacing w:after="0" w:line="240" w:lineRule="auto"/>
               <w:jc w:val="center"/>
               <w:rPr>
-                <w:rFonts w:ascii="Readex Pro Light" w:eastAsia="Times New Roman" w:hAnsi="Readex Pro Light" w:cs="Readex Pro Light"/>
+                <w:rFonts w:ascii="Tahoma" w:eastAsia="Tahoma" w:hAnsi="Tahoma" w:cs="Tahoma"/>
                 <w:b/>
                 <w:bCs/>
                 <w:sz w:val="18"/>
@@ -4213,7 +4213,7 @@
             <w:pPr>
               <w:spacing w:after="0" w:line="240" w:lineRule="auto"/>
               <w:rPr>
-                <w:rFonts w:ascii="Readex Pro Light" w:eastAsia="Times New Roman" w:hAnsi="Readex Pro Light" w:cs="Readex Pro Light"/>
+                <w:rFonts w:ascii="Tahoma" w:eastAsia="Tahoma" w:hAnsi="Tahoma" w:cs="Tahoma"/>
                 <w:sz w:val="18"/>
                 <w:szCs w:val="18"/>
               </w:rPr>
@@ -4229,7 +4229,7 @@
             <w:pPr>
               <w:spacing w:after="0" w:line="240" w:lineRule="auto"/>
               <w:rPr>
-                <w:rFonts w:ascii="Readex Pro Light" w:eastAsia="Times New Roman" w:hAnsi="Readex Pro Light" w:cs="Readex Pro Light"/>
+                <w:rFonts w:ascii="Tahoma" w:eastAsia="Tahoma" w:hAnsi="Tahoma" w:cs="Tahoma"/>
                 <w:sz w:val="18"/>
                 <w:szCs w:val="18"/>
               </w:rPr>
@@ -4255,14 +4255,14 @@
               </w:tabs>
               <w:spacing w:after="0" w:line="240" w:lineRule="auto"/>
               <w:rPr>
-                <w:rFonts w:ascii="Readex Pro Light" w:eastAsia="Times New Roman" w:hAnsi="Readex Pro Light" w:cs="Readex Pro Light"/>
-                <w:sz w:val="18"/>
-                <w:szCs w:val="18"/>
-              </w:rPr>
-            </w:pPr>
-            <w:r>
-              <w:rPr>
-                <w:rFonts w:ascii="Readex Pro Light" w:eastAsia="Times New Roman" w:hAnsi="Readex Pro Light" w:cs="Readex Pro Light"/>
+                <w:rFonts w:ascii="Tahoma" w:eastAsia="Tahoma" w:hAnsi="Tahoma" w:cs="Tahoma"/>
+                <w:sz w:val="18"/>
+                <w:szCs w:val="18"/>
+              </w:rPr>
+            </w:pPr>
+            <w:r>
+              <w:rPr>
+                <w:rFonts w:ascii="Tahoma" w:eastAsia="Tahoma" w:hAnsi="Tahoma" w:cs="Tahoma"/>
                 <w:b/>
                 <w:sz w:val="18"/>
                 <w:szCs w:val="18"/>
@@ -4272,7 +4272,7 @@
             </w:r>
             <w:r>
               <w:rPr>
-                <w:rFonts w:ascii="Readex Pro Light" w:eastAsia="Times New Roman" w:hAnsi="Readex Pro Light" w:cs="Readex Pro Light"/>
+                <w:rFonts w:ascii="Tahoma" w:eastAsia="Tahoma" w:hAnsi="Tahoma" w:cs="Tahoma"/>
                 <w:sz w:val="18"/>
                 <w:szCs w:val="18"/>
               </w:rPr>
@@ -4280,7 +4280,7 @@
             </w:r>
             <w:r>
               <w:rPr>
-                <w:rFonts w:ascii="Readex Pro Light" w:eastAsia="Times New Roman" w:hAnsi="Readex Pro Light" w:cs="Readex Pro Light"/>
+                <w:rFonts w:ascii="Tahoma" w:eastAsia="Tahoma" w:hAnsi="Tahoma" w:cs="Tahoma"/>
                 <w:b/>
                 <w:bCs/>
                 <w:sz w:val="18"/>
@@ -4291,7 +4291,7 @@
             </w:r>
             <w:r>
               <w:rPr>
-                <w:rFonts w:ascii="Readex Pro Light" w:eastAsia="Times New Roman" w:hAnsi="Readex Pro Light" w:cs="Readex Pro Light"/>
+                <w:rFonts w:ascii="Tahoma" w:eastAsia="Tahoma" w:hAnsi="Tahoma" w:cs="Tahoma"/>
                 <w:sz w:val="18"/>
                 <w:szCs w:val="18"/>
               </w:rPr>
@@ -4300,7 +4300,7 @@
             <w:proofErr w:type="gramStart"/>
             <w:r>
               <w:rPr>
-                <w:rFonts w:ascii="Readex Pro Light" w:eastAsia="Times New Roman" w:hAnsi="Readex Pro Light" w:cs="Readex Pro Light"/>
+                <w:rFonts w:ascii="Tahoma" w:eastAsia="Tahoma" w:hAnsi="Tahoma" w:cs="Tahoma"/>
                 <w:sz w:val="18"/>
                 <w:szCs w:val="18"/>
               </w:rPr>
@@ -4309,7 +4309,7 @@
             <w:proofErr w:type="gramEnd"/>
             <w:r>
               <w:rPr>
-                <w:rFonts w:ascii="Readex Pro Light" w:eastAsia="Times New Roman" w:hAnsi="Readex Pro Light" w:cs="Readex Pro Light"/>
+                <w:rFonts w:ascii="Tahoma" w:eastAsia="Tahoma" w:hAnsi="Tahoma" w:cs="Tahoma"/>
                 <w:sz w:val="18"/>
                 <w:szCs w:val="18"/>
               </w:rPr>
@@ -4322,7 +4322,7 @@
     <w:p>
       <w:pPr>
         <w:rPr>
-          <w:rFonts w:ascii="Readex Pro Light" w:hAnsi="Readex Pro Light" w:cs="Readex Pro Light"/>
+          <w:rFonts w:ascii="Tahoma" w:hAnsi="Tahoma" w:cs="Tahoma"/>
         </w:rPr>
       </w:pPr>
     </w:p>
@@ -4350,7 +4350,7 @@
             <w:pPr>
               <w:jc w:val="center"/>
               <w:rPr>
-                <w:rFonts w:ascii="Readex Pro Light" w:eastAsia="Times New Roman" w:hAnsi="Readex Pro Light" w:cs="Readex Pro Light"/>
+                <w:rFonts w:ascii="Tahoma" w:eastAsia="Tahoma" w:hAnsi="Tahoma" w:cs="Tahoma"/>
                 <w:b/>
                 <w:color w:val="FFFFFF" w:themeColor="background1"/>
                 <w:sz w:val="28"/>
@@ -4359,7 +4359,7 @@
             </w:pPr>
             <w:r>
               <w:rPr>
-                <w:rFonts w:ascii="Readex Pro Light" w:eastAsia="Times New Roman" w:hAnsi="Readex Pro Light" w:cs="Readex Pro Light"/>
+                <w:rFonts w:ascii="Tahoma" w:eastAsia="Tahoma" w:hAnsi="Tahoma" w:cs="Tahoma"/>
                 <w:b/>
                 <w:color w:val="FFFFFF" w:themeColor="background1"/>
                 <w:sz w:val="28"/>
@@ -4380,16 +4380,16 @@
             <w:pPr>
               <w:jc w:val="center"/>
               <w:rPr>
-                <w:rFonts w:ascii="Readex Pro Light" w:eastAsia="Times New Roman" w:hAnsi="Readex Pro Light" w:cs="Readex Pro Light"/>
-                <w:b/>
-                <w:color w:val="FFFFFF" w:themeColor="background1"/>
-                <w:sz w:val="20"/>
-                <w:szCs w:val="20"/>
-              </w:rPr>
-            </w:pPr>
-            <w:r>
-              <w:rPr>
-                <w:rFonts w:ascii="Readex Pro Light" w:eastAsia="Times New Roman" w:hAnsi="Readex Pro Light" w:cs="Readex Pro Light"/>
+                <w:rFonts w:ascii="Tahoma" w:eastAsia="Tahoma" w:hAnsi="Tahoma" w:cs="Tahoma"/>
+                <w:b/>
+                <w:color w:val="FFFFFF" w:themeColor="background1"/>
+                <w:sz w:val="20"/>
+                <w:szCs w:val="20"/>
+              </w:rPr>
+            </w:pPr>
+            <w:r>
+              <w:rPr>
+                <w:rFonts w:ascii="Tahoma" w:eastAsia="Tahoma" w:hAnsi="Tahoma" w:cs="Tahoma"/>
                 <w:b/>
                 <w:color w:val="FFFFFF" w:themeColor="background1"/>
                 <w:sz w:val="20"/>
@@ -4408,16 +4408,16 @@
             <w:pPr>
               <w:jc w:val="center"/>
               <w:rPr>
-                <w:rFonts w:ascii="Readex Pro Light" w:eastAsia="Times New Roman" w:hAnsi="Readex Pro Light" w:cs="Readex Pro Light"/>
-                <w:b/>
-                <w:color w:val="FFFFFF" w:themeColor="background1"/>
-                <w:sz w:val="20"/>
-                <w:szCs w:val="20"/>
-              </w:rPr>
-            </w:pPr>
-            <w:r>
-              <w:rPr>
-                <w:rFonts w:ascii="Readex Pro Light" w:eastAsia="Times New Roman" w:hAnsi="Readex Pro Light" w:cs="Readex Pro Light"/>
+                <w:rFonts w:ascii="Tahoma" w:eastAsia="Tahoma" w:hAnsi="Tahoma" w:cs="Tahoma"/>
+                <w:b/>
+                <w:color w:val="FFFFFF" w:themeColor="background1"/>
+                <w:sz w:val="20"/>
+                <w:szCs w:val="20"/>
+              </w:rPr>
+            </w:pPr>
+            <w:r>
+              <w:rPr>
+                <w:rFonts w:ascii="Tahoma" w:eastAsia="Tahoma" w:hAnsi="Tahoma" w:cs="Tahoma"/>
                 <w:b/>
                 <w:color w:val="FFFFFF" w:themeColor="background1"/>
                 <w:sz w:val="20"/>
@@ -4436,16 +4436,16 @@
             <w:pPr>
               <w:jc w:val="center"/>
               <w:rPr>
-                <w:rFonts w:ascii="Readex Pro Light" w:eastAsia="Times New Roman" w:hAnsi="Readex Pro Light" w:cs="Readex Pro Light"/>
-                <w:b/>
-                <w:color w:val="FFFFFF" w:themeColor="background1"/>
-                <w:sz w:val="20"/>
-                <w:szCs w:val="20"/>
-              </w:rPr>
-            </w:pPr>
-            <w:r>
-              <w:rPr>
-                <w:rFonts w:ascii="Readex Pro Light" w:eastAsia="Times New Roman" w:hAnsi="Readex Pro Light" w:cs="Readex Pro Light"/>
+                <w:rFonts w:ascii="Tahoma" w:eastAsia="Tahoma" w:hAnsi="Tahoma" w:cs="Tahoma"/>
+                <w:b/>
+                <w:color w:val="FFFFFF" w:themeColor="background1"/>
+                <w:sz w:val="20"/>
+                <w:szCs w:val="20"/>
+              </w:rPr>
+            </w:pPr>
+            <w:r>
+              <w:rPr>
+                <w:rFonts w:ascii="Tahoma" w:eastAsia="Tahoma" w:hAnsi="Tahoma" w:cs="Tahoma"/>
                 <w:b/>
                 <w:color w:val="FFFFFF" w:themeColor="background1"/>
                 <w:sz w:val="20"/>
@@ -4464,16 +4464,16 @@
             <w:pPr>
               <w:jc w:val="center"/>
               <w:rPr>
-                <w:rFonts w:ascii="Readex Pro Light" w:eastAsia="Times New Roman" w:hAnsi="Readex Pro Light" w:cs="Readex Pro Light"/>
-                <w:b/>
-                <w:color w:val="FFFFFF" w:themeColor="background1"/>
-                <w:sz w:val="20"/>
-                <w:szCs w:val="20"/>
-              </w:rPr>
-            </w:pPr>
-            <w:r>
-              <w:rPr>
-                <w:rFonts w:ascii="Readex Pro Light" w:eastAsia="Times New Roman" w:hAnsi="Readex Pro Light" w:cs="Readex Pro Light"/>
+                <w:rFonts w:ascii="Tahoma" w:eastAsia="Tahoma" w:hAnsi="Tahoma" w:cs="Tahoma"/>
+                <w:b/>
+                <w:color w:val="FFFFFF" w:themeColor="background1"/>
+                <w:sz w:val="20"/>
+                <w:szCs w:val="20"/>
+              </w:rPr>
+            </w:pPr>
+            <w:r>
+              <w:rPr>
+                <w:rFonts w:ascii="Tahoma" w:eastAsia="Tahoma" w:hAnsi="Tahoma" w:cs="Tahoma"/>
                 <w:b/>
                 <w:color w:val="FFFFFF" w:themeColor="background1"/>
                 <w:sz w:val="20"/>
@@ -4493,7 +4493,7 @@
           <w:p>
             <w:pPr>
               <w:rPr>
-                <w:rFonts w:ascii="Readex Pro Light" w:hAnsi="Readex Pro Light" w:cs="Readex Pro Light"/>
+                <w:rFonts w:ascii="Tahoma" w:hAnsi="Tahoma" w:cs="Tahoma"/>
                 <w:sz w:val="20"/>
                 <w:szCs w:val="20"/>
               </w:rPr>
@@ -4507,7 +4507,7 @@
           <w:p>
             <w:pPr>
               <w:rPr>
-                <w:rFonts w:ascii="Readex Pro Light" w:hAnsi="Readex Pro Light" w:cs="Readex Pro Light"/>
+                <w:rFonts w:ascii="Tahoma" w:hAnsi="Tahoma" w:cs="Tahoma"/>
                 <w:sz w:val="20"/>
                 <w:szCs w:val="20"/>
               </w:rPr>
@@ -4522,7 +4522,7 @@
           <w:p>
             <w:pPr>
               <w:rPr>
-                <w:rFonts w:ascii="Readex Pro Light" w:hAnsi="Readex Pro Light" w:cs="Readex Pro Light"/>
+                <w:rFonts w:ascii="Tahoma" w:hAnsi="Tahoma" w:cs="Tahoma"/>
                 <w:sz w:val="20"/>
                 <w:szCs w:val="20"/>
               </w:rPr>
@@ -4536,7 +4536,7 @@
           <w:p>
             <w:pPr>
               <w:rPr>
-                <w:rFonts w:ascii="Readex Pro Light" w:hAnsi="Readex Pro Light" w:cs="Readex Pro Light"/>
+                <w:rFonts w:ascii="Tahoma" w:hAnsi="Tahoma" w:cs="Tahoma"/>
                 <w:sz w:val="20"/>
                 <w:szCs w:val="20"/>
               </w:rPr>
@@ -4553,7 +4553,7 @@
           <w:p>
             <w:pPr>
               <w:rPr>
-                <w:rFonts w:ascii="Readex Pro Light" w:hAnsi="Readex Pro Light" w:cs="Readex Pro Light"/>
+                <w:rFonts w:ascii="Tahoma" w:hAnsi="Tahoma" w:cs="Tahoma"/>
                 <w:sz w:val="20"/>
                 <w:szCs w:val="20"/>
               </w:rPr>
@@ -4567,7 +4567,7 @@
           <w:p>
             <w:pPr>
               <w:rPr>
-                <w:rFonts w:ascii="Readex Pro Light" w:hAnsi="Readex Pro Light" w:cs="Readex Pro Light"/>
+                <w:rFonts w:ascii="Tahoma" w:hAnsi="Tahoma" w:cs="Tahoma"/>
                 <w:sz w:val="20"/>
                 <w:szCs w:val="20"/>
               </w:rPr>
@@ -4582,7 +4582,7 @@
           <w:p>
             <w:pPr>
               <w:rPr>
-                <w:rFonts w:ascii="Readex Pro Light" w:hAnsi="Readex Pro Light" w:cs="Readex Pro Light"/>
+                <w:rFonts w:ascii="Tahoma" w:hAnsi="Tahoma" w:cs="Tahoma"/>
                 <w:sz w:val="20"/>
                 <w:szCs w:val="20"/>
               </w:rPr>
@@ -4596,7 +4596,7 @@
           <w:p>
             <w:pPr>
               <w:rPr>
-                <w:rFonts w:ascii="Readex Pro Light" w:hAnsi="Readex Pro Light" w:cs="Readex Pro Light"/>
+                <w:rFonts w:ascii="Tahoma" w:hAnsi="Tahoma" w:cs="Tahoma"/>
                 <w:sz w:val="20"/>
                 <w:szCs w:val="20"/>
               </w:rPr>
@@ -4613,7 +4613,7 @@
           <w:p>
             <w:pPr>
               <w:rPr>
-                <w:rFonts w:ascii="Readex Pro Light" w:hAnsi="Readex Pro Light" w:cs="Readex Pro Light"/>
+                <w:rFonts w:ascii="Tahoma" w:hAnsi="Tahoma" w:cs="Tahoma"/>
                 <w:sz w:val="20"/>
                 <w:szCs w:val="20"/>
               </w:rPr>
@@ -4627,7 +4627,7 @@
           <w:p>
             <w:pPr>
               <w:rPr>
-                <w:rFonts w:ascii="Readex Pro Light" w:hAnsi="Readex Pro Light" w:cs="Readex Pro Light"/>
+                <w:rFonts w:ascii="Tahoma" w:hAnsi="Tahoma" w:cs="Tahoma"/>
                 <w:sz w:val="20"/>
                 <w:szCs w:val="20"/>
               </w:rPr>
@@ -4642,7 +4642,7 @@
           <w:p>
             <w:pPr>
               <w:rPr>
-                <w:rFonts w:ascii="Readex Pro Light" w:hAnsi="Readex Pro Light" w:cs="Readex Pro Light"/>
+                <w:rFonts w:ascii="Tahoma" w:hAnsi="Tahoma" w:cs="Tahoma"/>
                 <w:sz w:val="20"/>
                 <w:szCs w:val="20"/>
               </w:rPr>
@@ -4656,7 +4656,7 @@
           <w:p>
             <w:pPr>
               <w:rPr>
-                <w:rFonts w:ascii="Readex Pro Light" w:hAnsi="Readex Pro Light" w:cs="Readex Pro Light"/>
+                <w:rFonts w:ascii="Tahoma" w:hAnsi="Tahoma" w:cs="Tahoma"/>
                 <w:sz w:val="20"/>
                 <w:szCs w:val="20"/>
               </w:rPr>
@@ -4673,7 +4673,7 @@
           <w:p>
             <w:pPr>
               <w:rPr>
-                <w:rFonts w:ascii="Readex Pro Light" w:hAnsi="Readex Pro Light" w:cs="Readex Pro Light"/>
+                <w:rFonts w:ascii="Tahoma" w:hAnsi="Tahoma" w:cs="Tahoma"/>
                 <w:sz w:val="20"/>
                 <w:szCs w:val="20"/>
               </w:rPr>
@@ -4687,7 +4687,7 @@
           <w:p>
             <w:pPr>
               <w:rPr>
-                <w:rFonts w:ascii="Readex Pro Light" w:hAnsi="Readex Pro Light" w:cs="Readex Pro Light"/>
+                <w:rFonts w:ascii="Tahoma" w:hAnsi="Tahoma" w:cs="Tahoma"/>
                 <w:sz w:val="20"/>
                 <w:szCs w:val="20"/>
               </w:rPr>
@@ -4702,7 +4702,7 @@
           <w:p>
             <w:pPr>
               <w:rPr>
-                <w:rFonts w:ascii="Readex Pro Light" w:hAnsi="Readex Pro Light" w:cs="Readex Pro Light"/>
+                <w:rFonts w:ascii="Tahoma" w:hAnsi="Tahoma" w:cs="Tahoma"/>
                 <w:sz w:val="20"/>
                 <w:szCs w:val="20"/>
               </w:rPr>
@@ -4716,7 +4716,7 @@
           <w:p>
             <w:pPr>
               <w:rPr>
-                <w:rFonts w:ascii="Readex Pro Light" w:hAnsi="Readex Pro Light" w:cs="Readex Pro Light"/>
+                <w:rFonts w:ascii="Tahoma" w:hAnsi="Tahoma" w:cs="Tahoma"/>
                 <w:sz w:val="20"/>
                 <w:szCs w:val="20"/>
               </w:rPr>
@@ -4733,7 +4733,7 @@
           <w:p>
             <w:pPr>
               <w:rPr>
-                <w:rFonts w:ascii="Readex Pro Light" w:hAnsi="Readex Pro Light" w:cs="Readex Pro Light"/>
+                <w:rFonts w:ascii="Tahoma" w:hAnsi="Tahoma" w:cs="Tahoma"/>
                 <w:sz w:val="20"/>
                 <w:szCs w:val="20"/>
               </w:rPr>
@@ -4747,7 +4747,7 @@
           <w:p>
             <w:pPr>
               <w:rPr>
-                <w:rFonts w:ascii="Readex Pro Light" w:hAnsi="Readex Pro Light" w:cs="Readex Pro Light"/>
+                <w:rFonts w:ascii="Tahoma" w:hAnsi="Tahoma" w:cs="Tahoma"/>
                 <w:sz w:val="20"/>
                 <w:szCs w:val="20"/>
               </w:rPr>
@@ -4762,7 +4762,7 @@
           <w:p>
             <w:pPr>
               <w:rPr>
-                <w:rFonts w:ascii="Readex Pro Light" w:hAnsi="Readex Pro Light" w:cs="Readex Pro Light"/>
+                <w:rFonts w:ascii="Tahoma" w:hAnsi="Tahoma" w:cs="Tahoma"/>
                 <w:sz w:val="20"/>
                 <w:szCs w:val="20"/>
               </w:rPr>
@@ -4776,7 +4776,7 @@
           <w:p>
             <w:pPr>
               <w:rPr>
-                <w:rFonts w:ascii="Readex Pro Light" w:hAnsi="Readex Pro Light" w:cs="Readex Pro Light"/>
+                <w:rFonts w:ascii="Tahoma" w:hAnsi="Tahoma" w:cs="Tahoma"/>
                 <w:sz w:val="20"/>
                 <w:szCs w:val="20"/>
               </w:rPr>
@@ -4793,7 +4793,7 @@
           <w:p>
             <w:pPr>
               <w:rPr>
-                <w:rFonts w:ascii="Readex Pro Light" w:hAnsi="Readex Pro Light" w:cs="Readex Pro Light"/>
+                <w:rFonts w:ascii="Tahoma" w:hAnsi="Tahoma" w:cs="Tahoma"/>
                 <w:sz w:val="20"/>
                 <w:szCs w:val="20"/>
               </w:rPr>
@@ -4807,7 +4807,7 @@
           <w:p>
             <w:pPr>
               <w:rPr>
-                <w:rFonts w:ascii="Readex Pro Light" w:hAnsi="Readex Pro Light" w:cs="Readex Pro Light"/>
+                <w:rFonts w:ascii="Tahoma" w:hAnsi="Tahoma" w:cs="Tahoma"/>
                 <w:sz w:val="20"/>
                 <w:szCs w:val="20"/>
               </w:rPr>
@@ -4822,7 +4822,7 @@
           <w:p>
             <w:pPr>
               <w:rPr>
-                <w:rFonts w:ascii="Readex Pro Light" w:hAnsi="Readex Pro Light" w:cs="Readex Pro Light"/>
+                <w:rFonts w:ascii="Tahoma" w:hAnsi="Tahoma" w:cs="Tahoma"/>
                 <w:sz w:val="20"/>
                 <w:szCs w:val="20"/>
               </w:rPr>
@@ -4836,7 +4836,7 @@
           <w:p>
             <w:pPr>
               <w:rPr>
-                <w:rFonts w:ascii="Readex Pro Light" w:hAnsi="Readex Pro Light" w:cs="Readex Pro Light"/>
+                <w:rFonts w:ascii="Tahoma" w:hAnsi="Tahoma" w:cs="Tahoma"/>
                 <w:sz w:val="20"/>
                 <w:szCs w:val="20"/>
               </w:rPr>
@@ -4853,7 +4853,7 @@
           <w:p>
             <w:pPr>
               <w:rPr>
-                <w:rFonts w:ascii="Readex Pro Light" w:hAnsi="Readex Pro Light" w:cs="Readex Pro Light"/>
+                <w:rFonts w:ascii="Tahoma" w:hAnsi="Tahoma" w:cs="Tahoma"/>
                 <w:sz w:val="20"/>
                 <w:szCs w:val="20"/>
               </w:rPr>
@@ -4867,7 +4867,7 @@
           <w:p>
             <w:pPr>
               <w:rPr>
-                <w:rFonts w:ascii="Readex Pro Light" w:hAnsi="Readex Pro Light" w:cs="Readex Pro Light"/>
+                <w:rFonts w:ascii="Tahoma" w:hAnsi="Tahoma" w:cs="Tahoma"/>
                 <w:sz w:val="20"/>
                 <w:szCs w:val="20"/>
               </w:rPr>
@@ -4882,7 +4882,7 @@
           <w:p>
             <w:pPr>
               <w:rPr>
-                <w:rFonts w:ascii="Readex Pro Light" w:hAnsi="Readex Pro Light" w:cs="Readex Pro Light"/>
+                <w:rFonts w:ascii="Tahoma" w:hAnsi="Tahoma" w:cs="Tahoma"/>
                 <w:sz w:val="20"/>
                 <w:szCs w:val="20"/>
               </w:rPr>
@@ -4896,7 +4896,7 @@
           <w:p>
             <w:pPr>
               <w:rPr>
-                <w:rFonts w:ascii="Readex Pro Light" w:hAnsi="Readex Pro Light" w:cs="Readex Pro Light"/>
+                <w:rFonts w:ascii="Tahoma" w:hAnsi="Tahoma" w:cs="Tahoma"/>
                 <w:sz w:val="20"/>
                 <w:szCs w:val="20"/>
               </w:rPr>
@@ -4915,7 +4915,7 @@
             <w:pPr>
               <w:jc w:val="center"/>
               <w:rPr>
-                <w:rFonts w:ascii="Readex Pro Light" w:eastAsia="Times New Roman" w:hAnsi="Readex Pro Light" w:cs="Readex Pro Light"/>
+                <w:rFonts w:ascii="Tahoma" w:eastAsia="Tahoma" w:hAnsi="Tahoma" w:cs="Tahoma"/>
                 <w:b/>
                 <w:color w:val="FFFFFF" w:themeColor="background1"/>
                 <w:sz w:val="28"/>
@@ -4924,7 +4924,7 @@
             </w:pPr>
             <w:r>
               <w:rPr>
-                <w:rFonts w:ascii="Readex Pro Light" w:eastAsia="Times New Roman" w:hAnsi="Readex Pro Light" w:cs="Readex Pro Light"/>
+                <w:rFonts w:ascii="Tahoma" w:eastAsia="Tahoma" w:hAnsi="Tahoma" w:cs="Tahoma"/>
                 <w:b/>
                 <w:color w:val="FFFFFF" w:themeColor="background1"/>
                 <w:sz w:val="28"/>
@@ -4945,16 +4945,16 @@
             <w:pPr>
               <w:jc w:val="center"/>
               <w:rPr>
-                <w:rFonts w:ascii="Readex Pro Light" w:eastAsia="Times New Roman" w:hAnsi="Readex Pro Light" w:cs="Readex Pro Light"/>
-                <w:b/>
-                <w:color w:val="FFFFFF" w:themeColor="background1"/>
-                <w:sz w:val="20"/>
-                <w:szCs w:val="20"/>
-              </w:rPr>
-            </w:pPr>
-            <w:r>
-              <w:rPr>
-                <w:rFonts w:ascii="Readex Pro Light" w:eastAsia="Times New Roman" w:hAnsi="Readex Pro Light" w:cs="Readex Pro Light"/>
+                <w:rFonts w:ascii="Tahoma" w:eastAsia="Tahoma" w:hAnsi="Tahoma" w:cs="Tahoma"/>
+                <w:b/>
+                <w:color w:val="FFFFFF" w:themeColor="background1"/>
+                <w:sz w:val="20"/>
+                <w:szCs w:val="20"/>
+              </w:rPr>
+            </w:pPr>
+            <w:r>
+              <w:rPr>
+                <w:rFonts w:ascii="Tahoma" w:eastAsia="Tahoma" w:hAnsi="Tahoma" w:cs="Tahoma"/>
                 <w:b/>
                 <w:color w:val="FFFFFF" w:themeColor="background1"/>
                 <w:sz w:val="20"/>
@@ -4973,16 +4973,16 @@
             <w:pPr>
               <w:jc w:val="center"/>
               <w:rPr>
-                <w:rFonts w:ascii="Readex Pro Light" w:eastAsia="Times New Roman" w:hAnsi="Readex Pro Light" w:cs="Readex Pro Light"/>
-                <w:b/>
-                <w:color w:val="FFFFFF" w:themeColor="background1"/>
-                <w:sz w:val="20"/>
-                <w:szCs w:val="20"/>
-              </w:rPr>
-            </w:pPr>
-            <w:r>
-              <w:rPr>
-                <w:rFonts w:ascii="Readex Pro Light" w:eastAsia="Times New Roman" w:hAnsi="Readex Pro Light" w:cs="Readex Pro Light"/>
+                <w:rFonts w:ascii="Tahoma" w:eastAsia="Tahoma" w:hAnsi="Tahoma" w:cs="Tahoma"/>
+                <w:b/>
+                <w:color w:val="FFFFFF" w:themeColor="background1"/>
+                <w:sz w:val="20"/>
+                <w:szCs w:val="20"/>
+              </w:rPr>
+            </w:pPr>
+            <w:r>
+              <w:rPr>
+                <w:rFonts w:ascii="Tahoma" w:eastAsia="Tahoma" w:hAnsi="Tahoma" w:cs="Tahoma"/>
                 <w:b/>
                 <w:color w:val="FFFFFF" w:themeColor="background1"/>
                 <w:sz w:val="20"/>
@@ -5001,16 +5001,16 @@
             <w:pPr>
               <w:jc w:val="center"/>
               <w:rPr>
-                <w:rFonts w:ascii="Readex Pro Light" w:eastAsia="Times New Roman" w:hAnsi="Readex Pro Light" w:cs="Readex Pro Light"/>
-                <w:b/>
-                <w:color w:val="FFFFFF" w:themeColor="background1"/>
-                <w:sz w:val="20"/>
-                <w:szCs w:val="20"/>
-              </w:rPr>
-            </w:pPr>
-            <w:r>
-              <w:rPr>
-                <w:rFonts w:ascii="Readex Pro Light" w:eastAsia="Times New Roman" w:hAnsi="Readex Pro Light" w:cs="Readex Pro Light"/>
+                <w:rFonts w:ascii="Tahoma" w:eastAsia="Tahoma" w:hAnsi="Tahoma" w:cs="Tahoma"/>
+                <w:b/>
+                <w:color w:val="FFFFFF" w:themeColor="background1"/>
+                <w:sz w:val="20"/>
+                <w:szCs w:val="20"/>
+              </w:rPr>
+            </w:pPr>
+            <w:r>
+              <w:rPr>
+                <w:rFonts w:ascii="Tahoma" w:eastAsia="Tahoma" w:hAnsi="Tahoma" w:cs="Tahoma"/>
                 <w:b/>
                 <w:color w:val="FFFFFF" w:themeColor="background1"/>
                 <w:sz w:val="20"/>
@@ -5029,16 +5029,16 @@
             <w:pPr>
               <w:jc w:val="center"/>
               <w:rPr>
-                <w:rFonts w:ascii="Readex Pro Light" w:eastAsia="Times New Roman" w:hAnsi="Readex Pro Light" w:cs="Readex Pro Light"/>
-                <w:b/>
-                <w:color w:val="FFFFFF" w:themeColor="background1"/>
-                <w:sz w:val="20"/>
-                <w:szCs w:val="20"/>
-              </w:rPr>
-            </w:pPr>
-            <w:r>
-              <w:rPr>
-                <w:rFonts w:ascii="Readex Pro Light" w:eastAsia="Times New Roman" w:hAnsi="Readex Pro Light" w:cs="Readex Pro Light"/>
+                <w:rFonts w:ascii="Tahoma" w:eastAsia="Tahoma" w:hAnsi="Tahoma" w:cs="Tahoma"/>
+                <w:b/>
+                <w:color w:val="FFFFFF" w:themeColor="background1"/>
+                <w:sz w:val="20"/>
+                <w:szCs w:val="20"/>
+              </w:rPr>
+            </w:pPr>
+            <w:r>
+              <w:rPr>
+                <w:rFonts w:ascii="Tahoma" w:eastAsia="Tahoma" w:hAnsi="Tahoma" w:cs="Tahoma"/>
                 <w:b/>
                 <w:color w:val="FFFFFF" w:themeColor="background1"/>
                 <w:sz w:val="20"/>
@@ -5058,7 +5058,7 @@
           <w:p>
             <w:pPr>
               <w:rPr>
-                <w:rFonts w:ascii="Readex Pro Light" w:hAnsi="Readex Pro Light" w:cs="Readex Pro Light"/>
+                <w:rFonts w:ascii="Tahoma" w:hAnsi="Tahoma" w:cs="Tahoma"/>
                 <w:sz w:val="20"/>
                 <w:szCs w:val="20"/>
               </w:rPr>
@@ -5072,7 +5072,7 @@
           <w:p>
             <w:pPr>
               <w:rPr>
-                <w:rFonts w:ascii="Readex Pro Light" w:hAnsi="Readex Pro Light" w:cs="Readex Pro Light"/>
+                <w:rFonts w:ascii="Tahoma" w:hAnsi="Tahoma" w:cs="Tahoma"/>
                 <w:sz w:val="20"/>
                 <w:szCs w:val="20"/>
               </w:rPr>
@@ -5087,7 +5087,7 @@
           <w:p>
             <w:pPr>
               <w:rPr>
-                <w:rFonts w:ascii="Readex Pro Light" w:hAnsi="Readex Pro Light" w:cs="Readex Pro Light"/>
+                <w:rFonts w:ascii="Tahoma" w:hAnsi="Tahoma" w:cs="Tahoma"/>
                 <w:sz w:val="20"/>
                 <w:szCs w:val="20"/>
               </w:rPr>
@@ -5101,7 +5101,7 @@
           <w:p>
             <w:pPr>
               <w:rPr>
-                <w:rFonts w:ascii="Readex Pro Light" w:hAnsi="Readex Pro Light" w:cs="Readex Pro Light"/>
+                <w:rFonts w:ascii="Tahoma" w:hAnsi="Tahoma" w:cs="Tahoma"/>
                 <w:sz w:val="20"/>
                 <w:szCs w:val="20"/>
               </w:rPr>
@@ -5118,7 +5118,7 @@
           <w:p>
             <w:pPr>
               <w:rPr>
-                <w:rFonts w:ascii="Readex Pro Light" w:hAnsi="Readex Pro Light" w:cs="Readex Pro Light"/>
+                <w:rFonts w:ascii="Tahoma" w:hAnsi="Tahoma" w:cs="Tahoma"/>
                 <w:sz w:val="20"/>
                 <w:szCs w:val="20"/>
               </w:rPr>
@@ -5132,7 +5132,7 @@
           <w:p>
             <w:pPr>
               <w:rPr>
-                <w:rFonts w:ascii="Readex Pro Light" w:hAnsi="Readex Pro Light" w:cs="Readex Pro Light"/>
+                <w:rFonts w:ascii="Tahoma" w:hAnsi="Tahoma" w:cs="Tahoma"/>
                 <w:sz w:val="20"/>
                 <w:szCs w:val="20"/>
               </w:rPr>
@@ -5147,7 +5147,7 @@
           <w:p>
             <w:pPr>
               <w:rPr>
-                <w:rFonts w:ascii="Readex Pro Light" w:hAnsi="Readex Pro Light" w:cs="Readex Pro Light"/>
+                <w:rFonts w:ascii="Tahoma" w:hAnsi="Tahoma" w:cs="Tahoma"/>
                 <w:sz w:val="20"/>
                 <w:szCs w:val="20"/>
               </w:rPr>
@@ -5161,7 +5161,7 @@
           <w:p>
             <w:pPr>
               <w:rPr>
-                <w:rFonts w:ascii="Readex Pro Light" w:hAnsi="Readex Pro Light" w:cs="Readex Pro Light"/>
+                <w:rFonts w:ascii="Tahoma" w:hAnsi="Tahoma" w:cs="Tahoma"/>
                 <w:sz w:val="20"/>
                 <w:szCs w:val="20"/>
               </w:rPr>
@@ -5178,7 +5178,7 @@
           <w:p>
             <w:pPr>
               <w:rPr>
-                <w:rFonts w:ascii="Readex Pro Light" w:hAnsi="Readex Pro Light" w:cs="Readex Pro Light"/>
+                <w:rFonts w:ascii="Tahoma" w:hAnsi="Tahoma" w:cs="Tahoma"/>
                 <w:sz w:val="20"/>
                 <w:szCs w:val="20"/>
               </w:rPr>
@@ -5192,7 +5192,7 @@
           <w:p>
             <w:pPr>
               <w:rPr>
-                <w:rFonts w:ascii="Readex Pro Light" w:hAnsi="Readex Pro Light" w:cs="Readex Pro Light"/>
+                <w:rFonts w:ascii="Tahoma" w:hAnsi="Tahoma" w:cs="Tahoma"/>
                 <w:sz w:val="20"/>
                 <w:szCs w:val="20"/>
               </w:rPr>
@@ -5207,7 +5207,7 @@
           <w:p>
             <w:pPr>
               <w:rPr>
-                <w:rFonts w:ascii="Readex Pro Light" w:hAnsi="Readex Pro Light" w:cs="Readex Pro Light"/>
+                <w:rFonts w:ascii="Tahoma" w:hAnsi="Tahoma" w:cs="Tahoma"/>
                 <w:sz w:val="20"/>
                 <w:szCs w:val="20"/>
               </w:rPr>
@@ -5221,7 +5221,7 @@
           <w:p>
             <w:pPr>
               <w:rPr>
-                <w:rFonts w:ascii="Readex Pro Light" w:hAnsi="Readex Pro Light" w:cs="Readex Pro Light"/>
+                <w:rFonts w:ascii="Tahoma" w:hAnsi="Tahoma" w:cs="Tahoma"/>
                 <w:sz w:val="20"/>
                 <w:szCs w:val="20"/>
               </w:rPr>
@@ -5238,7 +5238,7 @@
           <w:p>
             <w:pPr>
               <w:rPr>
-                <w:rFonts w:ascii="Readex Pro Light" w:hAnsi="Readex Pro Light" w:cs="Readex Pro Light"/>
+                <w:rFonts w:ascii="Tahoma" w:hAnsi="Tahoma" w:cs="Tahoma"/>
                 <w:sz w:val="20"/>
                 <w:szCs w:val="20"/>
               </w:rPr>
@@ -5252,7 +5252,7 @@
           <w:p>
             <w:pPr>
               <w:rPr>
-                <w:rFonts w:ascii="Readex Pro Light" w:hAnsi="Readex Pro Light" w:cs="Readex Pro Light"/>
+                <w:rFonts w:ascii="Tahoma" w:hAnsi="Tahoma" w:cs="Tahoma"/>
                 <w:sz w:val="20"/>
                 <w:szCs w:val="20"/>
               </w:rPr>
@@ -5267,7 +5267,7 @@
           <w:p>
             <w:pPr>
               <w:rPr>
-                <w:rFonts w:ascii="Readex Pro Light" w:hAnsi="Readex Pro Light" w:cs="Readex Pro Light"/>
+                <w:rFonts w:ascii="Tahoma" w:hAnsi="Tahoma" w:cs="Tahoma"/>
                 <w:sz w:val="20"/>
                 <w:szCs w:val="20"/>
               </w:rPr>
@@ -5281,7 +5281,7 @@
           <w:p>
             <w:pPr>
               <w:rPr>
-                <w:rFonts w:ascii="Readex Pro Light" w:hAnsi="Readex Pro Light" w:cs="Readex Pro Light"/>
+                <w:rFonts w:ascii="Tahoma" w:hAnsi="Tahoma" w:cs="Tahoma"/>
                 <w:sz w:val="20"/>
                 <w:szCs w:val="20"/>
               </w:rPr>
@@ -5298,7 +5298,7 @@
           <w:p>
             <w:pPr>
               <w:rPr>
-                <w:rFonts w:ascii="Readex Pro Light" w:hAnsi="Readex Pro Light" w:cs="Readex Pro Light"/>
+                <w:rFonts w:ascii="Tahoma" w:hAnsi="Tahoma" w:cs="Tahoma"/>
                 <w:sz w:val="20"/>
                 <w:szCs w:val="20"/>
               </w:rPr>
@@ -5312,7 +5312,7 @@
           <w:p>
             <w:pPr>
               <w:rPr>
-                <w:rFonts w:ascii="Readex Pro Light" w:hAnsi="Readex Pro Light" w:cs="Readex Pro Light"/>
+                <w:rFonts w:ascii="Tahoma" w:hAnsi="Tahoma" w:cs="Tahoma"/>
                 <w:sz w:val="20"/>
                 <w:szCs w:val="20"/>
               </w:rPr>
@@ -5327,7 +5327,7 @@
           <w:p>
             <w:pPr>
               <w:rPr>
-                <w:rFonts w:ascii="Readex Pro Light" w:hAnsi="Readex Pro Light" w:cs="Readex Pro Light"/>
+                <w:rFonts w:ascii="Tahoma" w:hAnsi="Tahoma" w:cs="Tahoma"/>
                 <w:sz w:val="20"/>
                 <w:szCs w:val="20"/>
               </w:rPr>
@@ -5341,7 +5341,7 @@
           <w:p>
             <w:pPr>
               <w:rPr>
-                <w:rFonts w:ascii="Readex Pro Light" w:hAnsi="Readex Pro Light" w:cs="Readex Pro Light"/>
+                <w:rFonts w:ascii="Tahoma" w:hAnsi="Tahoma" w:cs="Tahoma"/>
                 <w:sz w:val="20"/>
                 <w:szCs w:val="20"/>
               </w:rPr>
@@ -5358,7 +5358,7 @@
           <w:p>
             <w:pPr>
               <w:rPr>
-                <w:rFonts w:ascii="Readex Pro Light" w:hAnsi="Readex Pro Light" w:cs="Readex Pro Light"/>
+                <w:rFonts w:ascii="Tahoma" w:hAnsi="Tahoma" w:cs="Tahoma"/>
                 <w:sz w:val="20"/>
                 <w:szCs w:val="20"/>
               </w:rPr>
@@ -5372,7 +5372,7 @@
           <w:p>
             <w:pPr>
               <w:rPr>
-                <w:rFonts w:ascii="Readex Pro Light" w:hAnsi="Readex Pro Light" w:cs="Readex Pro Light"/>
+                <w:rFonts w:ascii="Tahoma" w:hAnsi="Tahoma" w:cs="Tahoma"/>
                 <w:sz w:val="20"/>
                 <w:szCs w:val="20"/>
               </w:rPr>
@@ -5387,7 +5387,7 @@
           <w:p>
             <w:pPr>
               <w:rPr>
-                <w:rFonts w:ascii="Readex Pro Light" w:hAnsi="Readex Pro Light" w:cs="Readex Pro Light"/>
+                <w:rFonts w:ascii="Tahoma" w:hAnsi="Tahoma" w:cs="Tahoma"/>
                 <w:sz w:val="20"/>
                 <w:szCs w:val="20"/>
               </w:rPr>
@@ -5401,7 +5401,7 @@
           <w:p>
             <w:pPr>
               <w:rPr>
-                <w:rFonts w:ascii="Readex Pro Light" w:hAnsi="Readex Pro Light" w:cs="Readex Pro Light"/>
+                <w:rFonts w:ascii="Tahoma" w:hAnsi="Tahoma" w:cs="Tahoma"/>
                 <w:sz w:val="20"/>
                 <w:szCs w:val="20"/>
               </w:rPr>
@@ -5418,7 +5418,7 @@
           <w:p>
             <w:pPr>
               <w:rPr>
-                <w:rFonts w:ascii="Readex Pro Light" w:hAnsi="Readex Pro Light" w:cs="Readex Pro Light"/>
+                <w:rFonts w:ascii="Tahoma" w:hAnsi="Tahoma" w:cs="Tahoma"/>
                 <w:sz w:val="20"/>
                 <w:szCs w:val="20"/>
               </w:rPr>
@@ -5432,7 +5432,7 @@
           <w:p>
             <w:pPr>
               <w:rPr>
-                <w:rFonts w:ascii="Readex Pro Light" w:hAnsi="Readex Pro Light" w:cs="Readex Pro Light"/>
+                <w:rFonts w:ascii="Tahoma" w:hAnsi="Tahoma" w:cs="Tahoma"/>
                 <w:sz w:val="20"/>
                 <w:szCs w:val="20"/>
               </w:rPr>
@@ -5447,7 +5447,7 @@
           <w:p>
             <w:pPr>
               <w:rPr>
-                <w:rFonts w:ascii="Readex Pro Light" w:hAnsi="Readex Pro Light" w:cs="Readex Pro Light"/>
+                <w:rFonts w:ascii="Tahoma" w:hAnsi="Tahoma" w:cs="Tahoma"/>
                 <w:sz w:val="20"/>
                 <w:szCs w:val="20"/>
               </w:rPr>
@@ -5461,7 +5461,7 @@
           <w:p>
             <w:pPr>
               <w:rPr>
-                <w:rFonts w:ascii="Readex Pro Light" w:hAnsi="Readex Pro Light" w:cs="Readex Pro Light"/>
+                <w:rFonts w:ascii="Tahoma" w:hAnsi="Tahoma" w:cs="Tahoma"/>
                 <w:sz w:val="20"/>
                 <w:szCs w:val="20"/>
               </w:rPr>
@@ -5473,7 +5473,7 @@
     <w:p>
       <w:pPr>
         <w:rPr>
-          <w:rFonts w:ascii="Readex Pro Light" w:hAnsi="Readex Pro Light" w:cs="Readex Pro Light"/>
+          <w:rFonts w:ascii="Tahoma" w:hAnsi="Tahoma" w:cs="Tahoma"/>
         </w:rPr>
       </w:pPr>
     </w:p>
@@ -5545,7 +5545,7 @@
       <w:pStyle w:val="Header"/>
       <w:jc w:val="center"/>
       <w:rPr>
-        <w:rFonts w:ascii="Readex Pro Medium" w:hAnsi="Readex Pro Medium" w:cs="Readex Pro Medium"/>
+        <w:rFonts w:ascii="Tahoma" w:hAnsi="Tahoma" w:cs="Tahoma"/>
         <w:sz w:val="40"/>
         <w:szCs w:val="40"/>
       </w:rPr>
@@ -5624,7 +5624,7 @@
     </w:r>
     <w:r>
       <w:rPr>
-        <w:rFonts w:ascii="Readex Pro Medium" w:hAnsi="Readex Pro Medium" w:cs="Readex Pro Medium"/>
+        <w:rFonts w:ascii="Tahoma" w:hAnsi="Tahoma" w:cs="Tahoma"/>
         <w:noProof/>
         <w:sz w:val="40"/>
         <w:szCs w:val="40"/>
@@ -5633,7 +5633,7 @@
     </w:r>
     <w:r>
       <w:rPr>
-        <w:rFonts w:ascii="Readex Pro Medium" w:hAnsi="Readex Pro Medium" w:cs="Readex Pro Medium"/>
+        <w:rFonts w:ascii="Tahoma" w:hAnsi="Tahoma" w:cs="Tahoma"/>
         <w:noProof/>
         <w:sz w:val="40"/>
         <w:szCs w:val="40"/>
@@ -5642,7 +5642,7 @@
     </w:r>
     <w:r>
       <w:rPr>
-        <w:rFonts w:ascii="Readex Pro Medium" w:hAnsi="Readex Pro Medium" w:cs="Readex Pro Medium"/>
+        <w:rFonts w:ascii="Tahoma" w:hAnsi="Tahoma" w:cs="Tahoma"/>
         <w:noProof/>
         <w:sz w:val="40"/>
         <w:szCs w:val="40"/>
@@ -5667,7 +5667,7 @@
         <w:kern w:val="2"/>
         <w:sz w:val="24"/>
         <w:szCs w:val="24"/>
-        <w:lang w:val="en-US" w:eastAsia="en-US" w:bidi="ar-SA"/>
+        <w:lang w:val="en-US" w:eastAsia="Tahoma" w:bidi="ar-SA"/>
         <w14:ligatures w14:val="standardContextual"/>
       </w:rPr>
     </w:rPrDefault>
@@ -6779,7 +6779,7 @@
     </a:clrScheme>
     <a:fontScheme name="Office">
       <a:majorFont>
-        <a:latin typeface="Aptos Display" panose="02110004020202020204"/>
+        <a:latin typeface="Tahoma" panose="02110004020202020204"/>
         <a:ea typeface=""/>
         <a:cs typeface=""/>
         <a:font script="Jpan" typeface="游ゴシック Light"/>
@@ -6831,7 +6831,7 @@
         <a:font script="Tfng" typeface="Ebrima"/>
       </a:majorFont>
       <a:minorFont>
-        <a:latin typeface="Aptos" panose="02110004020202020204"/>
+        <a:latin typeface="Tahoma" panose="02110004020202020204"/>
         <a:ea typeface=""/>
         <a:cs typeface=""/>
         <a:font script="Jpan" typeface="游明朝"/>
